--- a/guj/docx/036.content.docx
+++ b/guj/docx/036.content.docx
@@ -407,90 +407,66 @@
           <w:lang w:val="gu_IN" w:bidi="gu_IN"/>
         </w:rPr>
       </w:r>
-      <w:hyperlink r:id="rId13">
-        <w:r>
-          <w:rPr>
-            <w:lang w:val="gu_IN" w:bidi="gu_IN"/>
-          </w:rPr>
-          <w:rPr>
-            <w:color w:val="0000EE"/>
-            <w:u w:val="single"/>
-          </w:rPr>
-          <w:t>પ્રેરિતોના કૃત્યો 7:14–16</w:t>
-        </w:r>
-      </w:hyperlink>
-    </w:p>
-    <w:p>
-      <w:pPr>
-        <w:pStyle w:val="ListBullet"/>
-        <w:spacing w:line="240" w:lineRule="auto"/>
-        <w:ind w:left="720"/>
-      </w:pPr>
-      <w:r>
-        <w:rPr>
-          <w:lang w:val="gu_IN" w:bidi="gu_IN"/>
-        </w:rPr>
-      </w:r>
-      <w:hyperlink r:id="rId14">
-        <w:r>
-          <w:rPr>
-            <w:lang w:val="gu_IN" w:bidi="gu_IN"/>
-          </w:rPr>
-          <w:rPr>
-            <w:color w:val="0000EE"/>
-            <w:u w:val="single"/>
-          </w:rPr>
-          <w:t>ઉત્પત્તિ 12:6–7</w:t>
-        </w:r>
-      </w:hyperlink>
-    </w:p>
-    <w:p>
-      <w:pPr>
-        <w:pStyle w:val="ListBullet"/>
-        <w:spacing w:line="240" w:lineRule="auto"/>
-        <w:ind w:left="720"/>
-      </w:pPr>
-      <w:r>
-        <w:rPr>
-          <w:lang w:val="gu_IN" w:bidi="gu_IN"/>
-        </w:rPr>
-      </w:r>
-      <w:hyperlink r:id="rId15">
-        <w:r>
-          <w:rPr>
-            <w:lang w:val="gu_IN" w:bidi="gu_IN"/>
-          </w:rPr>
-          <w:rPr>
-            <w:color w:val="0000EE"/>
-            <w:u w:val="single"/>
-          </w:rPr>
-          <w:t>ઉત્પત્તિ 33:18–20</w:t>
-        </w:r>
-      </w:hyperlink>
-    </w:p>
-    <w:p>
-      <w:pPr>
-        <w:pStyle w:val="ListBullet"/>
-        <w:spacing w:line="240" w:lineRule="auto"/>
-        <w:ind w:left="720"/>
-      </w:pPr>
-      <w:r>
-        <w:rPr>
-          <w:lang w:val="gu_IN" w:bidi="gu_IN"/>
-        </w:rPr>
-      </w:r>
-      <w:hyperlink r:id="rId16">
-        <w:r>
-          <w:rPr>
-            <w:lang w:val="gu_IN" w:bidi="gu_IN"/>
-          </w:rPr>
-          <w:rPr>
-            <w:color w:val="0000EE"/>
-            <w:u w:val="single"/>
-          </w:rPr>
-          <w:t>ઉત્પત્તિ 37:12–14</w:t>
-        </w:r>
-      </w:hyperlink>
+      <w:r>
+        <w:rPr>
+          <w:lang w:val="gu_IN" w:bidi="gu_IN"/>
+        </w:rPr>
+        <w:t>પ્રેરિતોના કૃત્યો 7:14–16</w:t>
+      </w:r>
+    </w:p>
+    <w:p>
+      <w:pPr>
+        <w:pStyle w:val="ListBullet"/>
+        <w:spacing w:line="240" w:lineRule="auto"/>
+        <w:ind w:left="720"/>
+      </w:pPr>
+      <w:r>
+        <w:rPr>
+          <w:lang w:val="gu_IN" w:bidi="gu_IN"/>
+        </w:rPr>
+      </w:r>
+      <w:r>
+        <w:rPr>
+          <w:lang w:val="gu_IN" w:bidi="gu_IN"/>
+        </w:rPr>
+        <w:t>ઉત્પત્તિ 12:6–7</w:t>
+      </w:r>
+    </w:p>
+    <w:p>
+      <w:pPr>
+        <w:pStyle w:val="ListBullet"/>
+        <w:spacing w:line="240" w:lineRule="auto"/>
+        <w:ind w:left="720"/>
+      </w:pPr>
+      <w:r>
+        <w:rPr>
+          <w:lang w:val="gu_IN" w:bidi="gu_IN"/>
+        </w:rPr>
+      </w:r>
+      <w:r>
+        <w:rPr>
+          <w:lang w:val="gu_IN" w:bidi="gu_IN"/>
+        </w:rPr>
+        <w:t>ઉત્પત્તિ 33:18–20</w:t>
+      </w:r>
+    </w:p>
+    <w:p>
+      <w:pPr>
+        <w:pStyle w:val="ListBullet"/>
+        <w:spacing w:line="240" w:lineRule="auto"/>
+        <w:ind w:left="720"/>
+      </w:pPr>
+      <w:r>
+        <w:rPr>
+          <w:lang w:val="gu_IN" w:bidi="gu_IN"/>
+        </w:rPr>
+      </w:r>
+      <w:r>
+        <w:rPr>
+          <w:lang w:val="gu_IN" w:bidi="gu_IN"/>
+        </w:rPr>
+        <w:t>ઉત્પત્તિ 37:12–14</w:t>
+      </w:r>
     </w:p>
     <w:p>
       <w:pPr>
@@ -925,210 +901,156 @@
           <w:lang w:val="gu_IN" w:bidi="gu_IN"/>
         </w:rPr>
       </w:r>
-      <w:hyperlink r:id="rId17">
-        <w:r>
-          <w:rPr>
-            <w:lang w:val="gu_IN" w:bidi="gu_IN"/>
-          </w:rPr>
-          <w:rPr>
-            <w:color w:val="0000EE"/>
-            <w:u w:val="single"/>
-          </w:rPr>
-          <w:t>ઉત્પત્તિ 21:22–24</w:t>
-        </w:r>
-      </w:hyperlink>
-    </w:p>
-    <w:p>
-      <w:pPr>
-        <w:pStyle w:val="ListBullet"/>
-        <w:spacing w:line="240" w:lineRule="auto"/>
-        <w:ind w:left="720"/>
-      </w:pPr>
-      <w:r>
-        <w:rPr>
-          <w:lang w:val="gu_IN" w:bidi="gu_IN"/>
-        </w:rPr>
-      </w:r>
-      <w:hyperlink r:id="rId18">
-        <w:r>
-          <w:rPr>
-            <w:lang w:val="gu_IN" w:bidi="gu_IN"/>
-          </w:rPr>
-          <w:rPr>
-            <w:color w:val="0000EE"/>
-            <w:u w:val="single"/>
-          </w:rPr>
-          <w:t>ઉત્પત્તિ 24:1–4</w:t>
-        </w:r>
-      </w:hyperlink>
-    </w:p>
-    <w:p>
-      <w:pPr>
-        <w:pStyle w:val="ListBullet"/>
-        <w:spacing w:line="240" w:lineRule="auto"/>
-        <w:ind w:left="720"/>
-      </w:pPr>
-      <w:r>
-        <w:rPr>
-          <w:lang w:val="gu_IN" w:bidi="gu_IN"/>
-        </w:rPr>
-      </w:r>
-      <w:hyperlink r:id="rId19">
-        <w:r>
-          <w:rPr>
-            <w:lang w:val="gu_IN" w:bidi="gu_IN"/>
-          </w:rPr>
-          <w:rPr>
-            <w:color w:val="0000EE"/>
-            <w:u w:val="single"/>
-          </w:rPr>
-          <w:t>ઉત્પત્તિ 31:51–53</w:t>
-        </w:r>
-      </w:hyperlink>
-    </w:p>
-    <w:p>
-      <w:pPr>
-        <w:pStyle w:val="ListBullet"/>
-        <w:spacing w:line="240" w:lineRule="auto"/>
-        <w:ind w:left="720"/>
-      </w:pPr>
-      <w:r>
-        <w:rPr>
-          <w:lang w:val="gu_IN" w:bidi="gu_IN"/>
-        </w:rPr>
-      </w:r>
-      <w:hyperlink r:id="rId20">
-        <w:r>
-          <w:rPr>
-            <w:lang w:val="gu_IN" w:bidi="gu_IN"/>
-          </w:rPr>
-          <w:rPr>
-            <w:color w:val="0000EE"/>
-            <w:u w:val="single"/>
-          </w:rPr>
-          <w:t>ઉત્પત્તિ 47:29–31</w:t>
-        </w:r>
-      </w:hyperlink>
-    </w:p>
-    <w:p>
-      <w:pPr>
-        <w:pStyle w:val="ListBullet"/>
-        <w:spacing w:line="240" w:lineRule="auto"/>
-        <w:ind w:left="720"/>
-      </w:pPr>
-      <w:r>
-        <w:rPr>
-          <w:lang w:val="gu_IN" w:bidi="gu_IN"/>
-        </w:rPr>
-      </w:r>
-      <w:hyperlink r:id="rId21">
-        <w:r>
-          <w:rPr>
-            <w:lang w:val="gu_IN" w:bidi="gu_IN"/>
-          </w:rPr>
-          <w:rPr>
-            <w:color w:val="0000EE"/>
-            <w:u w:val="single"/>
-          </w:rPr>
-          <w:t>લૂક 1:72–75</w:t>
-        </w:r>
-      </w:hyperlink>
-    </w:p>
-    <w:p>
-      <w:pPr>
-        <w:pStyle w:val="ListBullet"/>
-        <w:spacing w:line="240" w:lineRule="auto"/>
-        <w:ind w:left="720"/>
-      </w:pPr>
-      <w:r>
-        <w:rPr>
-          <w:lang w:val="gu_IN" w:bidi="gu_IN"/>
-        </w:rPr>
-      </w:r>
-      <w:hyperlink r:id="rId22">
-        <w:r>
-          <w:rPr>
-            <w:lang w:val="gu_IN" w:bidi="gu_IN"/>
-          </w:rPr>
-          <w:rPr>
-            <w:color w:val="0000EE"/>
-            <w:u w:val="single"/>
-          </w:rPr>
-          <w:t>માર્ક 6:26–29</w:t>
-        </w:r>
-      </w:hyperlink>
-    </w:p>
-    <w:p>
-      <w:pPr>
-        <w:pStyle w:val="ListBullet"/>
-        <w:spacing w:line="240" w:lineRule="auto"/>
-        <w:ind w:left="720"/>
-      </w:pPr>
-      <w:r>
-        <w:rPr>
-          <w:lang w:val="gu_IN" w:bidi="gu_IN"/>
-        </w:rPr>
-      </w:r>
-      <w:hyperlink r:id="rId23">
-        <w:r>
-          <w:rPr>
-            <w:lang w:val="gu_IN" w:bidi="gu_IN"/>
-          </w:rPr>
-          <w:rPr>
-            <w:color w:val="0000EE"/>
-            <w:u w:val="single"/>
-          </w:rPr>
-          <w:t>માથ્થી 5:36–37</w:t>
-        </w:r>
-      </w:hyperlink>
-    </w:p>
-    <w:p>
-      <w:pPr>
-        <w:pStyle w:val="ListBullet"/>
-        <w:spacing w:line="240" w:lineRule="auto"/>
-        <w:ind w:left="720"/>
-      </w:pPr>
-      <w:r>
-        <w:rPr>
-          <w:lang w:val="gu_IN" w:bidi="gu_IN"/>
-        </w:rPr>
-      </w:r>
-      <w:hyperlink r:id="rId24">
-        <w:r>
-          <w:rPr>
-            <w:lang w:val="gu_IN" w:bidi="gu_IN"/>
-          </w:rPr>
-          <w:rPr>
-            <w:color w:val="0000EE"/>
-            <w:u w:val="single"/>
-          </w:rPr>
-          <w:t>માથ્થી 14:6–7</w:t>
-        </w:r>
-      </w:hyperlink>
-    </w:p>
-    <w:p>
-      <w:pPr>
-        <w:pStyle w:val="ListBullet"/>
-        <w:spacing w:line="240" w:lineRule="auto"/>
-        <w:ind w:left="720"/>
-      </w:pPr>
-      <w:r>
-        <w:rPr>
-          <w:lang w:val="gu_IN" w:bidi="gu_IN"/>
-        </w:rPr>
-      </w:r>
-      <w:hyperlink r:id="rId25">
-        <w:r>
-          <w:rPr>
-            <w:lang w:val="gu_IN" w:bidi="gu_IN"/>
-          </w:rPr>
-          <w:rPr>
-            <w:color w:val="0000EE"/>
-            <w:u w:val="single"/>
-          </w:rPr>
-          <w:t>માથ્થી 26:71–72</w:t>
-        </w:r>
-      </w:hyperlink>
+      <w:r>
+        <w:rPr>
+          <w:lang w:val="gu_IN" w:bidi="gu_IN"/>
+        </w:rPr>
+        <w:t>ઉત્પત્તિ 21:22–24</w:t>
+      </w:r>
+    </w:p>
+    <w:p>
+      <w:pPr>
+        <w:pStyle w:val="ListBullet"/>
+        <w:spacing w:line="240" w:lineRule="auto"/>
+        <w:ind w:left="720"/>
+      </w:pPr>
+      <w:r>
+        <w:rPr>
+          <w:lang w:val="gu_IN" w:bidi="gu_IN"/>
+        </w:rPr>
+      </w:r>
+      <w:r>
+        <w:rPr>
+          <w:lang w:val="gu_IN" w:bidi="gu_IN"/>
+        </w:rPr>
+        <w:t>ઉત્પત્તિ 24:1–4</w:t>
+      </w:r>
+    </w:p>
+    <w:p>
+      <w:pPr>
+        <w:pStyle w:val="ListBullet"/>
+        <w:spacing w:line="240" w:lineRule="auto"/>
+        <w:ind w:left="720"/>
+      </w:pPr>
+      <w:r>
+        <w:rPr>
+          <w:lang w:val="gu_IN" w:bidi="gu_IN"/>
+        </w:rPr>
+      </w:r>
+      <w:r>
+        <w:rPr>
+          <w:lang w:val="gu_IN" w:bidi="gu_IN"/>
+        </w:rPr>
+        <w:t>ઉત્પત્તિ 31:51–53</w:t>
+      </w:r>
+    </w:p>
+    <w:p>
+      <w:pPr>
+        <w:pStyle w:val="ListBullet"/>
+        <w:spacing w:line="240" w:lineRule="auto"/>
+        <w:ind w:left="720"/>
+      </w:pPr>
+      <w:r>
+        <w:rPr>
+          <w:lang w:val="gu_IN" w:bidi="gu_IN"/>
+        </w:rPr>
+      </w:r>
+      <w:r>
+        <w:rPr>
+          <w:lang w:val="gu_IN" w:bidi="gu_IN"/>
+        </w:rPr>
+        <w:t>ઉત્પત્તિ 47:29–31</w:t>
+      </w:r>
+    </w:p>
+    <w:p>
+      <w:pPr>
+        <w:pStyle w:val="ListBullet"/>
+        <w:spacing w:line="240" w:lineRule="auto"/>
+        <w:ind w:left="720"/>
+      </w:pPr>
+      <w:r>
+        <w:rPr>
+          <w:lang w:val="gu_IN" w:bidi="gu_IN"/>
+        </w:rPr>
+      </w:r>
+      <w:r>
+        <w:rPr>
+          <w:lang w:val="gu_IN" w:bidi="gu_IN"/>
+        </w:rPr>
+        <w:t>લૂક 1:72–75</w:t>
+      </w:r>
+    </w:p>
+    <w:p>
+      <w:pPr>
+        <w:pStyle w:val="ListBullet"/>
+        <w:spacing w:line="240" w:lineRule="auto"/>
+        <w:ind w:left="720"/>
+      </w:pPr>
+      <w:r>
+        <w:rPr>
+          <w:lang w:val="gu_IN" w:bidi="gu_IN"/>
+        </w:rPr>
+      </w:r>
+      <w:r>
+        <w:rPr>
+          <w:lang w:val="gu_IN" w:bidi="gu_IN"/>
+        </w:rPr>
+        <w:t>માર્ક 6:26–29</w:t>
+      </w:r>
+    </w:p>
+    <w:p>
+      <w:pPr>
+        <w:pStyle w:val="ListBullet"/>
+        <w:spacing w:line="240" w:lineRule="auto"/>
+        <w:ind w:left="720"/>
+      </w:pPr>
+      <w:r>
+        <w:rPr>
+          <w:lang w:val="gu_IN" w:bidi="gu_IN"/>
+        </w:rPr>
+      </w:r>
+      <w:r>
+        <w:rPr>
+          <w:lang w:val="gu_IN" w:bidi="gu_IN"/>
+        </w:rPr>
+        <w:t>માથ્થી 5:36–37</w:t>
+      </w:r>
+    </w:p>
+    <w:p>
+      <w:pPr>
+        <w:pStyle w:val="ListBullet"/>
+        <w:spacing w:line="240" w:lineRule="auto"/>
+        <w:ind w:left="720"/>
+      </w:pPr>
+      <w:r>
+        <w:rPr>
+          <w:lang w:val="gu_IN" w:bidi="gu_IN"/>
+        </w:rPr>
+      </w:r>
+      <w:r>
+        <w:rPr>
+          <w:lang w:val="gu_IN" w:bidi="gu_IN"/>
+        </w:rPr>
+        <w:t>માથ્થી 14:6–7</w:t>
+      </w:r>
+    </w:p>
+    <w:p>
+      <w:pPr>
+        <w:pStyle w:val="ListBullet"/>
+        <w:spacing w:line="240" w:lineRule="auto"/>
+        <w:ind w:left="720"/>
+      </w:pPr>
+      <w:r>
+        <w:rPr>
+          <w:lang w:val="gu_IN" w:bidi="gu_IN"/>
+        </w:rPr>
+      </w:r>
+      <w:r>
+        <w:rPr>
+          <w:lang w:val="gu_IN" w:bidi="gu_IN"/>
+        </w:rPr>
+        <w:t>માથ્થી 26:71–72</w:t>
+      </w:r>
     </w:p>
     <w:p>
       <w:pPr>
@@ -1381,234 +1303,174 @@
           <w:lang w:val="gu_IN" w:bidi="gu_IN"/>
         </w:rPr>
       </w:r>
-      <w:hyperlink r:id="rId26">
-        <w:r>
-          <w:rPr>
-            <w:lang w:val="gu_IN" w:bidi="gu_IN"/>
-          </w:rPr>
-          <w:rPr>
-            <w:color w:val="0000EE"/>
-            <w:u w:val="single"/>
-          </w:rPr>
-          <w:t>2 તિમોથી 4:1–2</w:t>
-        </w:r>
-      </w:hyperlink>
-    </w:p>
-    <w:p>
-      <w:pPr>
-        <w:pStyle w:val="ListBullet"/>
-        <w:spacing w:line="240" w:lineRule="auto"/>
-        <w:ind w:left="720"/>
-      </w:pPr>
-      <w:r>
-        <w:rPr>
-          <w:lang w:val="gu_IN" w:bidi="gu_IN"/>
-        </w:rPr>
-      </w:r>
-      <w:hyperlink r:id="rId27">
-        <w:r>
-          <w:rPr>
-            <w:lang w:val="gu_IN" w:bidi="gu_IN"/>
-          </w:rPr>
-          <w:rPr>
-            <w:color w:val="0000EE"/>
-            <w:u w:val="single"/>
-          </w:rPr>
-          <w:t>પ્રેરિતોનાં કૃત્યો 8:4–5</w:t>
-        </w:r>
-      </w:hyperlink>
-    </w:p>
-    <w:p>
-      <w:pPr>
-        <w:pStyle w:val="ListBullet"/>
-        <w:spacing w:line="240" w:lineRule="auto"/>
-        <w:ind w:left="720"/>
-      </w:pPr>
-      <w:r>
-        <w:rPr>
-          <w:lang w:val="gu_IN" w:bidi="gu_IN"/>
-        </w:rPr>
-      </w:r>
-      <w:hyperlink r:id="rId28">
-        <w:r>
-          <w:rPr>
-            <w:lang w:val="gu_IN" w:bidi="gu_IN"/>
-          </w:rPr>
-          <w:rPr>
-            <w:color w:val="0000EE"/>
-            <w:u w:val="single"/>
-          </w:rPr>
-          <w:t>કલોસી 4:2–4</w:t>
-        </w:r>
-      </w:hyperlink>
-    </w:p>
-    <w:p>
-      <w:pPr>
-        <w:pStyle w:val="ListBullet"/>
-        <w:spacing w:line="240" w:lineRule="auto"/>
-        <w:ind w:left="720"/>
-      </w:pPr>
-      <w:r>
-        <w:rPr>
-          <w:lang w:val="gu_IN" w:bidi="gu_IN"/>
-        </w:rPr>
-      </w:r>
-      <w:hyperlink r:id="rId29">
-        <w:r>
-          <w:rPr>
-            <w:lang w:val="gu_IN" w:bidi="gu_IN"/>
-          </w:rPr>
-          <w:rPr>
-            <w:color w:val="0000EE"/>
-            <w:u w:val="single"/>
-          </w:rPr>
-          <w:t>યાકૂબ 1:17–18</w:t>
-        </w:r>
-      </w:hyperlink>
-    </w:p>
-    <w:p>
-      <w:pPr>
-        <w:pStyle w:val="ListBullet"/>
-        <w:spacing w:line="240" w:lineRule="auto"/>
-        <w:ind w:left="720"/>
-      </w:pPr>
-      <w:r>
-        <w:rPr>
-          <w:lang w:val="gu_IN" w:bidi="gu_IN"/>
-        </w:rPr>
-      </w:r>
-      <w:hyperlink r:id="rId30">
-        <w:r>
-          <w:rPr>
-            <w:lang w:val="gu_IN" w:bidi="gu_IN"/>
-          </w:rPr>
-          <w:rPr>
-            <w:color w:val="0000EE"/>
-            <w:u w:val="single"/>
-          </w:rPr>
-          <w:t>યર્મિયા 27:1–4</w:t>
-        </w:r>
-      </w:hyperlink>
-    </w:p>
-    <w:p>
-      <w:pPr>
-        <w:pStyle w:val="ListBullet"/>
-        <w:spacing w:line="240" w:lineRule="auto"/>
-        <w:ind w:left="720"/>
-      </w:pPr>
-      <w:r>
-        <w:rPr>
-          <w:lang w:val="gu_IN" w:bidi="gu_IN"/>
-        </w:rPr>
-      </w:r>
-      <w:hyperlink r:id="rId31">
-        <w:r>
-          <w:rPr>
-            <w:lang w:val="gu_IN" w:bidi="gu_IN"/>
-          </w:rPr>
-          <w:rPr>
-            <w:color w:val="0000EE"/>
-            <w:u w:val="single"/>
-          </w:rPr>
-          <w:t>યોહાન 1:1–3</w:t>
-        </w:r>
-      </w:hyperlink>
-    </w:p>
-    <w:p>
-      <w:pPr>
-        <w:pStyle w:val="ListBullet"/>
-        <w:spacing w:line="240" w:lineRule="auto"/>
-        <w:ind w:left="720"/>
-      </w:pPr>
-      <w:r>
-        <w:rPr>
-          <w:lang w:val="gu_IN" w:bidi="gu_IN"/>
-        </w:rPr>
-      </w:r>
-      <w:hyperlink r:id="rId32">
-        <w:r>
-          <w:rPr>
-            <w:lang w:val="gu_IN" w:bidi="gu_IN"/>
-          </w:rPr>
-          <w:rPr>
-            <w:color w:val="0000EE"/>
-            <w:u w:val="single"/>
-          </w:rPr>
-          <w:t>યોહાન 1:14–15</w:t>
-        </w:r>
-      </w:hyperlink>
-    </w:p>
-    <w:p>
-      <w:pPr>
-        <w:pStyle w:val="ListBullet"/>
-        <w:spacing w:line="240" w:lineRule="auto"/>
-        <w:ind w:left="720"/>
-      </w:pPr>
-      <w:r>
-        <w:rPr>
-          <w:lang w:val="gu_IN" w:bidi="gu_IN"/>
-        </w:rPr>
-      </w:r>
-      <w:hyperlink r:id="rId33">
-        <w:r>
-          <w:rPr>
-            <w:lang w:val="gu_IN" w:bidi="gu_IN"/>
-          </w:rPr>
-          <w:rPr>
-            <w:color w:val="0000EE"/>
-            <w:u w:val="single"/>
-          </w:rPr>
-          <w:t>લૂક 8:14–15</w:t>
-        </w:r>
-      </w:hyperlink>
-    </w:p>
-    <w:p>
-      <w:pPr>
-        <w:pStyle w:val="ListBullet"/>
-        <w:spacing w:line="240" w:lineRule="auto"/>
-        <w:ind w:left="720"/>
-      </w:pPr>
-      <w:r>
-        <w:rPr>
-          <w:lang w:val="gu_IN" w:bidi="gu_IN"/>
-        </w:rPr>
-      </w:r>
-      <w:hyperlink r:id="rId34">
-        <w:r>
-          <w:rPr>
-            <w:lang w:val="gu_IN" w:bidi="gu_IN"/>
-          </w:rPr>
-          <w:rPr>
-            <w:color w:val="0000EE"/>
-            <w:u w:val="single"/>
-          </w:rPr>
-          <w:t>માથ્થી 2:7–8</w:t>
-        </w:r>
-      </w:hyperlink>
-    </w:p>
-    <w:p>
-      <w:pPr>
-        <w:pStyle w:val="ListBullet"/>
-        <w:spacing w:line="240" w:lineRule="auto"/>
-        <w:ind w:left="720"/>
-      </w:pPr>
-      <w:r>
-        <w:rPr>
-          <w:lang w:val="gu_IN" w:bidi="gu_IN"/>
-        </w:rPr>
-      </w:r>
-      <w:hyperlink r:id="rId35">
-        <w:r>
-          <w:rPr>
-            <w:lang w:val="gu_IN" w:bidi="gu_IN"/>
-          </w:rPr>
-          <w:rPr>
-            <w:color w:val="0000EE"/>
-            <w:u w:val="single"/>
-          </w:rPr>
-          <w:t>માથ્થી 7:26–27</w:t>
-        </w:r>
-      </w:hyperlink>
+      <w:r>
+        <w:rPr>
+          <w:lang w:val="gu_IN" w:bidi="gu_IN"/>
+        </w:rPr>
+        <w:t>2 તિમોથી 4:1–2</w:t>
+      </w:r>
+    </w:p>
+    <w:p>
+      <w:pPr>
+        <w:pStyle w:val="ListBullet"/>
+        <w:spacing w:line="240" w:lineRule="auto"/>
+        <w:ind w:left="720"/>
+      </w:pPr>
+      <w:r>
+        <w:rPr>
+          <w:lang w:val="gu_IN" w:bidi="gu_IN"/>
+        </w:rPr>
+      </w:r>
+      <w:r>
+        <w:rPr>
+          <w:lang w:val="gu_IN" w:bidi="gu_IN"/>
+        </w:rPr>
+        <w:t>પ્રેરિતોનાં કૃત્યો 8:4–5</w:t>
+      </w:r>
+    </w:p>
+    <w:p>
+      <w:pPr>
+        <w:pStyle w:val="ListBullet"/>
+        <w:spacing w:line="240" w:lineRule="auto"/>
+        <w:ind w:left="720"/>
+      </w:pPr>
+      <w:r>
+        <w:rPr>
+          <w:lang w:val="gu_IN" w:bidi="gu_IN"/>
+        </w:rPr>
+      </w:r>
+      <w:r>
+        <w:rPr>
+          <w:lang w:val="gu_IN" w:bidi="gu_IN"/>
+        </w:rPr>
+        <w:t>કલોસી 4:2–4</w:t>
+      </w:r>
+    </w:p>
+    <w:p>
+      <w:pPr>
+        <w:pStyle w:val="ListBullet"/>
+        <w:spacing w:line="240" w:lineRule="auto"/>
+        <w:ind w:left="720"/>
+      </w:pPr>
+      <w:r>
+        <w:rPr>
+          <w:lang w:val="gu_IN" w:bidi="gu_IN"/>
+        </w:rPr>
+      </w:r>
+      <w:r>
+        <w:rPr>
+          <w:lang w:val="gu_IN" w:bidi="gu_IN"/>
+        </w:rPr>
+        <w:t>યાકૂબ 1:17–18</w:t>
+      </w:r>
+    </w:p>
+    <w:p>
+      <w:pPr>
+        <w:pStyle w:val="ListBullet"/>
+        <w:spacing w:line="240" w:lineRule="auto"/>
+        <w:ind w:left="720"/>
+      </w:pPr>
+      <w:r>
+        <w:rPr>
+          <w:lang w:val="gu_IN" w:bidi="gu_IN"/>
+        </w:rPr>
+      </w:r>
+      <w:r>
+        <w:rPr>
+          <w:lang w:val="gu_IN" w:bidi="gu_IN"/>
+        </w:rPr>
+        <w:t>યર્મિયા 27:1–4</w:t>
+      </w:r>
+    </w:p>
+    <w:p>
+      <w:pPr>
+        <w:pStyle w:val="ListBullet"/>
+        <w:spacing w:line="240" w:lineRule="auto"/>
+        <w:ind w:left="720"/>
+      </w:pPr>
+      <w:r>
+        <w:rPr>
+          <w:lang w:val="gu_IN" w:bidi="gu_IN"/>
+        </w:rPr>
+      </w:r>
+      <w:r>
+        <w:rPr>
+          <w:lang w:val="gu_IN" w:bidi="gu_IN"/>
+        </w:rPr>
+        <w:t>યોહાન 1:1–3</w:t>
+      </w:r>
+    </w:p>
+    <w:p>
+      <w:pPr>
+        <w:pStyle w:val="ListBullet"/>
+        <w:spacing w:line="240" w:lineRule="auto"/>
+        <w:ind w:left="720"/>
+      </w:pPr>
+      <w:r>
+        <w:rPr>
+          <w:lang w:val="gu_IN" w:bidi="gu_IN"/>
+        </w:rPr>
+      </w:r>
+      <w:r>
+        <w:rPr>
+          <w:lang w:val="gu_IN" w:bidi="gu_IN"/>
+        </w:rPr>
+        <w:t>યોહાન 1:14–15</w:t>
+      </w:r>
+    </w:p>
+    <w:p>
+      <w:pPr>
+        <w:pStyle w:val="ListBullet"/>
+        <w:spacing w:line="240" w:lineRule="auto"/>
+        <w:ind w:left="720"/>
+      </w:pPr>
+      <w:r>
+        <w:rPr>
+          <w:lang w:val="gu_IN" w:bidi="gu_IN"/>
+        </w:rPr>
+      </w:r>
+      <w:r>
+        <w:rPr>
+          <w:lang w:val="gu_IN" w:bidi="gu_IN"/>
+        </w:rPr>
+        <w:t>લૂક 8:14–15</w:t>
+      </w:r>
+    </w:p>
+    <w:p>
+      <w:pPr>
+        <w:pStyle w:val="ListBullet"/>
+        <w:spacing w:line="240" w:lineRule="auto"/>
+        <w:ind w:left="720"/>
+      </w:pPr>
+      <w:r>
+        <w:rPr>
+          <w:lang w:val="gu_IN" w:bidi="gu_IN"/>
+        </w:rPr>
+      </w:r>
+      <w:r>
+        <w:rPr>
+          <w:lang w:val="gu_IN" w:bidi="gu_IN"/>
+        </w:rPr>
+        <w:t>માથ્થી 2:7–8</w:t>
+      </w:r>
+    </w:p>
+    <w:p>
+      <w:pPr>
+        <w:pStyle w:val="ListBullet"/>
+        <w:spacing w:line="240" w:lineRule="auto"/>
+        <w:ind w:left="720"/>
+      </w:pPr>
+      <w:r>
+        <w:rPr>
+          <w:lang w:val="gu_IN" w:bidi="gu_IN"/>
+        </w:rPr>
+      </w:r>
+      <w:r>
+        <w:rPr>
+          <w:lang w:val="gu_IN" w:bidi="gu_IN"/>
+        </w:rPr>
+        <w:t>માથ્થી 7:26–27</w:t>
+      </w:r>
     </w:p>
     <w:p>
       <w:pPr>
@@ -1906,138 +1768,102 @@
           <w:lang w:val="gu_IN" w:bidi="gu_IN"/>
         </w:rPr>
       </w:r>
-      <w:hyperlink r:id="rId36">
-        <w:r>
-          <w:rPr>
-            <w:lang w:val="gu_IN" w:bidi="gu_IN"/>
-          </w:rPr>
-          <w:rPr>
-            <w:color w:val="0000EE"/>
-            <w:u w:val="single"/>
-          </w:rPr>
-          <w:t>1 શમુએલ 1:19–20</w:t>
-        </w:r>
-      </w:hyperlink>
-    </w:p>
-    <w:p>
-      <w:pPr>
-        <w:pStyle w:val="ListBullet"/>
-        <w:spacing w:line="240" w:lineRule="auto"/>
-        <w:ind w:left="720"/>
-      </w:pPr>
-      <w:r>
-        <w:rPr>
-          <w:lang w:val="gu_IN" w:bidi="gu_IN"/>
-        </w:rPr>
-      </w:r>
-      <w:hyperlink r:id="rId37">
-        <w:r>
-          <w:rPr>
-            <w:lang w:val="gu_IN" w:bidi="gu_IN"/>
-          </w:rPr>
-          <w:rPr>
-            <w:color w:val="0000EE"/>
-            <w:u w:val="single"/>
-          </w:rPr>
-          <w:t>1 શમુએલ 9:23–24</w:t>
-        </w:r>
-      </w:hyperlink>
-    </w:p>
-    <w:p>
-      <w:pPr>
-        <w:pStyle w:val="ListBullet"/>
-        <w:spacing w:line="240" w:lineRule="auto"/>
-        <w:ind w:left="720"/>
-      </w:pPr>
-      <w:r>
-        <w:rPr>
-          <w:lang w:val="gu_IN" w:bidi="gu_IN"/>
-        </w:rPr>
-      </w:r>
-      <w:hyperlink r:id="rId38">
-        <w:r>
-          <w:rPr>
-            <w:lang w:val="gu_IN" w:bidi="gu_IN"/>
-          </w:rPr>
-          <w:rPr>
-            <w:color w:val="0000EE"/>
-            <w:u w:val="single"/>
-          </w:rPr>
-          <w:t>1 શમુએલ 12:16–18</w:t>
-        </w:r>
-      </w:hyperlink>
-    </w:p>
-    <w:p>
-      <w:pPr>
-        <w:pStyle w:val="ListBullet"/>
-        <w:spacing w:line="240" w:lineRule="auto"/>
-        <w:ind w:left="720"/>
-      </w:pPr>
-      <w:r>
-        <w:rPr>
-          <w:lang w:val="gu_IN" w:bidi="gu_IN"/>
-        </w:rPr>
-      </w:r>
-      <w:hyperlink r:id="rId39">
-        <w:r>
-          <w:rPr>
-            <w:lang w:val="gu_IN" w:bidi="gu_IN"/>
-          </w:rPr>
-          <w:rPr>
-            <w:color w:val="0000EE"/>
-            <w:u w:val="single"/>
-          </w:rPr>
-          <w:t>પ્રેરિતોના કૃત્યો 3:24–26</w:t>
-        </w:r>
-      </w:hyperlink>
-    </w:p>
-    <w:p>
-      <w:pPr>
-        <w:pStyle w:val="ListBullet"/>
-        <w:spacing w:line="240" w:lineRule="auto"/>
-        <w:ind w:left="720"/>
-      </w:pPr>
-      <w:r>
-        <w:rPr>
-          <w:lang w:val="gu_IN" w:bidi="gu_IN"/>
-        </w:rPr>
-      </w:r>
-      <w:hyperlink r:id="rId40">
-        <w:r>
-          <w:rPr>
-            <w:lang w:val="gu_IN" w:bidi="gu_IN"/>
-          </w:rPr>
-          <w:rPr>
-            <w:color w:val="0000EE"/>
-            <w:u w:val="single"/>
-          </w:rPr>
-          <w:t>પ્રેરિતોના કૃત્યો 13:19–20</w:t>
-        </w:r>
-      </w:hyperlink>
-    </w:p>
-    <w:p>
-      <w:pPr>
-        <w:pStyle w:val="ListBullet"/>
-        <w:spacing w:line="240" w:lineRule="auto"/>
-        <w:ind w:left="720"/>
-      </w:pPr>
-      <w:r>
-        <w:rPr>
-          <w:lang w:val="gu_IN" w:bidi="gu_IN"/>
-        </w:rPr>
-      </w:r>
-      <w:hyperlink r:id="rId41">
-        <w:r>
-          <w:rPr>
-            <w:lang w:val="gu_IN" w:bidi="gu_IN"/>
-          </w:rPr>
-          <w:rPr>
-            <w:color w:val="0000EE"/>
-            <w:u w:val="single"/>
-          </w:rPr>
-          <w:t>હિબ્રુઓ 11:32–34</w:t>
-        </w:r>
-      </w:hyperlink>
+      <w:r>
+        <w:rPr>
+          <w:lang w:val="gu_IN" w:bidi="gu_IN"/>
+        </w:rPr>
+        <w:t>1 શમુએલ 1:19–20</w:t>
+      </w:r>
+    </w:p>
+    <w:p>
+      <w:pPr>
+        <w:pStyle w:val="ListBullet"/>
+        <w:spacing w:line="240" w:lineRule="auto"/>
+        <w:ind w:left="720"/>
+      </w:pPr>
+      <w:r>
+        <w:rPr>
+          <w:lang w:val="gu_IN" w:bidi="gu_IN"/>
+        </w:rPr>
+      </w:r>
+      <w:r>
+        <w:rPr>
+          <w:lang w:val="gu_IN" w:bidi="gu_IN"/>
+        </w:rPr>
+        <w:t>1 શમુએલ 9:23–24</w:t>
+      </w:r>
+    </w:p>
+    <w:p>
+      <w:pPr>
+        <w:pStyle w:val="ListBullet"/>
+        <w:spacing w:line="240" w:lineRule="auto"/>
+        <w:ind w:left="720"/>
+      </w:pPr>
+      <w:r>
+        <w:rPr>
+          <w:lang w:val="gu_IN" w:bidi="gu_IN"/>
+        </w:rPr>
+      </w:r>
+      <w:r>
+        <w:rPr>
+          <w:lang w:val="gu_IN" w:bidi="gu_IN"/>
+        </w:rPr>
+        <w:t>1 શમુએલ 12:16–18</w:t>
+      </w:r>
+    </w:p>
+    <w:p>
+      <w:pPr>
+        <w:pStyle w:val="ListBullet"/>
+        <w:spacing w:line="240" w:lineRule="auto"/>
+        <w:ind w:left="720"/>
+      </w:pPr>
+      <w:r>
+        <w:rPr>
+          <w:lang w:val="gu_IN" w:bidi="gu_IN"/>
+        </w:rPr>
+      </w:r>
+      <w:r>
+        <w:rPr>
+          <w:lang w:val="gu_IN" w:bidi="gu_IN"/>
+        </w:rPr>
+        <w:t>પ્રેરિતોના કૃત્યો 3:24–26</w:t>
+      </w:r>
+    </w:p>
+    <w:p>
+      <w:pPr>
+        <w:pStyle w:val="ListBullet"/>
+        <w:spacing w:line="240" w:lineRule="auto"/>
+        <w:ind w:left="720"/>
+      </w:pPr>
+      <w:r>
+        <w:rPr>
+          <w:lang w:val="gu_IN" w:bidi="gu_IN"/>
+        </w:rPr>
+      </w:r>
+      <w:r>
+        <w:rPr>
+          <w:lang w:val="gu_IN" w:bidi="gu_IN"/>
+        </w:rPr>
+        <w:t>પ્રેરિતોના કૃત્યો 13:19–20</w:t>
+      </w:r>
+    </w:p>
+    <w:p>
+      <w:pPr>
+        <w:pStyle w:val="ListBullet"/>
+        <w:spacing w:line="240" w:lineRule="auto"/>
+        <w:ind w:left="720"/>
+      </w:pPr>
+      <w:r>
+        <w:rPr>
+          <w:lang w:val="gu_IN" w:bidi="gu_IN"/>
+        </w:rPr>
+      </w:r>
+      <w:r>
+        <w:rPr>
+          <w:lang w:val="gu_IN" w:bidi="gu_IN"/>
+        </w:rPr>
+        <w:t>હિબ્રુઓ 11:32–34</w:t>
+      </w:r>
     </w:p>
     <w:p>
       <w:pPr>
@@ -2416,498 +2242,372 @@
           <w:lang w:val="gu_IN" w:bidi="gu_IN"/>
         </w:rPr>
       </w:r>
-      <w:hyperlink r:id="rId42">
-        <w:r>
-          <w:rPr>
-            <w:lang w:val="gu_IN" w:bidi="gu_IN"/>
-          </w:rPr>
-          <w:rPr>
-            <w:color w:val="0000EE"/>
-            <w:u w:val="single"/>
-          </w:rPr>
-          <w:t>1 પિતર 3:15–17</w:t>
-        </w:r>
-      </w:hyperlink>
-    </w:p>
-    <w:p>
-      <w:pPr>
-        <w:pStyle w:val="ListBullet"/>
-        <w:spacing w:line="240" w:lineRule="auto"/>
-        <w:ind w:left="720"/>
-      </w:pPr>
-      <w:r>
-        <w:rPr>
-          <w:lang w:val="gu_IN" w:bidi="gu_IN"/>
-        </w:rPr>
-      </w:r>
-      <w:hyperlink r:id="rId43">
-        <w:r>
-          <w:rPr>
-            <w:lang w:val="gu_IN" w:bidi="gu_IN"/>
-          </w:rPr>
-          <w:rPr>
-            <w:color w:val="0000EE"/>
-            <w:u w:val="single"/>
-          </w:rPr>
-          <w:t>2 રાજાઓ 2:17–18</w:t>
-        </w:r>
-      </w:hyperlink>
-    </w:p>
-    <w:p>
-      <w:pPr>
-        <w:pStyle w:val="ListBullet"/>
-        <w:spacing w:line="240" w:lineRule="auto"/>
-        <w:ind w:left="720"/>
-      </w:pPr>
-      <w:r>
-        <w:rPr>
-          <w:lang w:val="gu_IN" w:bidi="gu_IN"/>
-        </w:rPr>
-      </w:r>
-      <w:hyperlink r:id="rId44">
-        <w:r>
-          <w:rPr>
-            <w:lang w:val="gu_IN" w:bidi="gu_IN"/>
-          </w:rPr>
-          <w:rPr>
-            <w:color w:val="0000EE"/>
-            <w:u w:val="single"/>
-          </w:rPr>
-          <w:t>2 શમુએલ 13:13–14</w:t>
-        </w:r>
-      </w:hyperlink>
-    </w:p>
-    <w:p>
-      <w:pPr>
-        <w:pStyle w:val="ListBullet"/>
-        <w:spacing w:line="240" w:lineRule="auto"/>
-        <w:ind w:left="720"/>
-      </w:pPr>
-      <w:r>
-        <w:rPr>
-          <w:lang w:val="gu_IN" w:bidi="gu_IN"/>
-        </w:rPr>
-      </w:r>
-      <w:hyperlink r:id="rId45">
-        <w:r>
-          <w:rPr>
-            <w:lang w:val="gu_IN" w:bidi="gu_IN"/>
-          </w:rPr>
-          <w:rPr>
-            <w:color w:val="0000EE"/>
-            <w:u w:val="single"/>
-          </w:rPr>
-          <w:t>લૂક 20:11–12</w:t>
-        </w:r>
-      </w:hyperlink>
-    </w:p>
-    <w:p>
-      <w:pPr>
-        <w:pStyle w:val="ListBullet"/>
-        <w:spacing w:line="240" w:lineRule="auto"/>
-        <w:ind w:left="720"/>
-      </w:pPr>
-      <w:r>
-        <w:rPr>
-          <w:lang w:val="gu_IN" w:bidi="gu_IN"/>
-        </w:rPr>
-      </w:r>
-      <w:hyperlink r:id="rId46">
-        <w:r>
-          <w:rPr>
-            <w:lang w:val="gu_IN" w:bidi="gu_IN"/>
-          </w:rPr>
-          <w:rPr>
-            <w:color w:val="0000EE"/>
-            <w:u w:val="single"/>
-          </w:rPr>
-          <w:t>માર્ક 8:38</w:t>
-        </w:r>
-      </w:hyperlink>
-    </w:p>
-    <w:p>
-      <w:pPr>
-        <w:pStyle w:val="ListBullet"/>
-        <w:spacing w:line="240" w:lineRule="auto"/>
-        <w:ind w:left="720"/>
-      </w:pPr>
-      <w:r>
-        <w:rPr>
-          <w:lang w:val="gu_IN" w:bidi="gu_IN"/>
-        </w:rPr>
-      </w:r>
-      <w:hyperlink r:id="rId47">
-        <w:r>
-          <w:rPr>
-            <w:lang w:val="gu_IN" w:bidi="gu_IN"/>
-          </w:rPr>
-          <w:rPr>
-            <w:color w:val="0000EE"/>
-            <w:u w:val="single"/>
-          </w:rPr>
-          <w:t>માર્ક 12:4–5</w:t>
-        </w:r>
-      </w:hyperlink>
-    </w:p>
-    <w:p>
-      <w:pPr>
-        <w:pStyle w:val="ListBullet"/>
-        <w:spacing w:line="240" w:lineRule="auto"/>
-        <w:ind w:left="720"/>
-      </w:pPr>
-      <w:r>
-        <w:rPr>
-          <w:lang w:val="gu_IN" w:bidi="gu_IN"/>
-        </w:rPr>
-      </w:r>
-      <w:hyperlink r:id="rId48">
-        <w:r>
-          <w:rPr>
-            <w:lang w:val="gu_IN" w:bidi="gu_IN"/>
-          </w:rPr>
-          <w:rPr>
-            <w:color w:val="0000EE"/>
-            <w:u w:val="single"/>
-          </w:rPr>
-          <w:t>૧ તિમોથી 3:7</w:t>
-        </w:r>
-      </w:hyperlink>
-    </w:p>
-    <w:p>
-      <w:pPr>
-        <w:pStyle w:val="ListBullet"/>
-        <w:spacing w:line="240" w:lineRule="auto"/>
-        <w:ind w:left="720"/>
-      </w:pPr>
-      <w:r>
-        <w:rPr>
-          <w:lang w:val="gu_IN" w:bidi="gu_IN"/>
-        </w:rPr>
-      </w:r>
-      <w:hyperlink r:id="rId49">
-        <w:r>
-          <w:rPr>
-            <w:lang w:val="gu_IN" w:bidi="gu_IN"/>
-          </w:rPr>
-          <w:rPr>
-            <w:color w:val="0000EE"/>
-            <w:u w:val="single"/>
-          </w:rPr>
-          <w:t>ઉત્પત્તિ 34:7</w:t>
-        </w:r>
-      </w:hyperlink>
-    </w:p>
-    <w:p>
-      <w:pPr>
-        <w:pStyle w:val="ListBullet"/>
-        <w:spacing w:line="240" w:lineRule="auto"/>
-        <w:ind w:left="720"/>
-      </w:pPr>
-      <w:r>
-        <w:rPr>
-          <w:lang w:val="gu_IN" w:bidi="gu_IN"/>
-        </w:rPr>
-      </w:r>
-      <w:hyperlink r:id="rId50">
-        <w:r>
-          <w:rPr>
-            <w:lang w:val="gu_IN" w:bidi="gu_IN"/>
-          </w:rPr>
-          <w:rPr>
-            <w:color w:val="0000EE"/>
-            <w:u w:val="single"/>
-          </w:rPr>
-          <w:t>હિબ્રૂ 11:26</w:t>
-        </w:r>
-      </w:hyperlink>
-    </w:p>
-    <w:p>
-      <w:pPr>
-        <w:pStyle w:val="ListBullet"/>
-        <w:spacing w:line="240" w:lineRule="auto"/>
-        <w:ind w:left="720"/>
-      </w:pPr>
-      <w:r>
-        <w:rPr>
-          <w:lang w:val="gu_IN" w:bidi="gu_IN"/>
-        </w:rPr>
-      </w:r>
-      <w:hyperlink r:id="rId51">
-        <w:r>
-          <w:rPr>
-            <w:lang w:val="gu_IN" w:bidi="gu_IN"/>
-          </w:rPr>
-          <w:rPr>
-            <w:color w:val="0000EE"/>
-            <w:u w:val="single"/>
-          </w:rPr>
-          <w:t>યર્મિયાનો વિલાપ 2:1–2</w:t>
-        </w:r>
-      </w:hyperlink>
-    </w:p>
-    <w:p>
-      <w:pPr>
-        <w:pStyle w:val="ListBullet"/>
-        <w:spacing w:line="240" w:lineRule="auto"/>
-        <w:ind w:left="720"/>
-      </w:pPr>
-      <w:r>
-        <w:rPr>
-          <w:lang w:val="gu_IN" w:bidi="gu_IN"/>
-        </w:rPr>
-      </w:r>
-      <w:hyperlink r:id="rId52">
-        <w:r>
-          <w:rPr>
-            <w:lang w:val="gu_IN" w:bidi="gu_IN"/>
-          </w:rPr>
-          <w:rPr>
-            <w:color w:val="0000EE"/>
-            <w:u w:val="single"/>
-          </w:rPr>
-          <w:t>ગીતશાસ્ત્ર 22:6</w:t>
-        </w:r>
-      </w:hyperlink>
-    </w:p>
-    <w:p>
-      <w:pPr>
-        <w:pStyle w:val="ListBullet"/>
-        <w:spacing w:line="240" w:lineRule="auto"/>
-        <w:ind w:left="720"/>
-      </w:pPr>
-      <w:r>
-        <w:rPr>
-          <w:lang w:val="gu_IN" w:bidi="gu_IN"/>
-        </w:rPr>
-      </w:r>
-      <w:hyperlink r:id="rId53">
-        <w:r>
-          <w:rPr>
-            <w:lang w:val="gu_IN" w:bidi="gu_IN"/>
-          </w:rPr>
-          <w:rPr>
-            <w:color w:val="0000EE"/>
-            <w:u w:val="single"/>
-          </w:rPr>
-          <w:t>પુર્નનિયમ 21:14</w:t>
-        </w:r>
-      </w:hyperlink>
-    </w:p>
-    <w:p>
-      <w:pPr>
-        <w:pStyle w:val="ListBullet"/>
-        <w:spacing w:line="240" w:lineRule="auto"/>
-        <w:ind w:left="720"/>
-      </w:pPr>
-      <w:r>
-        <w:rPr>
-          <w:lang w:val="gu_IN" w:bidi="gu_IN"/>
-        </w:rPr>
-      </w:r>
-      <w:hyperlink r:id="rId54">
-        <w:r>
-          <w:rPr>
-            <w:lang w:val="gu_IN" w:bidi="gu_IN"/>
-          </w:rPr>
-          <w:rPr>
-            <w:color w:val="0000EE"/>
-            <w:u w:val="single"/>
-          </w:rPr>
-          <w:t>એઝરા 9:5</w:t>
-        </w:r>
-      </w:hyperlink>
-    </w:p>
-    <w:p>
-      <w:pPr>
-        <w:pStyle w:val="ListBullet"/>
-        <w:spacing w:line="240" w:lineRule="auto"/>
-        <w:ind w:left="720"/>
-      </w:pPr>
-      <w:r>
-        <w:rPr>
-          <w:lang w:val="gu_IN" w:bidi="gu_IN"/>
-        </w:rPr>
-      </w:r>
-      <w:hyperlink r:id="rId55">
-        <w:r>
-          <w:rPr>
-            <w:lang w:val="gu_IN" w:bidi="gu_IN"/>
-          </w:rPr>
-          <w:rPr>
-            <w:color w:val="0000EE"/>
-            <w:u w:val="single"/>
-          </w:rPr>
-          <w:t>નીતીવચન 25:7–8</w:t>
-        </w:r>
-      </w:hyperlink>
-    </w:p>
-    <w:p>
-      <w:pPr>
-        <w:pStyle w:val="ListBullet"/>
-        <w:spacing w:line="240" w:lineRule="auto"/>
-        <w:ind w:left="720"/>
-      </w:pPr>
-      <w:r>
-        <w:rPr>
-          <w:lang w:val="gu_IN" w:bidi="gu_IN"/>
-        </w:rPr>
-      </w:r>
-      <w:hyperlink r:id="rId56">
-        <w:r>
-          <w:rPr>
-            <w:lang w:val="gu_IN" w:bidi="gu_IN"/>
-          </w:rPr>
-          <w:rPr>
-            <w:color w:val="0000EE"/>
-            <w:u w:val="single"/>
-          </w:rPr>
-          <w:t>ગીતશાસ્ત્ર 6:8–10</w:t>
-        </w:r>
-      </w:hyperlink>
-    </w:p>
-    <w:p>
-      <w:pPr>
-        <w:pStyle w:val="ListBullet"/>
-        <w:spacing w:line="240" w:lineRule="auto"/>
-        <w:ind w:left="720"/>
-      </w:pPr>
-      <w:r>
-        <w:rPr>
-          <w:lang w:val="gu_IN" w:bidi="gu_IN"/>
-        </w:rPr>
-      </w:r>
-      <w:hyperlink r:id="rId57">
-        <w:r>
-          <w:rPr>
-            <w:lang w:val="gu_IN" w:bidi="gu_IN"/>
-          </w:rPr>
-          <w:rPr>
-            <w:color w:val="0000EE"/>
-            <w:u w:val="single"/>
-          </w:rPr>
-          <w:t>ગીતશાસ્ત્ર 123:3</w:t>
-        </w:r>
-      </w:hyperlink>
-    </w:p>
-    <w:p>
-      <w:pPr>
-        <w:pStyle w:val="ListBullet"/>
-        <w:spacing w:line="240" w:lineRule="auto"/>
-        <w:ind w:left="720"/>
-      </w:pPr>
-      <w:r>
-        <w:rPr>
-          <w:lang w:val="gu_IN" w:bidi="gu_IN"/>
-        </w:rPr>
-      </w:r>
-      <w:hyperlink r:id="rId58">
-        <w:r>
-          <w:rPr>
-            <w:lang w:val="gu_IN" w:bidi="gu_IN"/>
-          </w:rPr>
-          <w:rPr>
-            <w:color w:val="0000EE"/>
-            <w:u w:val="single"/>
-          </w:rPr>
-          <w:t>૧ તિમોથી 5:7–8</w:t>
-        </w:r>
-      </w:hyperlink>
-    </w:p>
-    <w:p>
-      <w:pPr>
-        <w:pStyle w:val="ListBullet"/>
-        <w:spacing w:line="240" w:lineRule="auto"/>
-        <w:ind w:left="720"/>
-      </w:pPr>
-      <w:r>
-        <w:rPr>
-          <w:lang w:val="gu_IN" w:bidi="gu_IN"/>
-        </w:rPr>
-      </w:r>
-      <w:hyperlink r:id="rId59">
-        <w:r>
-          <w:rPr>
-            <w:lang w:val="gu_IN" w:bidi="gu_IN"/>
-          </w:rPr>
-          <w:rPr>
-            <w:color w:val="0000EE"/>
-            <w:u w:val="single"/>
-          </w:rPr>
-          <w:t>૧ તિમોથી 6:13–14</w:t>
-        </w:r>
-      </w:hyperlink>
-    </w:p>
-    <w:p>
-      <w:pPr>
-        <w:pStyle w:val="ListBullet"/>
-        <w:spacing w:line="240" w:lineRule="auto"/>
-        <w:ind w:left="720"/>
-      </w:pPr>
-      <w:r>
-        <w:rPr>
-          <w:lang w:val="gu_IN" w:bidi="gu_IN"/>
-        </w:rPr>
-      </w:r>
-      <w:hyperlink r:id="rId60">
-        <w:r>
-          <w:rPr>
-            <w:lang w:val="gu_IN" w:bidi="gu_IN"/>
-          </w:rPr>
-          <w:rPr>
-            <w:color w:val="0000EE"/>
-            <w:u w:val="single"/>
-          </w:rPr>
-          <w:t>યાર્મિયા 15:15–16</w:t>
-        </w:r>
-      </w:hyperlink>
-    </w:p>
-    <w:p>
-      <w:pPr>
-        <w:pStyle w:val="ListBullet"/>
-        <w:spacing w:line="240" w:lineRule="auto"/>
-        <w:ind w:left="720"/>
-      </w:pPr>
-      <w:r>
-        <w:rPr>
-          <w:lang w:val="gu_IN" w:bidi="gu_IN"/>
-        </w:rPr>
-      </w:r>
-      <w:hyperlink r:id="rId61">
-        <w:r>
-          <w:rPr>
-            <w:lang w:val="gu_IN" w:bidi="gu_IN"/>
-          </w:rPr>
-          <w:rPr>
-            <w:color w:val="0000EE"/>
-            <w:u w:val="single"/>
-          </w:rPr>
-          <w:t>અયૂબ 16:9–10</w:t>
-        </w:r>
-      </w:hyperlink>
-    </w:p>
-    <w:p>
-      <w:pPr>
-        <w:pStyle w:val="ListBullet"/>
-        <w:spacing w:line="240" w:lineRule="auto"/>
-        <w:ind w:left="720"/>
-      </w:pPr>
-      <w:r>
-        <w:rPr>
-          <w:lang w:val="gu_IN" w:bidi="gu_IN"/>
-        </w:rPr>
-      </w:r>
-      <w:hyperlink r:id="rId62">
-        <w:r>
-          <w:rPr>
-            <w:lang w:val="gu_IN" w:bidi="gu_IN"/>
-          </w:rPr>
-          <w:rPr>
-            <w:color w:val="0000EE"/>
-            <w:u w:val="single"/>
-          </w:rPr>
-          <w:t>નીતિવચન 18:3</w:t>
-        </w:r>
-      </w:hyperlink>
+      <w:r>
+        <w:rPr>
+          <w:lang w:val="gu_IN" w:bidi="gu_IN"/>
+        </w:rPr>
+        <w:t>1 પિતર 3:15–17</w:t>
+      </w:r>
+    </w:p>
+    <w:p>
+      <w:pPr>
+        <w:pStyle w:val="ListBullet"/>
+        <w:spacing w:line="240" w:lineRule="auto"/>
+        <w:ind w:left="720"/>
+      </w:pPr>
+      <w:r>
+        <w:rPr>
+          <w:lang w:val="gu_IN" w:bidi="gu_IN"/>
+        </w:rPr>
+      </w:r>
+      <w:r>
+        <w:rPr>
+          <w:lang w:val="gu_IN" w:bidi="gu_IN"/>
+        </w:rPr>
+        <w:t>2 રાજાઓ 2:17–18</w:t>
+      </w:r>
+    </w:p>
+    <w:p>
+      <w:pPr>
+        <w:pStyle w:val="ListBullet"/>
+        <w:spacing w:line="240" w:lineRule="auto"/>
+        <w:ind w:left="720"/>
+      </w:pPr>
+      <w:r>
+        <w:rPr>
+          <w:lang w:val="gu_IN" w:bidi="gu_IN"/>
+        </w:rPr>
+      </w:r>
+      <w:r>
+        <w:rPr>
+          <w:lang w:val="gu_IN" w:bidi="gu_IN"/>
+        </w:rPr>
+        <w:t>2 શમુએલ 13:13–14</w:t>
+      </w:r>
+    </w:p>
+    <w:p>
+      <w:pPr>
+        <w:pStyle w:val="ListBullet"/>
+        <w:spacing w:line="240" w:lineRule="auto"/>
+        <w:ind w:left="720"/>
+      </w:pPr>
+      <w:r>
+        <w:rPr>
+          <w:lang w:val="gu_IN" w:bidi="gu_IN"/>
+        </w:rPr>
+      </w:r>
+      <w:r>
+        <w:rPr>
+          <w:lang w:val="gu_IN" w:bidi="gu_IN"/>
+        </w:rPr>
+        <w:t>લૂક 20:11–12</w:t>
+      </w:r>
+    </w:p>
+    <w:p>
+      <w:pPr>
+        <w:pStyle w:val="ListBullet"/>
+        <w:spacing w:line="240" w:lineRule="auto"/>
+        <w:ind w:left="720"/>
+      </w:pPr>
+      <w:r>
+        <w:rPr>
+          <w:lang w:val="gu_IN" w:bidi="gu_IN"/>
+        </w:rPr>
+      </w:r>
+      <w:r>
+        <w:rPr>
+          <w:lang w:val="gu_IN" w:bidi="gu_IN"/>
+        </w:rPr>
+        <w:t>માર્ક 8:38</w:t>
+      </w:r>
+    </w:p>
+    <w:p>
+      <w:pPr>
+        <w:pStyle w:val="ListBullet"/>
+        <w:spacing w:line="240" w:lineRule="auto"/>
+        <w:ind w:left="720"/>
+      </w:pPr>
+      <w:r>
+        <w:rPr>
+          <w:lang w:val="gu_IN" w:bidi="gu_IN"/>
+        </w:rPr>
+      </w:r>
+      <w:r>
+        <w:rPr>
+          <w:lang w:val="gu_IN" w:bidi="gu_IN"/>
+        </w:rPr>
+        <w:t>માર્ક 12:4–5</w:t>
+      </w:r>
+    </w:p>
+    <w:p>
+      <w:pPr>
+        <w:pStyle w:val="ListBullet"/>
+        <w:spacing w:line="240" w:lineRule="auto"/>
+        <w:ind w:left="720"/>
+      </w:pPr>
+      <w:r>
+        <w:rPr>
+          <w:lang w:val="gu_IN" w:bidi="gu_IN"/>
+        </w:rPr>
+      </w:r>
+      <w:r>
+        <w:rPr>
+          <w:lang w:val="gu_IN" w:bidi="gu_IN"/>
+        </w:rPr>
+        <w:t>૧ તિમોથી 3:7</w:t>
+      </w:r>
+    </w:p>
+    <w:p>
+      <w:pPr>
+        <w:pStyle w:val="ListBullet"/>
+        <w:spacing w:line="240" w:lineRule="auto"/>
+        <w:ind w:left="720"/>
+      </w:pPr>
+      <w:r>
+        <w:rPr>
+          <w:lang w:val="gu_IN" w:bidi="gu_IN"/>
+        </w:rPr>
+      </w:r>
+      <w:r>
+        <w:rPr>
+          <w:lang w:val="gu_IN" w:bidi="gu_IN"/>
+        </w:rPr>
+        <w:t>ઉત્પત્તિ 34:7</w:t>
+      </w:r>
+    </w:p>
+    <w:p>
+      <w:pPr>
+        <w:pStyle w:val="ListBullet"/>
+        <w:spacing w:line="240" w:lineRule="auto"/>
+        <w:ind w:left="720"/>
+      </w:pPr>
+      <w:r>
+        <w:rPr>
+          <w:lang w:val="gu_IN" w:bidi="gu_IN"/>
+        </w:rPr>
+      </w:r>
+      <w:r>
+        <w:rPr>
+          <w:lang w:val="gu_IN" w:bidi="gu_IN"/>
+        </w:rPr>
+        <w:t>હિબ્રૂ 11:26</w:t>
+      </w:r>
+    </w:p>
+    <w:p>
+      <w:pPr>
+        <w:pStyle w:val="ListBullet"/>
+        <w:spacing w:line="240" w:lineRule="auto"/>
+        <w:ind w:left="720"/>
+      </w:pPr>
+      <w:r>
+        <w:rPr>
+          <w:lang w:val="gu_IN" w:bidi="gu_IN"/>
+        </w:rPr>
+      </w:r>
+      <w:r>
+        <w:rPr>
+          <w:lang w:val="gu_IN" w:bidi="gu_IN"/>
+        </w:rPr>
+        <w:t>યર્મિયાનો વિલાપ 2:1–2</w:t>
+      </w:r>
+    </w:p>
+    <w:p>
+      <w:pPr>
+        <w:pStyle w:val="ListBullet"/>
+        <w:spacing w:line="240" w:lineRule="auto"/>
+        <w:ind w:left="720"/>
+      </w:pPr>
+      <w:r>
+        <w:rPr>
+          <w:lang w:val="gu_IN" w:bidi="gu_IN"/>
+        </w:rPr>
+      </w:r>
+      <w:r>
+        <w:rPr>
+          <w:lang w:val="gu_IN" w:bidi="gu_IN"/>
+        </w:rPr>
+        <w:t>ગીતશાસ્ત્ર 22:6</w:t>
+      </w:r>
+    </w:p>
+    <w:p>
+      <w:pPr>
+        <w:pStyle w:val="ListBullet"/>
+        <w:spacing w:line="240" w:lineRule="auto"/>
+        <w:ind w:left="720"/>
+      </w:pPr>
+      <w:r>
+        <w:rPr>
+          <w:lang w:val="gu_IN" w:bidi="gu_IN"/>
+        </w:rPr>
+      </w:r>
+      <w:r>
+        <w:rPr>
+          <w:lang w:val="gu_IN" w:bidi="gu_IN"/>
+        </w:rPr>
+        <w:t>પુર્નનિયમ 21:14</w:t>
+      </w:r>
+    </w:p>
+    <w:p>
+      <w:pPr>
+        <w:pStyle w:val="ListBullet"/>
+        <w:spacing w:line="240" w:lineRule="auto"/>
+        <w:ind w:left="720"/>
+      </w:pPr>
+      <w:r>
+        <w:rPr>
+          <w:lang w:val="gu_IN" w:bidi="gu_IN"/>
+        </w:rPr>
+      </w:r>
+      <w:r>
+        <w:rPr>
+          <w:lang w:val="gu_IN" w:bidi="gu_IN"/>
+        </w:rPr>
+        <w:t>એઝરા 9:5</w:t>
+      </w:r>
+    </w:p>
+    <w:p>
+      <w:pPr>
+        <w:pStyle w:val="ListBullet"/>
+        <w:spacing w:line="240" w:lineRule="auto"/>
+        <w:ind w:left="720"/>
+      </w:pPr>
+      <w:r>
+        <w:rPr>
+          <w:lang w:val="gu_IN" w:bidi="gu_IN"/>
+        </w:rPr>
+      </w:r>
+      <w:r>
+        <w:rPr>
+          <w:lang w:val="gu_IN" w:bidi="gu_IN"/>
+        </w:rPr>
+        <w:t>નીતીવચન 25:7–8</w:t>
+      </w:r>
+    </w:p>
+    <w:p>
+      <w:pPr>
+        <w:pStyle w:val="ListBullet"/>
+        <w:spacing w:line="240" w:lineRule="auto"/>
+        <w:ind w:left="720"/>
+      </w:pPr>
+      <w:r>
+        <w:rPr>
+          <w:lang w:val="gu_IN" w:bidi="gu_IN"/>
+        </w:rPr>
+      </w:r>
+      <w:r>
+        <w:rPr>
+          <w:lang w:val="gu_IN" w:bidi="gu_IN"/>
+        </w:rPr>
+        <w:t>ગીતશાસ્ત્ર 6:8–10</w:t>
+      </w:r>
+    </w:p>
+    <w:p>
+      <w:pPr>
+        <w:pStyle w:val="ListBullet"/>
+        <w:spacing w:line="240" w:lineRule="auto"/>
+        <w:ind w:left="720"/>
+      </w:pPr>
+      <w:r>
+        <w:rPr>
+          <w:lang w:val="gu_IN" w:bidi="gu_IN"/>
+        </w:rPr>
+      </w:r>
+      <w:r>
+        <w:rPr>
+          <w:lang w:val="gu_IN" w:bidi="gu_IN"/>
+        </w:rPr>
+        <w:t>ગીતશાસ્ત્ર 123:3</w:t>
+      </w:r>
+    </w:p>
+    <w:p>
+      <w:pPr>
+        <w:pStyle w:val="ListBullet"/>
+        <w:spacing w:line="240" w:lineRule="auto"/>
+        <w:ind w:left="720"/>
+      </w:pPr>
+      <w:r>
+        <w:rPr>
+          <w:lang w:val="gu_IN" w:bidi="gu_IN"/>
+        </w:rPr>
+      </w:r>
+      <w:r>
+        <w:rPr>
+          <w:lang w:val="gu_IN" w:bidi="gu_IN"/>
+        </w:rPr>
+        <w:t>૧ તિમોથી 5:7–8</w:t>
+      </w:r>
+    </w:p>
+    <w:p>
+      <w:pPr>
+        <w:pStyle w:val="ListBullet"/>
+        <w:spacing w:line="240" w:lineRule="auto"/>
+        <w:ind w:left="720"/>
+      </w:pPr>
+      <w:r>
+        <w:rPr>
+          <w:lang w:val="gu_IN" w:bidi="gu_IN"/>
+        </w:rPr>
+      </w:r>
+      <w:r>
+        <w:rPr>
+          <w:lang w:val="gu_IN" w:bidi="gu_IN"/>
+        </w:rPr>
+        <w:t>૧ તિમોથી 6:13–14</w:t>
+      </w:r>
+    </w:p>
+    <w:p>
+      <w:pPr>
+        <w:pStyle w:val="ListBullet"/>
+        <w:spacing w:line="240" w:lineRule="auto"/>
+        <w:ind w:left="720"/>
+      </w:pPr>
+      <w:r>
+        <w:rPr>
+          <w:lang w:val="gu_IN" w:bidi="gu_IN"/>
+        </w:rPr>
+      </w:r>
+      <w:r>
+        <w:rPr>
+          <w:lang w:val="gu_IN" w:bidi="gu_IN"/>
+        </w:rPr>
+        <w:t>યાર્મિયા 15:15–16</w:t>
+      </w:r>
+    </w:p>
+    <w:p>
+      <w:pPr>
+        <w:pStyle w:val="ListBullet"/>
+        <w:spacing w:line="240" w:lineRule="auto"/>
+        <w:ind w:left="720"/>
+      </w:pPr>
+      <w:r>
+        <w:rPr>
+          <w:lang w:val="gu_IN" w:bidi="gu_IN"/>
+        </w:rPr>
+      </w:r>
+      <w:r>
+        <w:rPr>
+          <w:lang w:val="gu_IN" w:bidi="gu_IN"/>
+        </w:rPr>
+        <w:t>અયૂબ 16:9–10</w:t>
+      </w:r>
+    </w:p>
+    <w:p>
+      <w:pPr>
+        <w:pStyle w:val="ListBullet"/>
+        <w:spacing w:line="240" w:lineRule="auto"/>
+        <w:ind w:left="720"/>
+      </w:pPr>
+      <w:r>
+        <w:rPr>
+          <w:lang w:val="gu_IN" w:bidi="gu_IN"/>
+        </w:rPr>
+      </w:r>
+      <w:r>
+        <w:rPr>
+          <w:lang w:val="gu_IN" w:bidi="gu_IN"/>
+        </w:rPr>
+        <w:t>નીતિવચન 18:3</w:t>
+      </w:r>
     </w:p>
     <w:p>
       <w:pPr>
@@ -3247,162 +2947,120 @@
           <w:lang w:val="gu_IN" w:bidi="gu_IN"/>
         </w:rPr>
       </w:r>
-      <w:hyperlink r:id="rId63">
-        <w:r>
-          <w:rPr>
-            <w:lang w:val="gu_IN" w:bidi="gu_IN"/>
-          </w:rPr>
-          <w:rPr>
-            <w:color w:val="0000EE"/>
-            <w:u w:val="single"/>
-          </w:rPr>
-          <w:t>1 કાળવૃતાંત 10:11–12</w:t>
-        </w:r>
-      </w:hyperlink>
-    </w:p>
-    <w:p>
-      <w:pPr>
-        <w:pStyle w:val="ListBullet"/>
-        <w:spacing w:line="240" w:lineRule="auto"/>
-        <w:ind w:left="720"/>
-      </w:pPr>
-      <w:r>
-        <w:rPr>
-          <w:lang w:val="gu_IN" w:bidi="gu_IN"/>
-        </w:rPr>
-      </w:r>
-      <w:hyperlink r:id="rId64">
-        <w:r>
-          <w:rPr>
-            <w:lang w:val="gu_IN" w:bidi="gu_IN"/>
-          </w:rPr>
-          <w:rPr>
-            <w:color w:val="0000EE"/>
-            <w:u w:val="single"/>
-          </w:rPr>
-          <w:t>1 કરંથીઓ 5:3–5</w:t>
-        </w:r>
-      </w:hyperlink>
-    </w:p>
-    <w:p>
-      <w:pPr>
-        <w:pStyle w:val="ListBullet"/>
-        <w:spacing w:line="240" w:lineRule="auto"/>
-        <w:ind w:left="720"/>
-      </w:pPr>
-      <w:r>
-        <w:rPr>
-          <w:lang w:val="gu_IN" w:bidi="gu_IN"/>
-        </w:rPr>
-      </w:r>
-      <w:hyperlink r:id="rId65">
-        <w:r>
-          <w:rPr>
-            <w:lang w:val="gu_IN" w:bidi="gu_IN"/>
-          </w:rPr>
-          <w:rPr>
-            <w:color w:val="0000EE"/>
-            <w:u w:val="single"/>
-          </w:rPr>
-          <w:t>એફેસીઓ 4:4–6</w:t>
-        </w:r>
-      </w:hyperlink>
-    </w:p>
-    <w:p>
-      <w:pPr>
-        <w:pStyle w:val="ListBullet"/>
-        <w:spacing w:line="240" w:lineRule="auto"/>
-        <w:ind w:left="720"/>
-      </w:pPr>
-      <w:r>
-        <w:rPr>
-          <w:lang w:val="gu_IN" w:bidi="gu_IN"/>
-        </w:rPr>
-      </w:r>
-      <w:hyperlink r:id="rId66">
-        <w:r>
-          <w:rPr>
-            <w:lang w:val="gu_IN" w:bidi="gu_IN"/>
-          </w:rPr>
-          <w:rPr>
-            <w:color w:val="0000EE"/>
-            <w:u w:val="single"/>
-          </w:rPr>
-          <w:t>ન્યાયાધીશો 14:7–9</w:t>
-        </w:r>
-      </w:hyperlink>
-    </w:p>
-    <w:p>
-      <w:pPr>
-        <w:pStyle w:val="ListBullet"/>
-        <w:spacing w:line="240" w:lineRule="auto"/>
-        <w:ind w:left="720"/>
-      </w:pPr>
-      <w:r>
-        <w:rPr>
-          <w:lang w:val="gu_IN" w:bidi="gu_IN"/>
-        </w:rPr>
-      </w:r>
-      <w:hyperlink r:id="rId67">
-        <w:r>
-          <w:rPr>
-            <w:lang w:val="gu_IN" w:bidi="gu_IN"/>
-          </w:rPr>
-          <w:rPr>
-            <w:color w:val="0000EE"/>
-            <w:u w:val="single"/>
-          </w:rPr>
-          <w:t>ગણના 6:6–8</w:t>
-        </w:r>
-      </w:hyperlink>
-    </w:p>
-    <w:p>
-      <w:pPr>
-        <w:pStyle w:val="ListBullet"/>
-        <w:spacing w:line="240" w:lineRule="auto"/>
-        <w:ind w:left="720"/>
-      </w:pPr>
-      <w:r>
-        <w:rPr>
-          <w:lang w:val="gu_IN" w:bidi="gu_IN"/>
-        </w:rPr>
-      </w:r>
-      <w:hyperlink r:id="rId68">
-        <w:r>
-          <w:rPr>
-            <w:lang w:val="gu_IN" w:bidi="gu_IN"/>
-          </w:rPr>
-          <w:rPr>
-            <w:color w:val="0000EE"/>
-            <w:u w:val="single"/>
-          </w:rPr>
-          <w:t>ગીતશાસ્ત્ર 31:8–9</w:t>
-        </w:r>
-      </w:hyperlink>
-    </w:p>
-    <w:p>
-      <w:pPr>
-        <w:pStyle w:val="ListBullet"/>
-        <w:spacing w:line="240" w:lineRule="auto"/>
-        <w:ind w:left="720"/>
-      </w:pPr>
-      <w:r>
-        <w:rPr>
-          <w:lang w:val="gu_IN" w:bidi="gu_IN"/>
-        </w:rPr>
-      </w:r>
-      <w:hyperlink r:id="rId69">
-        <w:r>
-          <w:rPr>
-            <w:lang w:val="gu_IN" w:bidi="gu_IN"/>
-          </w:rPr>
-          <w:rPr>
-            <w:color w:val="0000EE"/>
-            <w:u w:val="single"/>
-          </w:rPr>
-          <w:t>રોમન 12:4–5</w:t>
-        </w:r>
-      </w:hyperlink>
+      <w:r>
+        <w:rPr>
+          <w:lang w:val="gu_IN" w:bidi="gu_IN"/>
+        </w:rPr>
+        <w:t>1 કાળવૃતાંત 10:11–12</w:t>
+      </w:r>
+    </w:p>
+    <w:p>
+      <w:pPr>
+        <w:pStyle w:val="ListBullet"/>
+        <w:spacing w:line="240" w:lineRule="auto"/>
+        <w:ind w:left="720"/>
+      </w:pPr>
+      <w:r>
+        <w:rPr>
+          <w:lang w:val="gu_IN" w:bidi="gu_IN"/>
+        </w:rPr>
+      </w:r>
+      <w:r>
+        <w:rPr>
+          <w:lang w:val="gu_IN" w:bidi="gu_IN"/>
+        </w:rPr>
+        <w:t>1 કરંથીઓ 5:3–5</w:t>
+      </w:r>
+    </w:p>
+    <w:p>
+      <w:pPr>
+        <w:pStyle w:val="ListBullet"/>
+        <w:spacing w:line="240" w:lineRule="auto"/>
+        <w:ind w:left="720"/>
+      </w:pPr>
+      <w:r>
+        <w:rPr>
+          <w:lang w:val="gu_IN" w:bidi="gu_IN"/>
+        </w:rPr>
+      </w:r>
+      <w:r>
+        <w:rPr>
+          <w:lang w:val="gu_IN" w:bidi="gu_IN"/>
+        </w:rPr>
+        <w:t>એફેસીઓ 4:4–6</w:t>
+      </w:r>
+    </w:p>
+    <w:p>
+      <w:pPr>
+        <w:pStyle w:val="ListBullet"/>
+        <w:spacing w:line="240" w:lineRule="auto"/>
+        <w:ind w:left="720"/>
+      </w:pPr>
+      <w:r>
+        <w:rPr>
+          <w:lang w:val="gu_IN" w:bidi="gu_IN"/>
+        </w:rPr>
+      </w:r>
+      <w:r>
+        <w:rPr>
+          <w:lang w:val="gu_IN" w:bidi="gu_IN"/>
+        </w:rPr>
+        <w:t>ન્યાયાધીશો 14:7–9</w:t>
+      </w:r>
+    </w:p>
+    <w:p>
+      <w:pPr>
+        <w:pStyle w:val="ListBullet"/>
+        <w:spacing w:line="240" w:lineRule="auto"/>
+        <w:ind w:left="720"/>
+      </w:pPr>
+      <w:r>
+        <w:rPr>
+          <w:lang w:val="gu_IN" w:bidi="gu_IN"/>
+        </w:rPr>
+      </w:r>
+      <w:r>
+        <w:rPr>
+          <w:lang w:val="gu_IN" w:bidi="gu_IN"/>
+        </w:rPr>
+        <w:t>ગણના 6:6–8</w:t>
+      </w:r>
+    </w:p>
+    <w:p>
+      <w:pPr>
+        <w:pStyle w:val="ListBullet"/>
+        <w:spacing w:line="240" w:lineRule="auto"/>
+        <w:ind w:left="720"/>
+      </w:pPr>
+      <w:r>
+        <w:rPr>
+          <w:lang w:val="gu_IN" w:bidi="gu_IN"/>
+        </w:rPr>
+      </w:r>
+      <w:r>
+        <w:rPr>
+          <w:lang w:val="gu_IN" w:bidi="gu_IN"/>
+        </w:rPr>
+        <w:t>ગીતશાસ્ત્ર 31:8–9</w:t>
+      </w:r>
+    </w:p>
+    <w:p>
+      <w:pPr>
+        <w:pStyle w:val="ListBullet"/>
+        <w:spacing w:line="240" w:lineRule="auto"/>
+        <w:ind w:left="720"/>
+      </w:pPr>
+      <w:r>
+        <w:rPr>
+          <w:lang w:val="gu_IN" w:bidi="gu_IN"/>
+        </w:rPr>
+      </w:r>
+      <w:r>
+        <w:rPr>
+          <w:lang w:val="gu_IN" w:bidi="gu_IN"/>
+        </w:rPr>
+        <w:t>રોમન 12:4–5</w:t>
+      </w:r>
     </w:p>
     <w:p>
       <w:pPr>
@@ -3624,90 +3282,66 @@
           <w:lang w:val="gu_IN" w:bidi="gu_IN"/>
         </w:rPr>
       </w:r>
-      <w:hyperlink r:id="rId70">
-        <w:r>
-          <w:rPr>
-            <w:lang w:val="gu_IN" w:bidi="gu_IN"/>
-          </w:rPr>
-          <w:rPr>
-            <w:color w:val="0000EE"/>
-            <w:u w:val="single"/>
-          </w:rPr>
-          <w:t>1 કાળવૃતાંત 9:17–19</w:t>
-        </w:r>
-      </w:hyperlink>
-    </w:p>
-    <w:p>
-      <w:pPr>
-        <w:pStyle w:val="ListBullet"/>
-        <w:spacing w:line="240" w:lineRule="auto"/>
-        <w:ind w:left="720"/>
-      </w:pPr>
-      <w:r>
-        <w:rPr>
-          <w:lang w:val="gu_IN" w:bidi="gu_IN"/>
-        </w:rPr>
-      </w:r>
-      <w:hyperlink r:id="rId71">
-        <w:r>
-          <w:rPr>
-            <w:lang w:val="gu_IN" w:bidi="gu_IN"/>
-          </w:rPr>
-          <w:rPr>
-            <w:color w:val="0000EE"/>
-            <w:u w:val="single"/>
-          </w:rPr>
-          <w:t>હઝકીએલ 9:3–4</w:t>
-        </w:r>
-      </w:hyperlink>
-    </w:p>
-    <w:p>
-      <w:pPr>
-        <w:pStyle w:val="ListBullet"/>
-        <w:spacing w:line="240" w:lineRule="auto"/>
-        <w:ind w:left="720"/>
-      </w:pPr>
-      <w:r>
-        <w:rPr>
-          <w:lang w:val="gu_IN" w:bidi="gu_IN"/>
-        </w:rPr>
-      </w:r>
-      <w:hyperlink r:id="rId72">
-        <w:r>
-          <w:rPr>
-            <w:lang w:val="gu_IN" w:bidi="gu_IN"/>
-          </w:rPr>
-          <w:rPr>
-            <w:color w:val="0000EE"/>
-            <w:u w:val="single"/>
-          </w:rPr>
-          <w:t>યશાયાહ 9:4–5</w:t>
-        </w:r>
-      </w:hyperlink>
-    </w:p>
-    <w:p>
-      <w:pPr>
-        <w:pStyle w:val="ListBullet"/>
-        <w:spacing w:line="240" w:lineRule="auto"/>
-        <w:ind w:left="720"/>
-      </w:pPr>
-      <w:r>
-        <w:rPr>
-          <w:lang w:val="gu_IN" w:bidi="gu_IN"/>
-        </w:rPr>
-      </w:r>
-      <w:hyperlink r:id="rId73">
-        <w:r>
-          <w:rPr>
-            <w:lang w:val="gu_IN" w:bidi="gu_IN"/>
-          </w:rPr>
-          <w:rPr>
-            <w:color w:val="0000EE"/>
-            <w:u w:val="single"/>
-          </w:rPr>
-          <w:t>નીતિવચનો 17:19–20</w:t>
-        </w:r>
-      </w:hyperlink>
+      <w:r>
+        <w:rPr>
+          <w:lang w:val="gu_IN" w:bidi="gu_IN"/>
+        </w:rPr>
+        <w:t>1 કાળવૃતાંત 9:17–19</w:t>
+      </w:r>
+    </w:p>
+    <w:p>
+      <w:pPr>
+        <w:pStyle w:val="ListBullet"/>
+        <w:spacing w:line="240" w:lineRule="auto"/>
+        <w:ind w:left="720"/>
+      </w:pPr>
+      <w:r>
+        <w:rPr>
+          <w:lang w:val="gu_IN" w:bidi="gu_IN"/>
+        </w:rPr>
+      </w:r>
+      <w:r>
+        <w:rPr>
+          <w:lang w:val="gu_IN" w:bidi="gu_IN"/>
+        </w:rPr>
+        <w:t>હઝકીએલ 9:3–4</w:t>
+      </w:r>
+    </w:p>
+    <w:p>
+      <w:pPr>
+        <w:pStyle w:val="ListBullet"/>
+        <w:spacing w:line="240" w:lineRule="auto"/>
+        <w:ind w:left="720"/>
+      </w:pPr>
+      <w:r>
+        <w:rPr>
+          <w:lang w:val="gu_IN" w:bidi="gu_IN"/>
+        </w:rPr>
+      </w:r>
+      <w:r>
+        <w:rPr>
+          <w:lang w:val="gu_IN" w:bidi="gu_IN"/>
+        </w:rPr>
+        <w:t>યશાયાહ 9:4–5</w:t>
+      </w:r>
+    </w:p>
+    <w:p>
+      <w:pPr>
+        <w:pStyle w:val="ListBullet"/>
+        <w:spacing w:line="240" w:lineRule="auto"/>
+        <w:ind w:left="720"/>
+      </w:pPr>
+      <w:r>
+        <w:rPr>
+          <w:lang w:val="gu_IN" w:bidi="gu_IN"/>
+        </w:rPr>
+      </w:r>
+      <w:r>
+        <w:rPr>
+          <w:lang w:val="gu_IN" w:bidi="gu_IN"/>
+        </w:rPr>
+        <w:t>નીતિવચનો 17:19–20</w:t>
+      </w:r>
     </w:p>
     <w:p>
       <w:pPr>
@@ -3963,234 +3597,174 @@
           <w:lang w:val="gu_IN" w:bidi="gu_IN"/>
         </w:rPr>
       </w:r>
-      <w:hyperlink r:id="rId74">
-        <w:r>
-          <w:rPr>
-            <w:lang w:val="gu_IN" w:bidi="gu_IN"/>
-          </w:rPr>
-          <w:rPr>
-            <w:color w:val="0000EE"/>
-            <w:u w:val="single"/>
-          </w:rPr>
-          <w:t>1 થેસ્સલોનિકી 5:1–3</w:t>
-        </w:r>
-      </w:hyperlink>
-    </w:p>
-    <w:p>
-      <w:pPr>
-        <w:pStyle w:val="ListBullet"/>
-        <w:spacing w:line="240" w:lineRule="auto"/>
-        <w:ind w:left="720"/>
-      </w:pPr>
-      <w:r>
-        <w:rPr>
-          <w:lang w:val="gu_IN" w:bidi="gu_IN"/>
-        </w:rPr>
-      </w:r>
-      <w:hyperlink r:id="rId75">
-        <w:r>
-          <w:rPr>
-            <w:lang w:val="gu_IN" w:bidi="gu_IN"/>
-          </w:rPr>
-          <w:rPr>
-            <w:color w:val="0000EE"/>
-            <w:u w:val="single"/>
-          </w:rPr>
-          <w:t>પ્રરિતોનાં કૃત્યો 7:26–28</w:t>
-        </w:r>
-      </w:hyperlink>
-    </w:p>
-    <w:p>
-      <w:pPr>
-        <w:pStyle w:val="ListBullet"/>
-        <w:spacing w:line="240" w:lineRule="auto"/>
-        <w:ind w:left="720"/>
-      </w:pPr>
-      <w:r>
-        <w:rPr>
-          <w:lang w:val="gu_IN" w:bidi="gu_IN"/>
-        </w:rPr>
-      </w:r>
-      <w:hyperlink r:id="rId76">
-        <w:r>
-          <w:rPr>
-            <w:lang w:val="gu_IN" w:bidi="gu_IN"/>
-          </w:rPr>
-          <w:rPr>
-            <w:color w:val="0000EE"/>
-            <w:u w:val="single"/>
-          </w:rPr>
-          <w:t>ક્લોસ્સી 1:18–20</w:t>
-        </w:r>
-      </w:hyperlink>
-    </w:p>
-    <w:p>
-      <w:pPr>
-        <w:pStyle w:val="ListBullet"/>
-        <w:spacing w:line="240" w:lineRule="auto"/>
-        <w:ind w:left="720"/>
-      </w:pPr>
-      <w:r>
-        <w:rPr>
-          <w:lang w:val="gu_IN" w:bidi="gu_IN"/>
-        </w:rPr>
-      </w:r>
-      <w:hyperlink r:id="rId77">
-        <w:r>
-          <w:rPr>
-            <w:lang w:val="gu_IN" w:bidi="gu_IN"/>
-          </w:rPr>
-          <w:rPr>
-            <w:color w:val="0000EE"/>
-            <w:u w:val="single"/>
-          </w:rPr>
-          <w:t>ક્લોસ્સી 3:15–17</w:t>
-        </w:r>
-      </w:hyperlink>
-    </w:p>
-    <w:p>
-      <w:pPr>
-        <w:pStyle w:val="ListBullet"/>
-        <w:spacing w:line="240" w:lineRule="auto"/>
-        <w:ind w:left="720"/>
-      </w:pPr>
-      <w:r>
-        <w:rPr>
-          <w:lang w:val="gu_IN" w:bidi="gu_IN"/>
-        </w:rPr>
-      </w:r>
-      <w:hyperlink r:id="rId78">
-        <w:r>
-          <w:rPr>
-            <w:lang w:val="gu_IN" w:bidi="gu_IN"/>
-          </w:rPr>
-          <w:rPr>
-            <w:color w:val="0000EE"/>
-            <w:u w:val="single"/>
-          </w:rPr>
-          <w:t>ગલાતી 5:22–24</w:t>
-        </w:r>
-      </w:hyperlink>
-    </w:p>
-    <w:p>
-      <w:pPr>
-        <w:pStyle w:val="ListBullet"/>
-        <w:spacing w:line="240" w:lineRule="auto"/>
-        <w:ind w:left="720"/>
-      </w:pPr>
-      <w:r>
-        <w:rPr>
-          <w:lang w:val="gu_IN" w:bidi="gu_IN"/>
-        </w:rPr>
-      </w:r>
-      <w:hyperlink r:id="rId79">
-        <w:r>
-          <w:rPr>
-            <w:lang w:val="gu_IN" w:bidi="gu_IN"/>
-          </w:rPr>
-          <w:rPr>
-            <w:color w:val="0000EE"/>
-            <w:u w:val="single"/>
-          </w:rPr>
-          <w:t>લૂક 7:48–50</w:t>
-        </w:r>
-      </w:hyperlink>
-    </w:p>
-    <w:p>
-      <w:pPr>
-        <w:pStyle w:val="ListBullet"/>
-        <w:spacing w:line="240" w:lineRule="auto"/>
-        <w:ind w:left="720"/>
-      </w:pPr>
-      <w:r>
-        <w:rPr>
-          <w:lang w:val="gu_IN" w:bidi="gu_IN"/>
-        </w:rPr>
-      </w:r>
-      <w:hyperlink r:id="rId80">
-        <w:r>
-          <w:rPr>
-            <w:lang w:val="gu_IN" w:bidi="gu_IN"/>
-          </w:rPr>
-          <w:rPr>
-            <w:color w:val="0000EE"/>
-            <w:u w:val="single"/>
-          </w:rPr>
-          <w:t>લૂક 12:51–53</w:t>
-        </w:r>
-      </w:hyperlink>
-    </w:p>
-    <w:p>
-      <w:pPr>
-        <w:pStyle w:val="ListBullet"/>
-        <w:spacing w:line="240" w:lineRule="auto"/>
-        <w:ind w:left="720"/>
-      </w:pPr>
-      <w:r>
-        <w:rPr>
-          <w:lang w:val="gu_IN" w:bidi="gu_IN"/>
-        </w:rPr>
-      </w:r>
-      <w:hyperlink r:id="rId81">
-        <w:r>
-          <w:rPr>
-            <w:lang w:val="gu_IN" w:bidi="gu_IN"/>
-          </w:rPr>
-          <w:rPr>
-            <w:color w:val="0000EE"/>
-            <w:u w:val="single"/>
-          </w:rPr>
-          <w:t>માર્ક 4:38–39</w:t>
-        </w:r>
-      </w:hyperlink>
-    </w:p>
-    <w:p>
-      <w:pPr>
-        <w:pStyle w:val="ListBullet"/>
-        <w:spacing w:line="240" w:lineRule="auto"/>
-        <w:ind w:left="720"/>
-      </w:pPr>
-      <w:r>
-        <w:rPr>
-          <w:lang w:val="gu_IN" w:bidi="gu_IN"/>
-        </w:rPr>
-      </w:r>
-      <w:hyperlink r:id="rId82">
-        <w:r>
-          <w:rPr>
-            <w:lang w:val="gu_IN" w:bidi="gu_IN"/>
-          </w:rPr>
-          <w:rPr>
-            <w:color w:val="0000EE"/>
-            <w:u w:val="single"/>
-          </w:rPr>
-          <w:t>માથ્થી 5:9–10</w:t>
-        </w:r>
-      </w:hyperlink>
-    </w:p>
-    <w:p>
-      <w:pPr>
-        <w:pStyle w:val="ListBullet"/>
-        <w:spacing w:line="240" w:lineRule="auto"/>
-        <w:ind w:left="720"/>
-      </w:pPr>
-      <w:r>
-        <w:rPr>
-          <w:lang w:val="gu_IN" w:bidi="gu_IN"/>
-        </w:rPr>
-      </w:r>
-      <w:hyperlink r:id="rId83">
-        <w:r>
-          <w:rPr>
-            <w:lang w:val="gu_IN" w:bidi="gu_IN"/>
-          </w:rPr>
-          <w:rPr>
-            <w:color w:val="0000EE"/>
-            <w:u w:val="single"/>
-          </w:rPr>
-          <w:t>માથ્થી 10:11–13</w:t>
-        </w:r>
-      </w:hyperlink>
+      <w:r>
+        <w:rPr>
+          <w:lang w:val="gu_IN" w:bidi="gu_IN"/>
+        </w:rPr>
+        <w:t>1 થેસ્સલોનિકી 5:1–3</w:t>
+      </w:r>
+    </w:p>
+    <w:p>
+      <w:pPr>
+        <w:pStyle w:val="ListBullet"/>
+        <w:spacing w:line="240" w:lineRule="auto"/>
+        <w:ind w:left="720"/>
+      </w:pPr>
+      <w:r>
+        <w:rPr>
+          <w:lang w:val="gu_IN" w:bidi="gu_IN"/>
+        </w:rPr>
+      </w:r>
+      <w:r>
+        <w:rPr>
+          <w:lang w:val="gu_IN" w:bidi="gu_IN"/>
+        </w:rPr>
+        <w:t>પ્રરિતોનાં કૃત્યો 7:26–28</w:t>
+      </w:r>
+    </w:p>
+    <w:p>
+      <w:pPr>
+        <w:pStyle w:val="ListBullet"/>
+        <w:spacing w:line="240" w:lineRule="auto"/>
+        <w:ind w:left="720"/>
+      </w:pPr>
+      <w:r>
+        <w:rPr>
+          <w:lang w:val="gu_IN" w:bidi="gu_IN"/>
+        </w:rPr>
+      </w:r>
+      <w:r>
+        <w:rPr>
+          <w:lang w:val="gu_IN" w:bidi="gu_IN"/>
+        </w:rPr>
+        <w:t>ક્લોસ્સી 1:18–20</w:t>
+      </w:r>
+    </w:p>
+    <w:p>
+      <w:pPr>
+        <w:pStyle w:val="ListBullet"/>
+        <w:spacing w:line="240" w:lineRule="auto"/>
+        <w:ind w:left="720"/>
+      </w:pPr>
+      <w:r>
+        <w:rPr>
+          <w:lang w:val="gu_IN" w:bidi="gu_IN"/>
+        </w:rPr>
+      </w:r>
+      <w:r>
+        <w:rPr>
+          <w:lang w:val="gu_IN" w:bidi="gu_IN"/>
+        </w:rPr>
+        <w:t>ક્લોસ્સી 3:15–17</w:t>
+      </w:r>
+    </w:p>
+    <w:p>
+      <w:pPr>
+        <w:pStyle w:val="ListBullet"/>
+        <w:spacing w:line="240" w:lineRule="auto"/>
+        <w:ind w:left="720"/>
+      </w:pPr>
+      <w:r>
+        <w:rPr>
+          <w:lang w:val="gu_IN" w:bidi="gu_IN"/>
+        </w:rPr>
+      </w:r>
+      <w:r>
+        <w:rPr>
+          <w:lang w:val="gu_IN" w:bidi="gu_IN"/>
+        </w:rPr>
+        <w:t>ગલાતી 5:22–24</w:t>
+      </w:r>
+    </w:p>
+    <w:p>
+      <w:pPr>
+        <w:pStyle w:val="ListBullet"/>
+        <w:spacing w:line="240" w:lineRule="auto"/>
+        <w:ind w:left="720"/>
+      </w:pPr>
+      <w:r>
+        <w:rPr>
+          <w:lang w:val="gu_IN" w:bidi="gu_IN"/>
+        </w:rPr>
+      </w:r>
+      <w:r>
+        <w:rPr>
+          <w:lang w:val="gu_IN" w:bidi="gu_IN"/>
+        </w:rPr>
+        <w:t>લૂક 7:48–50</w:t>
+      </w:r>
+    </w:p>
+    <w:p>
+      <w:pPr>
+        <w:pStyle w:val="ListBullet"/>
+        <w:spacing w:line="240" w:lineRule="auto"/>
+        <w:ind w:left="720"/>
+      </w:pPr>
+      <w:r>
+        <w:rPr>
+          <w:lang w:val="gu_IN" w:bidi="gu_IN"/>
+        </w:rPr>
+      </w:r>
+      <w:r>
+        <w:rPr>
+          <w:lang w:val="gu_IN" w:bidi="gu_IN"/>
+        </w:rPr>
+        <w:t>લૂક 12:51–53</w:t>
+      </w:r>
+    </w:p>
+    <w:p>
+      <w:pPr>
+        <w:pStyle w:val="ListBullet"/>
+        <w:spacing w:line="240" w:lineRule="auto"/>
+        <w:ind w:left="720"/>
+      </w:pPr>
+      <w:r>
+        <w:rPr>
+          <w:lang w:val="gu_IN" w:bidi="gu_IN"/>
+        </w:rPr>
+      </w:r>
+      <w:r>
+        <w:rPr>
+          <w:lang w:val="gu_IN" w:bidi="gu_IN"/>
+        </w:rPr>
+        <w:t>માર્ક 4:38–39</w:t>
+      </w:r>
+    </w:p>
+    <w:p>
+      <w:pPr>
+        <w:pStyle w:val="ListBullet"/>
+        <w:spacing w:line="240" w:lineRule="auto"/>
+        <w:ind w:left="720"/>
+      </w:pPr>
+      <w:r>
+        <w:rPr>
+          <w:lang w:val="gu_IN" w:bidi="gu_IN"/>
+        </w:rPr>
+      </w:r>
+      <w:r>
+        <w:rPr>
+          <w:lang w:val="gu_IN" w:bidi="gu_IN"/>
+        </w:rPr>
+        <w:t>માથ્થી 5:9–10</w:t>
+      </w:r>
+    </w:p>
+    <w:p>
+      <w:pPr>
+        <w:pStyle w:val="ListBullet"/>
+        <w:spacing w:line="240" w:lineRule="auto"/>
+        <w:ind w:left="720"/>
+      </w:pPr>
+      <w:r>
+        <w:rPr>
+          <w:lang w:val="gu_IN" w:bidi="gu_IN"/>
+        </w:rPr>
+      </w:r>
+      <w:r>
+        <w:rPr>
+          <w:lang w:val="gu_IN" w:bidi="gu_IN"/>
+        </w:rPr>
+        <w:t>માથ્થી 10:11–13</w:t>
+      </w:r>
     </w:p>
     <w:p>
       <w:pPr>
@@ -4742,114 +4316,84 @@
           <w:lang w:val="gu_IN" w:bidi="gu_IN"/>
         </w:rPr>
       </w:r>
-      <w:hyperlink r:id="rId84">
-        <w:r>
-          <w:rPr>
-            <w:lang w:val="gu_IN" w:bidi="gu_IN"/>
-          </w:rPr>
-          <w:rPr>
-            <w:color w:val="0000EE"/>
-            <w:u w:val="single"/>
-          </w:rPr>
-          <w:t>1 કાળવૃતાંત 21:25–27</w:t>
-        </w:r>
-      </w:hyperlink>
-    </w:p>
-    <w:p>
-      <w:pPr>
-        <w:pStyle w:val="ListBullet"/>
-        <w:spacing w:line="240" w:lineRule="auto"/>
-        <w:ind w:left="720"/>
-      </w:pPr>
-      <w:r>
-        <w:rPr>
-          <w:lang w:val="gu_IN" w:bidi="gu_IN"/>
-        </w:rPr>
-      </w:r>
-      <w:hyperlink r:id="rId85">
-        <w:r>
-          <w:rPr>
-            <w:lang w:val="gu_IN" w:bidi="gu_IN"/>
-          </w:rPr>
-          <w:rPr>
-            <w:color w:val="0000EE"/>
-            <w:u w:val="single"/>
-          </w:rPr>
-          <w:t>2 કાળવૃતાંત 29:35–36</w:t>
-        </w:r>
-      </w:hyperlink>
-    </w:p>
-    <w:p>
-      <w:pPr>
-        <w:pStyle w:val="ListBullet"/>
-        <w:spacing w:line="240" w:lineRule="auto"/>
-        <w:ind w:left="720"/>
-      </w:pPr>
-      <w:r>
-        <w:rPr>
-          <w:lang w:val="gu_IN" w:bidi="gu_IN"/>
-        </w:rPr>
-      </w:r>
-      <w:hyperlink r:id="rId86">
-        <w:r>
-          <w:rPr>
-            <w:lang w:val="gu_IN" w:bidi="gu_IN"/>
-          </w:rPr>
-          <w:rPr>
-            <w:color w:val="0000EE"/>
-            <w:u w:val="single"/>
-          </w:rPr>
-          <w:t>નિર્ગમન 24:5–6</w:t>
-        </w:r>
-      </w:hyperlink>
-    </w:p>
-    <w:p>
-      <w:pPr>
-        <w:pStyle w:val="ListBullet"/>
-        <w:spacing w:line="240" w:lineRule="auto"/>
-        <w:ind w:left="720"/>
-      </w:pPr>
-      <w:r>
-        <w:rPr>
-          <w:lang w:val="gu_IN" w:bidi="gu_IN"/>
-        </w:rPr>
-      </w:r>
-      <w:hyperlink r:id="rId87">
-        <w:r>
-          <w:rPr>
-            <w:lang w:val="gu_IN" w:bidi="gu_IN"/>
-          </w:rPr>
-          <w:rPr>
-            <w:color w:val="0000EE"/>
-            <w:u w:val="single"/>
-          </w:rPr>
-          <w:t>લેવીય 3:3–5</w:t>
-        </w:r>
-      </w:hyperlink>
-    </w:p>
-    <w:p>
-      <w:pPr>
-        <w:pStyle w:val="ListBullet"/>
-        <w:spacing w:line="240" w:lineRule="auto"/>
-        <w:ind w:left="720"/>
-      </w:pPr>
-      <w:r>
-        <w:rPr>
-          <w:lang w:val="gu_IN" w:bidi="gu_IN"/>
-        </w:rPr>
-      </w:r>
-      <w:hyperlink r:id="rId88">
-        <w:r>
-          <w:rPr>
-            <w:lang w:val="gu_IN" w:bidi="gu_IN"/>
-          </w:rPr>
-          <w:rPr>
-            <w:color w:val="0000EE"/>
-            <w:u w:val="single"/>
-          </w:rPr>
-          <w:t>ગણના 6:13–15</w:t>
-        </w:r>
-      </w:hyperlink>
+      <w:r>
+        <w:rPr>
+          <w:lang w:val="gu_IN" w:bidi="gu_IN"/>
+        </w:rPr>
+        <w:t>1 કાળવૃતાંત 21:25–27</w:t>
+      </w:r>
+    </w:p>
+    <w:p>
+      <w:pPr>
+        <w:pStyle w:val="ListBullet"/>
+        <w:spacing w:line="240" w:lineRule="auto"/>
+        <w:ind w:left="720"/>
+      </w:pPr>
+      <w:r>
+        <w:rPr>
+          <w:lang w:val="gu_IN" w:bidi="gu_IN"/>
+        </w:rPr>
+      </w:r>
+      <w:r>
+        <w:rPr>
+          <w:lang w:val="gu_IN" w:bidi="gu_IN"/>
+        </w:rPr>
+        <w:t>2 કાળવૃતાંત 29:35–36</w:t>
+      </w:r>
+    </w:p>
+    <w:p>
+      <w:pPr>
+        <w:pStyle w:val="ListBullet"/>
+        <w:spacing w:line="240" w:lineRule="auto"/>
+        <w:ind w:left="720"/>
+      </w:pPr>
+      <w:r>
+        <w:rPr>
+          <w:lang w:val="gu_IN" w:bidi="gu_IN"/>
+        </w:rPr>
+      </w:r>
+      <w:r>
+        <w:rPr>
+          <w:lang w:val="gu_IN" w:bidi="gu_IN"/>
+        </w:rPr>
+        <w:t>નિર્ગમન 24:5–6</w:t>
+      </w:r>
+    </w:p>
+    <w:p>
+      <w:pPr>
+        <w:pStyle w:val="ListBullet"/>
+        <w:spacing w:line="240" w:lineRule="auto"/>
+        <w:ind w:left="720"/>
+      </w:pPr>
+      <w:r>
+        <w:rPr>
+          <w:lang w:val="gu_IN" w:bidi="gu_IN"/>
+        </w:rPr>
+      </w:r>
+      <w:r>
+        <w:rPr>
+          <w:lang w:val="gu_IN" w:bidi="gu_IN"/>
+        </w:rPr>
+        <w:t>લેવીય 3:3–5</w:t>
+      </w:r>
+    </w:p>
+    <w:p>
+      <w:pPr>
+        <w:pStyle w:val="ListBullet"/>
+        <w:spacing w:line="240" w:lineRule="auto"/>
+        <w:ind w:left="720"/>
+      </w:pPr>
+      <w:r>
+        <w:rPr>
+          <w:lang w:val="gu_IN" w:bidi="gu_IN"/>
+        </w:rPr>
+      </w:r>
+      <w:r>
+        <w:rPr>
+          <w:lang w:val="gu_IN" w:bidi="gu_IN"/>
+        </w:rPr>
+        <w:t>ગણના 6:13–15</w:t>
+      </w:r>
     </w:p>
     <w:p>
       <w:pPr>
@@ -5138,114 +4682,84 @@
           <w:lang w:val="gu_IN" w:bidi="gu_IN"/>
         </w:rPr>
       </w:r>
-      <w:hyperlink r:id="rId89">
-        <w:r>
-          <w:rPr>
-            <w:lang w:val="gu_IN" w:bidi="gu_IN"/>
-          </w:rPr>
-          <w:rPr>
-            <w:color w:val="0000EE"/>
-            <w:u w:val="single"/>
-          </w:rPr>
-          <w:t>1 શમુએલ 13:8–10</w:t>
-        </w:r>
-      </w:hyperlink>
-    </w:p>
-    <w:p>
-      <w:pPr>
-        <w:pStyle w:val="ListBullet"/>
-        <w:spacing w:line="240" w:lineRule="auto"/>
-        <w:ind w:left="720"/>
-      </w:pPr>
-      <w:r>
-        <w:rPr>
-          <w:lang w:val="gu_IN" w:bidi="gu_IN"/>
-        </w:rPr>
-      </w:r>
-      <w:hyperlink r:id="rId90">
-        <w:r>
-          <w:rPr>
-            <w:lang w:val="gu_IN" w:bidi="gu_IN"/>
-          </w:rPr>
-          <w:rPr>
-            <w:color w:val="0000EE"/>
-            <w:u w:val="single"/>
-          </w:rPr>
-          <w:t>હઝકિયેલ 45:16–17</w:t>
-        </w:r>
-      </w:hyperlink>
-    </w:p>
-    <w:p>
-      <w:pPr>
-        <w:pStyle w:val="ListBullet"/>
-        <w:spacing w:line="240" w:lineRule="auto"/>
-        <w:ind w:left="720"/>
-      </w:pPr>
-      <w:r>
-        <w:rPr>
-          <w:lang w:val="gu_IN" w:bidi="gu_IN"/>
-        </w:rPr>
-      </w:r>
-      <w:hyperlink r:id="rId91">
-        <w:r>
-          <w:rPr>
-            <w:lang w:val="gu_IN" w:bidi="gu_IN"/>
-          </w:rPr>
-          <w:rPr>
-            <w:color w:val="0000EE"/>
-            <w:u w:val="single"/>
-          </w:rPr>
-          <w:t>યહોશુઆ 8:30–32</w:t>
-        </w:r>
-      </w:hyperlink>
-    </w:p>
-    <w:p>
-      <w:pPr>
-        <w:pStyle w:val="ListBullet"/>
-        <w:spacing w:line="240" w:lineRule="auto"/>
-        <w:ind w:left="720"/>
-      </w:pPr>
-      <w:r>
-        <w:rPr>
-          <w:lang w:val="gu_IN" w:bidi="gu_IN"/>
-        </w:rPr>
-      </w:r>
-      <w:hyperlink r:id="rId92">
-        <w:r>
-          <w:rPr>
-            <w:lang w:val="gu_IN" w:bidi="gu_IN"/>
-          </w:rPr>
-          <w:rPr>
-            <w:color w:val="0000EE"/>
-            <w:u w:val="single"/>
-          </w:rPr>
-          <w:t>લેવીય 9:3–5</w:t>
-        </w:r>
-      </w:hyperlink>
-    </w:p>
-    <w:p>
-      <w:pPr>
-        <w:pStyle w:val="ListBullet"/>
-        <w:spacing w:line="240" w:lineRule="auto"/>
-        <w:ind w:left="720"/>
-      </w:pPr>
-      <w:r>
-        <w:rPr>
-          <w:lang w:val="gu_IN" w:bidi="gu_IN"/>
-        </w:rPr>
-      </w:r>
-      <w:hyperlink r:id="rId93">
-        <w:r>
-          <w:rPr>
-            <w:lang w:val="gu_IN" w:bidi="gu_IN"/>
-          </w:rPr>
-          <w:rPr>
-            <w:color w:val="0000EE"/>
-            <w:u w:val="single"/>
-          </w:rPr>
-          <w:t>નીતિવચનો 7:13–15</w:t>
-        </w:r>
-      </w:hyperlink>
+      <w:r>
+        <w:rPr>
+          <w:lang w:val="gu_IN" w:bidi="gu_IN"/>
+        </w:rPr>
+        <w:t>1 શમુએલ 13:8–10</w:t>
+      </w:r>
+    </w:p>
+    <w:p>
+      <w:pPr>
+        <w:pStyle w:val="ListBullet"/>
+        <w:spacing w:line="240" w:lineRule="auto"/>
+        <w:ind w:left="720"/>
+      </w:pPr>
+      <w:r>
+        <w:rPr>
+          <w:lang w:val="gu_IN" w:bidi="gu_IN"/>
+        </w:rPr>
+      </w:r>
+      <w:r>
+        <w:rPr>
+          <w:lang w:val="gu_IN" w:bidi="gu_IN"/>
+        </w:rPr>
+        <w:t>હઝકિયેલ 45:16–17</w:t>
+      </w:r>
+    </w:p>
+    <w:p>
+      <w:pPr>
+        <w:pStyle w:val="ListBullet"/>
+        <w:spacing w:line="240" w:lineRule="auto"/>
+        <w:ind w:left="720"/>
+      </w:pPr>
+      <w:r>
+        <w:rPr>
+          <w:lang w:val="gu_IN" w:bidi="gu_IN"/>
+        </w:rPr>
+      </w:r>
+      <w:r>
+        <w:rPr>
+          <w:lang w:val="gu_IN" w:bidi="gu_IN"/>
+        </w:rPr>
+        <w:t>યહોશુઆ 8:30–32</w:t>
+      </w:r>
+    </w:p>
+    <w:p>
+      <w:pPr>
+        <w:pStyle w:val="ListBullet"/>
+        <w:spacing w:line="240" w:lineRule="auto"/>
+        <w:ind w:left="720"/>
+      </w:pPr>
+      <w:r>
+        <w:rPr>
+          <w:lang w:val="gu_IN" w:bidi="gu_IN"/>
+        </w:rPr>
+      </w:r>
+      <w:r>
+        <w:rPr>
+          <w:lang w:val="gu_IN" w:bidi="gu_IN"/>
+        </w:rPr>
+        <w:t>લેવીય 9:3–5</w:t>
+      </w:r>
+    </w:p>
+    <w:p>
+      <w:pPr>
+        <w:pStyle w:val="ListBullet"/>
+        <w:spacing w:line="240" w:lineRule="auto"/>
+        <w:ind w:left="720"/>
+      </w:pPr>
+      <w:r>
+        <w:rPr>
+          <w:lang w:val="gu_IN" w:bidi="gu_IN"/>
+        </w:rPr>
+      </w:r>
+      <w:r>
+        <w:rPr>
+          <w:lang w:val="gu_IN" w:bidi="gu_IN"/>
+        </w:rPr>
+        <w:t>નીતિવચનો 7:13–15</w:t>
+      </w:r>
     </w:p>
     <w:p>
       <w:pPr>
@@ -5477,114 +4991,84 @@
           <w:lang w:val="gu_IN" w:bidi="gu_IN"/>
         </w:rPr>
       </w:r>
-      <w:hyperlink r:id="rId94">
-        <w:r>
-          <w:rPr>
-            <w:lang w:val="gu_IN" w:bidi="gu_IN"/>
-          </w:rPr>
-          <w:rPr>
-            <w:color w:val="0000EE"/>
-            <w:u w:val="single"/>
-          </w:rPr>
-          <w:t>1 કાળુવૃતાંત 10:1–3</w:t>
-        </w:r>
-      </w:hyperlink>
-    </w:p>
-    <w:p>
-      <w:pPr>
-        <w:pStyle w:val="ListBullet"/>
-        <w:spacing w:line="240" w:lineRule="auto"/>
-        <w:ind w:left="720"/>
-      </w:pPr>
-      <w:r>
-        <w:rPr>
-          <w:lang w:val="gu_IN" w:bidi="gu_IN"/>
-        </w:rPr>
-      </w:r>
-      <w:hyperlink r:id="rId95">
-        <w:r>
-          <w:rPr>
-            <w:lang w:val="gu_IN" w:bidi="gu_IN"/>
-          </w:rPr>
-          <w:rPr>
-            <w:color w:val="0000EE"/>
-            <w:u w:val="single"/>
-          </w:rPr>
-          <w:t>1 શમુએલ 9:1–2</w:t>
-        </w:r>
-      </w:hyperlink>
-    </w:p>
-    <w:p>
-      <w:pPr>
-        <w:pStyle w:val="ListBullet"/>
-        <w:spacing w:line="240" w:lineRule="auto"/>
-        <w:ind w:left="720"/>
-      </w:pPr>
-      <w:r>
-        <w:rPr>
-          <w:lang w:val="gu_IN" w:bidi="gu_IN"/>
-        </w:rPr>
-      </w:r>
-      <w:hyperlink r:id="rId96">
-        <w:r>
-          <w:rPr>
-            <w:lang w:val="gu_IN" w:bidi="gu_IN"/>
-          </w:rPr>
-          <w:rPr>
-            <w:color w:val="0000EE"/>
-            <w:u w:val="single"/>
-          </w:rPr>
-          <w:t>2 શમુએલ 1:1–2</w:t>
-        </w:r>
-      </w:hyperlink>
-    </w:p>
-    <w:p>
-      <w:pPr>
-        <w:pStyle w:val="ListBullet"/>
-        <w:spacing w:line="240" w:lineRule="auto"/>
-        <w:ind w:left="720"/>
-      </w:pPr>
-      <w:r>
-        <w:rPr>
-          <w:lang w:val="gu_IN" w:bidi="gu_IN"/>
-        </w:rPr>
-      </w:r>
-      <w:hyperlink r:id="rId97">
-        <w:r>
-          <w:rPr>
-            <w:lang w:val="gu_IN" w:bidi="gu_IN"/>
-          </w:rPr>
-          <w:rPr>
-            <w:color w:val="0000EE"/>
-            <w:u w:val="single"/>
-          </w:rPr>
-          <w:t>પ્રેરિતોના કૃત્યો 13:21–22</w:t>
-        </w:r>
-      </w:hyperlink>
-    </w:p>
-    <w:p>
-      <w:pPr>
-        <w:pStyle w:val="ListBullet"/>
-        <w:spacing w:line="240" w:lineRule="auto"/>
-        <w:ind w:left="720"/>
-      </w:pPr>
-      <w:r>
-        <w:rPr>
-          <w:lang w:val="gu_IN" w:bidi="gu_IN"/>
-        </w:rPr>
-      </w:r>
-      <w:hyperlink r:id="rId98">
-        <w:r>
-          <w:rPr>
-            <w:lang w:val="gu_IN" w:bidi="gu_IN"/>
-          </w:rPr>
-          <w:rPr>
-            <w:color w:val="0000EE"/>
-            <w:u w:val="single"/>
-          </w:rPr>
-          <w:t>ગીતશાસ્ત્ર 18:1</w:t>
-        </w:r>
-      </w:hyperlink>
+      <w:r>
+        <w:rPr>
+          <w:lang w:val="gu_IN" w:bidi="gu_IN"/>
+        </w:rPr>
+        <w:t>1 કાળુવૃતાંત 10:1–3</w:t>
+      </w:r>
+    </w:p>
+    <w:p>
+      <w:pPr>
+        <w:pStyle w:val="ListBullet"/>
+        <w:spacing w:line="240" w:lineRule="auto"/>
+        <w:ind w:left="720"/>
+      </w:pPr>
+      <w:r>
+        <w:rPr>
+          <w:lang w:val="gu_IN" w:bidi="gu_IN"/>
+        </w:rPr>
+      </w:r>
+      <w:r>
+        <w:rPr>
+          <w:lang w:val="gu_IN" w:bidi="gu_IN"/>
+        </w:rPr>
+        <w:t>1 શમુએલ 9:1–2</w:t>
+      </w:r>
+    </w:p>
+    <w:p>
+      <w:pPr>
+        <w:pStyle w:val="ListBullet"/>
+        <w:spacing w:line="240" w:lineRule="auto"/>
+        <w:ind w:left="720"/>
+      </w:pPr>
+      <w:r>
+        <w:rPr>
+          <w:lang w:val="gu_IN" w:bidi="gu_IN"/>
+        </w:rPr>
+      </w:r>
+      <w:r>
+        <w:rPr>
+          <w:lang w:val="gu_IN" w:bidi="gu_IN"/>
+        </w:rPr>
+        <w:t>2 શમુએલ 1:1–2</w:t>
+      </w:r>
+    </w:p>
+    <w:p>
+      <w:pPr>
+        <w:pStyle w:val="ListBullet"/>
+        <w:spacing w:line="240" w:lineRule="auto"/>
+        <w:ind w:left="720"/>
+      </w:pPr>
+      <w:r>
+        <w:rPr>
+          <w:lang w:val="gu_IN" w:bidi="gu_IN"/>
+        </w:rPr>
+      </w:r>
+      <w:r>
+        <w:rPr>
+          <w:lang w:val="gu_IN" w:bidi="gu_IN"/>
+        </w:rPr>
+        <w:t>પ્રેરિતોના કૃત્યો 13:21–22</w:t>
+      </w:r>
+    </w:p>
+    <w:p>
+      <w:pPr>
+        <w:pStyle w:val="ListBullet"/>
+        <w:spacing w:line="240" w:lineRule="auto"/>
+        <w:ind w:left="720"/>
+      </w:pPr>
+      <w:r>
+        <w:rPr>
+          <w:lang w:val="gu_IN" w:bidi="gu_IN"/>
+        </w:rPr>
+      </w:r>
+      <w:r>
+        <w:rPr>
+          <w:lang w:val="gu_IN" w:bidi="gu_IN"/>
+        </w:rPr>
+        <w:t>ગીતશાસ્ત્ર 18:1</w:t>
+      </w:r>
     </w:p>
     <w:p>
       <w:pPr>
@@ -6091,210 +5575,156 @@
           <w:lang w:val="gu_IN" w:bidi="gu_IN"/>
         </w:rPr>
       </w:r>
-      <w:hyperlink r:id="rId99">
-        <w:r>
-          <w:rPr>
-            <w:lang w:val="gu_IN" w:bidi="gu_IN"/>
-          </w:rPr>
-          <w:rPr>
-            <w:color w:val="0000EE"/>
-            <w:u w:val="single"/>
-          </w:rPr>
-          <w:t>1 શમુએલ 14:24–26</w:t>
-        </w:r>
-      </w:hyperlink>
-    </w:p>
-    <w:p>
-      <w:pPr>
-        <w:pStyle w:val="ListBullet"/>
-        <w:spacing w:line="240" w:lineRule="auto"/>
-        <w:ind w:left="720"/>
-      </w:pPr>
-      <w:r>
-        <w:rPr>
-          <w:lang w:val="gu_IN" w:bidi="gu_IN"/>
-        </w:rPr>
-      </w:r>
-      <w:hyperlink r:id="rId100">
-        <w:r>
-          <w:rPr>
-            <w:lang w:val="gu_IN" w:bidi="gu_IN"/>
-          </w:rPr>
-          <w:rPr>
-            <w:color w:val="0000EE"/>
-            <w:u w:val="single"/>
-          </w:rPr>
-          <w:t>2 પિતર 2:12–14</w:t>
-        </w:r>
-      </w:hyperlink>
-    </w:p>
-    <w:p>
-      <w:pPr>
-        <w:pStyle w:val="ListBullet"/>
-        <w:spacing w:line="240" w:lineRule="auto"/>
-        <w:ind w:left="720"/>
-      </w:pPr>
-      <w:r>
-        <w:rPr>
-          <w:lang w:val="gu_IN" w:bidi="gu_IN"/>
-        </w:rPr>
-      </w:r>
-      <w:hyperlink r:id="rId101">
-        <w:r>
-          <w:rPr>
-            <w:lang w:val="gu_IN" w:bidi="gu_IN"/>
-          </w:rPr>
-          <w:rPr>
-            <w:color w:val="0000EE"/>
-            <w:u w:val="single"/>
-          </w:rPr>
-          <w:t>ગલાતી 3:10–12</w:t>
-        </w:r>
-      </w:hyperlink>
-    </w:p>
-    <w:p>
-      <w:pPr>
-        <w:pStyle w:val="ListBullet"/>
-        <w:spacing w:line="240" w:lineRule="auto"/>
-        <w:ind w:left="720"/>
-      </w:pPr>
-      <w:r>
-        <w:rPr>
-          <w:lang w:val="gu_IN" w:bidi="gu_IN"/>
-        </w:rPr>
-      </w:r>
-      <w:hyperlink r:id="rId102">
-        <w:r>
-          <w:rPr>
-            <w:lang w:val="gu_IN" w:bidi="gu_IN"/>
-          </w:rPr>
-          <w:rPr>
-            <w:color w:val="0000EE"/>
-            <w:u w:val="single"/>
-          </w:rPr>
-          <w:t>ગલાતી 3:13–14</w:t>
-        </w:r>
-      </w:hyperlink>
-    </w:p>
-    <w:p>
-      <w:pPr>
-        <w:pStyle w:val="ListBullet"/>
-        <w:spacing w:line="240" w:lineRule="auto"/>
-        <w:ind w:left="720"/>
-      </w:pPr>
-      <w:r>
-        <w:rPr>
-          <w:lang w:val="gu_IN" w:bidi="gu_IN"/>
-        </w:rPr>
-      </w:r>
-      <w:hyperlink r:id="rId103">
-        <w:r>
-          <w:rPr>
-            <w:lang w:val="gu_IN" w:bidi="gu_IN"/>
-          </w:rPr>
-          <w:rPr>
-            <w:color w:val="0000EE"/>
-            <w:u w:val="single"/>
-          </w:rPr>
-          <w:t>ઉત્પત્તિ 3:14–15</w:t>
-        </w:r>
-      </w:hyperlink>
-    </w:p>
-    <w:p>
-      <w:pPr>
-        <w:pStyle w:val="ListBullet"/>
-        <w:spacing w:line="240" w:lineRule="auto"/>
-        <w:ind w:left="720"/>
-      </w:pPr>
-      <w:r>
-        <w:rPr>
-          <w:lang w:val="gu_IN" w:bidi="gu_IN"/>
-        </w:rPr>
-      </w:r>
-      <w:hyperlink r:id="rId104">
-        <w:r>
-          <w:rPr>
-            <w:lang w:val="gu_IN" w:bidi="gu_IN"/>
-          </w:rPr>
-          <w:rPr>
-            <w:color w:val="0000EE"/>
-            <w:u w:val="single"/>
-          </w:rPr>
-          <w:t>ઉત્પત્તિ 3:17–19</w:t>
-        </w:r>
-      </w:hyperlink>
-    </w:p>
-    <w:p>
-      <w:pPr>
-        <w:pStyle w:val="ListBullet"/>
-        <w:spacing w:line="240" w:lineRule="auto"/>
-        <w:ind w:left="720"/>
-      </w:pPr>
-      <w:r>
-        <w:rPr>
-          <w:lang w:val="gu_IN" w:bidi="gu_IN"/>
-        </w:rPr>
-      </w:r>
-      <w:hyperlink r:id="rId105">
-        <w:r>
-          <w:rPr>
-            <w:lang w:val="gu_IN" w:bidi="gu_IN"/>
-          </w:rPr>
-          <w:rPr>
-            <w:color w:val="0000EE"/>
-            <w:u w:val="single"/>
-          </w:rPr>
-          <w:t>યાકૂબ 3:9–10</w:t>
-        </w:r>
-      </w:hyperlink>
-    </w:p>
-    <w:p>
-      <w:pPr>
-        <w:pStyle w:val="ListBullet"/>
-        <w:spacing w:line="240" w:lineRule="auto"/>
-        <w:ind w:left="720"/>
-      </w:pPr>
-      <w:r>
-        <w:rPr>
-          <w:lang w:val="gu_IN" w:bidi="gu_IN"/>
-        </w:rPr>
-      </w:r>
-      <w:hyperlink r:id="rId106">
-        <w:r>
-          <w:rPr>
-            <w:lang w:val="gu_IN" w:bidi="gu_IN"/>
-          </w:rPr>
-          <w:rPr>
-            <w:color w:val="0000EE"/>
-            <w:u w:val="single"/>
-          </w:rPr>
-          <w:t>ગણના 22:5–6</w:t>
-        </w:r>
-      </w:hyperlink>
-    </w:p>
-    <w:p>
-      <w:pPr>
-        <w:pStyle w:val="ListBullet"/>
-        <w:spacing w:line="240" w:lineRule="auto"/>
-        <w:ind w:left="720"/>
-      </w:pPr>
-      <w:r>
-        <w:rPr>
-          <w:lang w:val="gu_IN" w:bidi="gu_IN"/>
-        </w:rPr>
-      </w:r>
-      <w:hyperlink r:id="rId107">
-        <w:r>
-          <w:rPr>
-            <w:lang w:val="gu_IN" w:bidi="gu_IN"/>
-          </w:rPr>
-          <w:rPr>
-            <w:color w:val="0000EE"/>
-            <w:u w:val="single"/>
-          </w:rPr>
-          <w:t>ગીતશાસ્ત્ર 109:28–29</w:t>
-        </w:r>
-      </w:hyperlink>
+      <w:r>
+        <w:rPr>
+          <w:lang w:val="gu_IN" w:bidi="gu_IN"/>
+        </w:rPr>
+        <w:t>1 શમુએલ 14:24–26</w:t>
+      </w:r>
+    </w:p>
+    <w:p>
+      <w:pPr>
+        <w:pStyle w:val="ListBullet"/>
+        <w:spacing w:line="240" w:lineRule="auto"/>
+        <w:ind w:left="720"/>
+      </w:pPr>
+      <w:r>
+        <w:rPr>
+          <w:lang w:val="gu_IN" w:bidi="gu_IN"/>
+        </w:rPr>
+      </w:r>
+      <w:r>
+        <w:rPr>
+          <w:lang w:val="gu_IN" w:bidi="gu_IN"/>
+        </w:rPr>
+        <w:t>2 પિતર 2:12–14</w:t>
+      </w:r>
+    </w:p>
+    <w:p>
+      <w:pPr>
+        <w:pStyle w:val="ListBullet"/>
+        <w:spacing w:line="240" w:lineRule="auto"/>
+        <w:ind w:left="720"/>
+      </w:pPr>
+      <w:r>
+        <w:rPr>
+          <w:lang w:val="gu_IN" w:bidi="gu_IN"/>
+        </w:rPr>
+      </w:r>
+      <w:r>
+        <w:rPr>
+          <w:lang w:val="gu_IN" w:bidi="gu_IN"/>
+        </w:rPr>
+        <w:t>ગલાતી 3:10–12</w:t>
+      </w:r>
+    </w:p>
+    <w:p>
+      <w:pPr>
+        <w:pStyle w:val="ListBullet"/>
+        <w:spacing w:line="240" w:lineRule="auto"/>
+        <w:ind w:left="720"/>
+      </w:pPr>
+      <w:r>
+        <w:rPr>
+          <w:lang w:val="gu_IN" w:bidi="gu_IN"/>
+        </w:rPr>
+      </w:r>
+      <w:r>
+        <w:rPr>
+          <w:lang w:val="gu_IN" w:bidi="gu_IN"/>
+        </w:rPr>
+        <w:t>ગલાતી 3:13–14</w:t>
+      </w:r>
+    </w:p>
+    <w:p>
+      <w:pPr>
+        <w:pStyle w:val="ListBullet"/>
+        <w:spacing w:line="240" w:lineRule="auto"/>
+        <w:ind w:left="720"/>
+      </w:pPr>
+      <w:r>
+        <w:rPr>
+          <w:lang w:val="gu_IN" w:bidi="gu_IN"/>
+        </w:rPr>
+      </w:r>
+      <w:r>
+        <w:rPr>
+          <w:lang w:val="gu_IN" w:bidi="gu_IN"/>
+        </w:rPr>
+        <w:t>ઉત્પત્તિ 3:14–15</w:t>
+      </w:r>
+    </w:p>
+    <w:p>
+      <w:pPr>
+        <w:pStyle w:val="ListBullet"/>
+        <w:spacing w:line="240" w:lineRule="auto"/>
+        <w:ind w:left="720"/>
+      </w:pPr>
+      <w:r>
+        <w:rPr>
+          <w:lang w:val="gu_IN" w:bidi="gu_IN"/>
+        </w:rPr>
+      </w:r>
+      <w:r>
+        <w:rPr>
+          <w:lang w:val="gu_IN" w:bidi="gu_IN"/>
+        </w:rPr>
+        <w:t>ઉત્પત્તિ 3:17–19</w:t>
+      </w:r>
+    </w:p>
+    <w:p>
+      <w:pPr>
+        <w:pStyle w:val="ListBullet"/>
+        <w:spacing w:line="240" w:lineRule="auto"/>
+        <w:ind w:left="720"/>
+      </w:pPr>
+      <w:r>
+        <w:rPr>
+          <w:lang w:val="gu_IN" w:bidi="gu_IN"/>
+        </w:rPr>
+      </w:r>
+      <w:r>
+        <w:rPr>
+          <w:lang w:val="gu_IN" w:bidi="gu_IN"/>
+        </w:rPr>
+        <w:t>યાકૂબ 3:9–10</w:t>
+      </w:r>
+    </w:p>
+    <w:p>
+      <w:pPr>
+        <w:pStyle w:val="ListBullet"/>
+        <w:spacing w:line="240" w:lineRule="auto"/>
+        <w:ind w:left="720"/>
+      </w:pPr>
+      <w:r>
+        <w:rPr>
+          <w:lang w:val="gu_IN" w:bidi="gu_IN"/>
+        </w:rPr>
+      </w:r>
+      <w:r>
+        <w:rPr>
+          <w:lang w:val="gu_IN" w:bidi="gu_IN"/>
+        </w:rPr>
+        <w:t>ગણના 22:5–6</w:t>
+      </w:r>
+    </w:p>
+    <w:p>
+      <w:pPr>
+        <w:pStyle w:val="ListBullet"/>
+        <w:spacing w:line="240" w:lineRule="auto"/>
+        <w:ind w:left="720"/>
+      </w:pPr>
+      <w:r>
+        <w:rPr>
+          <w:lang w:val="gu_IN" w:bidi="gu_IN"/>
+        </w:rPr>
+      </w:r>
+      <w:r>
+        <w:rPr>
+          <w:lang w:val="gu_IN" w:bidi="gu_IN"/>
+        </w:rPr>
+        <w:t>ગીતશાસ્ત્ર 109:28–29</w:t>
+      </w:r>
     </w:p>
     <w:p>
       <w:pPr>
@@ -6743,66 +6173,48 @@
           <w:lang w:val="gu_IN" w:bidi="gu_IN"/>
         </w:rPr>
       </w:r>
-      <w:hyperlink r:id="rId108">
-        <w:r>
-          <w:rPr>
-            <w:lang w:val="gu_IN" w:bidi="gu_IN"/>
-          </w:rPr>
-          <w:rPr>
-            <w:color w:val="0000EE"/>
-            <w:u w:val="single"/>
-          </w:rPr>
-          <w:t>1 કાળુવૃતાંત 5:16–17</w:t>
-        </w:r>
-      </w:hyperlink>
-    </w:p>
-    <w:p>
-      <w:pPr>
-        <w:pStyle w:val="ListBullet"/>
-        <w:spacing w:line="240" w:lineRule="auto"/>
-        <w:ind w:left="720"/>
-      </w:pPr>
-      <w:r>
-        <w:rPr>
-          <w:lang w:val="gu_IN" w:bidi="gu_IN"/>
-        </w:rPr>
-      </w:r>
-      <w:hyperlink r:id="rId109">
-        <w:r>
-          <w:rPr>
-            <w:lang w:val="gu_IN" w:bidi="gu_IN"/>
-          </w:rPr>
-          <w:rPr>
-            <w:color w:val="0000EE"/>
-            <w:u w:val="single"/>
-          </w:rPr>
-          <w:t>પ્રેરિતોના કૃત્યો 9:33–35</w:t>
-        </w:r>
-      </w:hyperlink>
-    </w:p>
-    <w:p>
-      <w:pPr>
-        <w:pStyle w:val="ListBullet"/>
-        <w:spacing w:line="240" w:lineRule="auto"/>
-        <w:ind w:left="720"/>
-      </w:pPr>
-      <w:r>
-        <w:rPr>
-          <w:lang w:val="gu_IN" w:bidi="gu_IN"/>
-        </w:rPr>
-      </w:r>
-      <w:hyperlink r:id="rId110">
-        <w:r>
-          <w:rPr>
-            <w:lang w:val="gu_IN" w:bidi="gu_IN"/>
-          </w:rPr>
-          <w:rPr>
-            <w:color w:val="0000EE"/>
-            <w:u w:val="single"/>
-          </w:rPr>
-          <w:t>યશાયા 33:9</w:t>
-        </w:r>
-      </w:hyperlink>
+      <w:r>
+        <w:rPr>
+          <w:lang w:val="gu_IN" w:bidi="gu_IN"/>
+        </w:rPr>
+        <w:t>1 કાળુવૃતાંત 5:16–17</w:t>
+      </w:r>
+    </w:p>
+    <w:p>
+      <w:pPr>
+        <w:pStyle w:val="ListBullet"/>
+        <w:spacing w:line="240" w:lineRule="auto"/>
+        <w:ind w:left="720"/>
+      </w:pPr>
+      <w:r>
+        <w:rPr>
+          <w:lang w:val="gu_IN" w:bidi="gu_IN"/>
+        </w:rPr>
+      </w:r>
+      <w:r>
+        <w:rPr>
+          <w:lang w:val="gu_IN" w:bidi="gu_IN"/>
+        </w:rPr>
+        <w:t>પ્રેરિતોના કૃત્યો 9:33–35</w:t>
+      </w:r>
+    </w:p>
+    <w:p>
+      <w:pPr>
+        <w:pStyle w:val="ListBullet"/>
+        <w:spacing w:line="240" w:lineRule="auto"/>
+        <w:ind w:left="720"/>
+      </w:pPr>
+      <w:r>
+        <w:rPr>
+          <w:lang w:val="gu_IN" w:bidi="gu_IN"/>
+        </w:rPr>
+      </w:r>
+      <w:r>
+        <w:rPr>
+          <w:lang w:val="gu_IN" w:bidi="gu_IN"/>
+        </w:rPr>
+        <w:t>યશાયા 33:9</w:t>
+      </w:r>
     </w:p>
     <w:p>
       <w:pPr>
@@ -7067,210 +6479,156 @@
           <w:lang w:val="gu_IN" w:bidi="gu_IN"/>
         </w:rPr>
       </w:r>
-      <w:hyperlink r:id="rId111">
-        <w:r>
-          <w:rPr>
-            <w:lang w:val="gu_IN" w:bidi="gu_IN"/>
-          </w:rPr>
-          <w:rPr>
-            <w:color w:val="0000EE"/>
-            <w:u w:val="single"/>
-          </w:rPr>
-          <w:t>પ્રેરિતોના કૃત્યો 4:5–7</w:t>
-        </w:r>
-      </w:hyperlink>
-    </w:p>
-    <w:p>
-      <w:pPr>
-        <w:pStyle w:val="ListBullet"/>
-        <w:spacing w:line="240" w:lineRule="auto"/>
-        <w:ind w:left="720"/>
-      </w:pPr>
-      <w:r>
-        <w:rPr>
-          <w:lang w:val="gu_IN" w:bidi="gu_IN"/>
-        </w:rPr>
-      </w:r>
-      <w:hyperlink r:id="rId112">
-        <w:r>
-          <w:rPr>
-            <w:lang w:val="gu_IN" w:bidi="gu_IN"/>
-          </w:rPr>
-          <w:rPr>
-            <w:color w:val="0000EE"/>
-            <w:u w:val="single"/>
-          </w:rPr>
-          <w:t>લૂક 7:29–30</w:t>
-        </w:r>
-      </w:hyperlink>
-    </w:p>
-    <w:p>
-      <w:pPr>
-        <w:pStyle w:val="ListBullet"/>
-        <w:spacing w:line="240" w:lineRule="auto"/>
-        <w:ind w:left="720"/>
-      </w:pPr>
-      <w:r>
-        <w:rPr>
-          <w:lang w:val="gu_IN" w:bidi="gu_IN"/>
-        </w:rPr>
-      </w:r>
-      <w:hyperlink r:id="rId113">
-        <w:r>
-          <w:rPr>
-            <w:lang w:val="gu_IN" w:bidi="gu_IN"/>
-          </w:rPr>
-          <w:rPr>
-            <w:color w:val="0000EE"/>
-            <w:u w:val="single"/>
-          </w:rPr>
-          <w:t>લૂક 20:45–47</w:t>
-        </w:r>
-      </w:hyperlink>
-    </w:p>
-    <w:p>
-      <w:pPr>
-        <w:pStyle w:val="ListBullet"/>
-        <w:spacing w:line="240" w:lineRule="auto"/>
-        <w:ind w:left="720"/>
-      </w:pPr>
-      <w:r>
-        <w:rPr>
-          <w:lang w:val="gu_IN" w:bidi="gu_IN"/>
-        </w:rPr>
-      </w:r>
-      <w:hyperlink r:id="rId114">
-        <w:r>
-          <w:rPr>
-            <w:lang w:val="gu_IN" w:bidi="gu_IN"/>
-          </w:rPr>
-          <w:rPr>
-            <w:color w:val="0000EE"/>
-            <w:u w:val="single"/>
-          </w:rPr>
-          <w:t>માર્ક 1:21–22</w:t>
-        </w:r>
-      </w:hyperlink>
-    </w:p>
-    <w:p>
-      <w:pPr>
-        <w:pStyle w:val="ListBullet"/>
-        <w:spacing w:line="240" w:lineRule="auto"/>
-        <w:ind w:left="720"/>
-      </w:pPr>
-      <w:r>
-        <w:rPr>
-          <w:lang w:val="gu_IN" w:bidi="gu_IN"/>
-        </w:rPr>
-      </w:r>
-      <w:hyperlink r:id="rId115">
-        <w:r>
-          <w:rPr>
-            <w:lang w:val="gu_IN" w:bidi="gu_IN"/>
-          </w:rPr>
-          <w:rPr>
-            <w:color w:val="0000EE"/>
-            <w:u w:val="single"/>
-          </w:rPr>
-          <w:t>માર્ક 2:15–16</w:t>
-        </w:r>
-      </w:hyperlink>
-    </w:p>
-    <w:p>
-      <w:pPr>
-        <w:pStyle w:val="ListBullet"/>
-        <w:spacing w:line="240" w:lineRule="auto"/>
-        <w:ind w:left="720"/>
-      </w:pPr>
-      <w:r>
-        <w:rPr>
-          <w:lang w:val="gu_IN" w:bidi="gu_IN"/>
-        </w:rPr>
-      </w:r>
-      <w:hyperlink r:id="rId116">
-        <w:r>
-          <w:rPr>
-            <w:lang w:val="gu_IN" w:bidi="gu_IN"/>
-          </w:rPr>
-          <w:rPr>
-            <w:color w:val="0000EE"/>
-            <w:u w:val="single"/>
-          </w:rPr>
-          <w:t>માથ્થી 5:19–20</w:t>
-        </w:r>
-      </w:hyperlink>
-    </w:p>
-    <w:p>
-      <w:pPr>
-        <w:pStyle w:val="ListBullet"/>
-        <w:spacing w:line="240" w:lineRule="auto"/>
-        <w:ind w:left="720"/>
-      </w:pPr>
-      <w:r>
-        <w:rPr>
-          <w:lang w:val="gu_IN" w:bidi="gu_IN"/>
-        </w:rPr>
-      </w:r>
-      <w:hyperlink r:id="rId117">
-        <w:r>
-          <w:rPr>
-            <w:lang w:val="gu_IN" w:bidi="gu_IN"/>
-          </w:rPr>
-          <w:rPr>
-            <w:color w:val="0000EE"/>
-            <w:u w:val="single"/>
-          </w:rPr>
-          <w:t>માથ્થી 7:28–29</w:t>
-        </w:r>
-      </w:hyperlink>
-    </w:p>
-    <w:p>
-      <w:pPr>
-        <w:pStyle w:val="ListBullet"/>
-        <w:spacing w:line="240" w:lineRule="auto"/>
-        <w:ind w:left="720"/>
-      </w:pPr>
-      <w:r>
-        <w:rPr>
-          <w:lang w:val="gu_IN" w:bidi="gu_IN"/>
-        </w:rPr>
-      </w:r>
-      <w:hyperlink r:id="rId118">
-        <w:r>
-          <w:rPr>
-            <w:lang w:val="gu_IN" w:bidi="gu_IN"/>
-          </w:rPr>
-          <w:rPr>
-            <w:color w:val="0000EE"/>
-            <w:u w:val="single"/>
-          </w:rPr>
-          <w:t>માથ્થી 12:38–40</w:t>
-        </w:r>
-      </w:hyperlink>
-    </w:p>
-    <w:p>
-      <w:pPr>
-        <w:pStyle w:val="ListBullet"/>
-        <w:spacing w:line="240" w:lineRule="auto"/>
-        <w:ind w:left="720"/>
-      </w:pPr>
-      <w:r>
-        <w:rPr>
-          <w:lang w:val="gu_IN" w:bidi="gu_IN"/>
-        </w:rPr>
-      </w:r>
-      <w:hyperlink r:id="rId119">
-        <w:r>
-          <w:rPr>
-            <w:lang w:val="gu_IN" w:bidi="gu_IN"/>
-          </w:rPr>
-          <w:rPr>
-            <w:color w:val="0000EE"/>
-            <w:u w:val="single"/>
-          </w:rPr>
-          <w:t>માથ્થી 13:51–53</w:t>
-        </w:r>
-      </w:hyperlink>
+      <w:r>
+        <w:rPr>
+          <w:lang w:val="gu_IN" w:bidi="gu_IN"/>
+        </w:rPr>
+        <w:t>પ્રેરિતોના કૃત્યો 4:5–7</w:t>
+      </w:r>
+    </w:p>
+    <w:p>
+      <w:pPr>
+        <w:pStyle w:val="ListBullet"/>
+        <w:spacing w:line="240" w:lineRule="auto"/>
+        <w:ind w:left="720"/>
+      </w:pPr>
+      <w:r>
+        <w:rPr>
+          <w:lang w:val="gu_IN" w:bidi="gu_IN"/>
+        </w:rPr>
+      </w:r>
+      <w:r>
+        <w:rPr>
+          <w:lang w:val="gu_IN" w:bidi="gu_IN"/>
+        </w:rPr>
+        <w:t>લૂક 7:29–30</w:t>
+      </w:r>
+    </w:p>
+    <w:p>
+      <w:pPr>
+        <w:pStyle w:val="ListBullet"/>
+        <w:spacing w:line="240" w:lineRule="auto"/>
+        <w:ind w:left="720"/>
+      </w:pPr>
+      <w:r>
+        <w:rPr>
+          <w:lang w:val="gu_IN" w:bidi="gu_IN"/>
+        </w:rPr>
+      </w:r>
+      <w:r>
+        <w:rPr>
+          <w:lang w:val="gu_IN" w:bidi="gu_IN"/>
+        </w:rPr>
+        <w:t>લૂક 20:45–47</w:t>
+      </w:r>
+    </w:p>
+    <w:p>
+      <w:pPr>
+        <w:pStyle w:val="ListBullet"/>
+        <w:spacing w:line="240" w:lineRule="auto"/>
+        <w:ind w:left="720"/>
+      </w:pPr>
+      <w:r>
+        <w:rPr>
+          <w:lang w:val="gu_IN" w:bidi="gu_IN"/>
+        </w:rPr>
+      </w:r>
+      <w:r>
+        <w:rPr>
+          <w:lang w:val="gu_IN" w:bidi="gu_IN"/>
+        </w:rPr>
+        <w:t>માર્ક 1:21–22</w:t>
+      </w:r>
+    </w:p>
+    <w:p>
+      <w:pPr>
+        <w:pStyle w:val="ListBullet"/>
+        <w:spacing w:line="240" w:lineRule="auto"/>
+        <w:ind w:left="720"/>
+      </w:pPr>
+      <w:r>
+        <w:rPr>
+          <w:lang w:val="gu_IN" w:bidi="gu_IN"/>
+        </w:rPr>
+      </w:r>
+      <w:r>
+        <w:rPr>
+          <w:lang w:val="gu_IN" w:bidi="gu_IN"/>
+        </w:rPr>
+        <w:t>માર્ક 2:15–16</w:t>
+      </w:r>
+    </w:p>
+    <w:p>
+      <w:pPr>
+        <w:pStyle w:val="ListBullet"/>
+        <w:spacing w:line="240" w:lineRule="auto"/>
+        <w:ind w:left="720"/>
+      </w:pPr>
+      <w:r>
+        <w:rPr>
+          <w:lang w:val="gu_IN" w:bidi="gu_IN"/>
+        </w:rPr>
+      </w:r>
+      <w:r>
+        <w:rPr>
+          <w:lang w:val="gu_IN" w:bidi="gu_IN"/>
+        </w:rPr>
+        <w:t>માથ્થી 5:19–20</w:t>
+      </w:r>
+    </w:p>
+    <w:p>
+      <w:pPr>
+        <w:pStyle w:val="ListBullet"/>
+        <w:spacing w:line="240" w:lineRule="auto"/>
+        <w:ind w:left="720"/>
+      </w:pPr>
+      <w:r>
+        <w:rPr>
+          <w:lang w:val="gu_IN" w:bidi="gu_IN"/>
+        </w:rPr>
+      </w:r>
+      <w:r>
+        <w:rPr>
+          <w:lang w:val="gu_IN" w:bidi="gu_IN"/>
+        </w:rPr>
+        <w:t>માથ્થી 7:28–29</w:t>
+      </w:r>
+    </w:p>
+    <w:p>
+      <w:pPr>
+        <w:pStyle w:val="ListBullet"/>
+        <w:spacing w:line="240" w:lineRule="auto"/>
+        <w:ind w:left="720"/>
+      </w:pPr>
+      <w:r>
+        <w:rPr>
+          <w:lang w:val="gu_IN" w:bidi="gu_IN"/>
+        </w:rPr>
+      </w:r>
+      <w:r>
+        <w:rPr>
+          <w:lang w:val="gu_IN" w:bidi="gu_IN"/>
+        </w:rPr>
+        <w:t>માથ્થી 12:38–40</w:t>
+      </w:r>
+    </w:p>
+    <w:p>
+      <w:pPr>
+        <w:pStyle w:val="ListBullet"/>
+        <w:spacing w:line="240" w:lineRule="auto"/>
+        <w:ind w:left="720"/>
+      </w:pPr>
+      <w:r>
+        <w:rPr>
+          <w:lang w:val="gu_IN" w:bidi="gu_IN"/>
+        </w:rPr>
+      </w:r>
+      <w:r>
+        <w:rPr>
+          <w:lang w:val="gu_IN" w:bidi="gu_IN"/>
+        </w:rPr>
+        <w:t>માથ્થી 13:51–53</w:t>
+      </w:r>
     </w:p>
     <w:p>
       <w:pPr>
@@ -7591,90 +6949,66 @@
           <w:lang w:val="gu_IN" w:bidi="gu_IN"/>
         </w:rPr>
       </w:r>
-      <w:hyperlink r:id="rId120">
-        <w:r>
-          <w:rPr>
-            <w:lang w:val="gu_IN" w:bidi="gu_IN"/>
-          </w:rPr>
-          <w:rPr>
-            <w:color w:val="0000EE"/>
-            <w:u w:val="single"/>
-          </w:rPr>
-          <w:t>1 રાજા 1:38–40</w:t>
-        </w:r>
-      </w:hyperlink>
-    </w:p>
-    <w:p>
-      <w:pPr>
-        <w:pStyle w:val="ListBullet"/>
-        <w:spacing w:line="240" w:lineRule="auto"/>
-        <w:ind w:left="720"/>
-      </w:pPr>
-      <w:r>
-        <w:rPr>
-          <w:lang w:val="gu_IN" w:bidi="gu_IN"/>
-        </w:rPr>
-      </w:r>
-      <w:hyperlink r:id="rId121">
-        <w:r>
-          <w:rPr>
-            <w:lang w:val="gu_IN" w:bidi="gu_IN"/>
-          </w:rPr>
-          <w:rPr>
-            <w:color w:val="0000EE"/>
-            <w:u w:val="single"/>
-          </w:rPr>
-          <w:t>2 શમુએલ 22:3–4</w:t>
-        </w:r>
-      </w:hyperlink>
-    </w:p>
-    <w:p>
-      <w:pPr>
-        <w:pStyle w:val="ListBullet"/>
-        <w:spacing w:line="240" w:lineRule="auto"/>
-        <w:ind w:left="720"/>
-      </w:pPr>
-      <w:r>
-        <w:rPr>
-          <w:lang w:val="gu_IN" w:bidi="gu_IN"/>
-        </w:rPr>
-      </w:r>
-      <w:hyperlink r:id="rId122">
-        <w:r>
-          <w:rPr>
-            <w:lang w:val="gu_IN" w:bidi="gu_IN"/>
-          </w:rPr>
-          <w:rPr>
-            <w:color w:val="0000EE"/>
-            <w:u w:val="single"/>
-          </w:rPr>
-          <w:t>યર્મિયા 17:1–2</w:t>
-        </w:r>
-      </w:hyperlink>
-    </w:p>
-    <w:p>
-      <w:pPr>
-        <w:pStyle w:val="ListBullet"/>
-        <w:spacing w:line="240" w:lineRule="auto"/>
-        <w:ind w:left="720"/>
-      </w:pPr>
-      <w:r>
-        <w:rPr>
-          <w:lang w:val="gu_IN" w:bidi="gu_IN"/>
-        </w:rPr>
-      </w:r>
-      <w:hyperlink r:id="rId123">
-        <w:r>
-          <w:rPr>
-            <w:lang w:val="gu_IN" w:bidi="gu_IN"/>
-          </w:rPr>
-          <w:rPr>
-            <w:color w:val="0000EE"/>
-            <w:u w:val="single"/>
-          </w:rPr>
-          <w:t>ગીતશાસ્ત્ર 22:20–21</w:t>
-        </w:r>
-      </w:hyperlink>
+      <w:r>
+        <w:rPr>
+          <w:lang w:val="gu_IN" w:bidi="gu_IN"/>
+        </w:rPr>
+        <w:t>1 રાજા 1:38–40</w:t>
+      </w:r>
+    </w:p>
+    <w:p>
+      <w:pPr>
+        <w:pStyle w:val="ListBullet"/>
+        <w:spacing w:line="240" w:lineRule="auto"/>
+        <w:ind w:left="720"/>
+      </w:pPr>
+      <w:r>
+        <w:rPr>
+          <w:lang w:val="gu_IN" w:bidi="gu_IN"/>
+        </w:rPr>
+      </w:r>
+      <w:r>
+        <w:rPr>
+          <w:lang w:val="gu_IN" w:bidi="gu_IN"/>
+        </w:rPr>
+        <w:t>2 શમુએલ 22:3–4</w:t>
+      </w:r>
+    </w:p>
+    <w:p>
+      <w:pPr>
+        <w:pStyle w:val="ListBullet"/>
+        <w:spacing w:line="240" w:lineRule="auto"/>
+        <w:ind w:left="720"/>
+      </w:pPr>
+      <w:r>
+        <w:rPr>
+          <w:lang w:val="gu_IN" w:bidi="gu_IN"/>
+        </w:rPr>
+      </w:r>
+      <w:r>
+        <w:rPr>
+          <w:lang w:val="gu_IN" w:bidi="gu_IN"/>
+        </w:rPr>
+        <w:t>યર્મિયા 17:1–2</w:t>
+      </w:r>
+    </w:p>
+    <w:p>
+      <w:pPr>
+        <w:pStyle w:val="ListBullet"/>
+        <w:spacing w:line="240" w:lineRule="auto"/>
+        <w:ind w:left="720"/>
+      </w:pPr>
+      <w:r>
+        <w:rPr>
+          <w:lang w:val="gu_IN" w:bidi="gu_IN"/>
+        </w:rPr>
+      </w:r>
+      <w:r>
+        <w:rPr>
+          <w:lang w:val="gu_IN" w:bidi="gu_IN"/>
+        </w:rPr>
+        <w:t>ગીતશાસ્ત્ર 22:20–21</w:t>
+      </w:r>
     </w:p>
     <w:p>
       <w:pPr>
@@ -7866,42 +7200,30 @@
           <w:lang w:val="gu_IN" w:bidi="gu_IN"/>
         </w:rPr>
       </w:r>
-      <w:hyperlink r:id="rId124">
-        <w:r>
-          <w:rPr>
-            <w:lang w:val="gu_IN" w:bidi="gu_IN"/>
-          </w:rPr>
-          <w:rPr>
-            <w:color w:val="0000EE"/>
-            <w:u w:val="single"/>
-          </w:rPr>
-          <w:t>યર્મિયા 12:7–9</w:t>
-        </w:r>
-      </w:hyperlink>
-    </w:p>
-    <w:p>
-      <w:pPr>
-        <w:pStyle w:val="ListBullet"/>
-        <w:spacing w:line="240" w:lineRule="auto"/>
-        <w:ind w:left="720"/>
-      </w:pPr>
-      <w:r>
-        <w:rPr>
-          <w:lang w:val="gu_IN" w:bidi="gu_IN"/>
-        </w:rPr>
-      </w:r>
-      <w:hyperlink r:id="rId125">
-        <w:r>
-          <w:rPr>
-            <w:lang w:val="gu_IN" w:bidi="gu_IN"/>
-          </w:rPr>
-          <w:rPr>
-            <w:color w:val="0000EE"/>
-            <w:u w:val="single"/>
-          </w:rPr>
-          <w:t>ગીતશાસ્ત્ર 104:21–22</w:t>
-        </w:r>
-      </w:hyperlink>
+      <w:r>
+        <w:rPr>
+          <w:lang w:val="gu_IN" w:bidi="gu_IN"/>
+        </w:rPr>
+        <w:t>યર્મિયા 12:7–9</w:t>
+      </w:r>
+    </w:p>
+    <w:p>
+      <w:pPr>
+        <w:pStyle w:val="ListBullet"/>
+        <w:spacing w:line="240" w:lineRule="auto"/>
+        <w:ind w:left="720"/>
+      </w:pPr>
+      <w:r>
+        <w:rPr>
+          <w:lang w:val="gu_IN" w:bidi="gu_IN"/>
+        </w:rPr>
+      </w:r>
+      <w:r>
+        <w:rPr>
+          <w:lang w:val="gu_IN" w:bidi="gu_IN"/>
+        </w:rPr>
+        <w:t>ગીતશાસ્ત્ર 104:21–22</w:t>
+      </w:r>
     </w:p>
     <w:p>
       <w:pPr>
@@ -8144,186 +7466,138 @@
           <w:lang w:val="gu_IN" w:bidi="gu_IN"/>
         </w:rPr>
       </w:r>
-      <w:hyperlink r:id="rId126">
-        <w:r>
-          <w:rPr>
-            <w:lang w:val="gu_IN" w:bidi="gu_IN"/>
-          </w:rPr>
-          <w:rPr>
-            <w:color w:val="0000EE"/>
-            <w:u w:val="single"/>
-          </w:rPr>
-          <w:t>સભાશિક્ષક 1:12–15</w:t>
-        </w:r>
-      </w:hyperlink>
-    </w:p>
-    <w:p>
-      <w:pPr>
-        <w:pStyle w:val="ListBullet"/>
-        <w:spacing w:line="240" w:lineRule="auto"/>
-        <w:ind w:left="720"/>
-      </w:pPr>
-      <w:r>
-        <w:rPr>
-          <w:lang w:val="gu_IN" w:bidi="gu_IN"/>
-        </w:rPr>
-      </w:r>
-      <w:hyperlink r:id="rId127">
-        <w:r>
-          <w:rPr>
-            <w:lang w:val="gu_IN" w:bidi="gu_IN"/>
-          </w:rPr>
-          <w:rPr>
-            <w:color w:val="0000EE"/>
-            <w:u w:val="single"/>
-          </w:rPr>
-          <w:t>એફેસી 4:11–13</w:t>
-        </w:r>
-      </w:hyperlink>
-    </w:p>
-    <w:p>
-      <w:pPr>
-        <w:pStyle w:val="ListBullet"/>
-        <w:spacing w:line="240" w:lineRule="auto"/>
-        <w:ind w:left="720"/>
-      </w:pPr>
-      <w:r>
-        <w:rPr>
-          <w:lang w:val="gu_IN" w:bidi="gu_IN"/>
-        </w:rPr>
-      </w:r>
-      <w:hyperlink r:id="rId128">
-        <w:r>
-          <w:rPr>
-            <w:lang w:val="gu_IN" w:bidi="gu_IN"/>
-          </w:rPr>
-          <w:rPr>
-            <w:color w:val="0000EE"/>
-            <w:u w:val="single"/>
-          </w:rPr>
-          <w:t>ગલાતી 6:6–8</w:t>
-        </w:r>
-      </w:hyperlink>
-    </w:p>
-    <w:p>
-      <w:pPr>
-        <w:pStyle w:val="ListBullet"/>
-        <w:spacing w:line="240" w:lineRule="auto"/>
-        <w:ind w:left="720"/>
-      </w:pPr>
-      <w:r>
-        <w:rPr>
-          <w:lang w:val="gu_IN" w:bidi="gu_IN"/>
-        </w:rPr>
-      </w:r>
-      <w:hyperlink r:id="rId129">
-        <w:r>
-          <w:rPr>
-            <w:lang w:val="gu_IN" w:bidi="gu_IN"/>
-          </w:rPr>
-          <w:rPr>
-            <w:color w:val="0000EE"/>
-            <w:u w:val="single"/>
-          </w:rPr>
-          <w:t>હબાક્કુક 2:18–20</w:t>
-        </w:r>
-      </w:hyperlink>
-    </w:p>
-    <w:p>
-      <w:pPr>
-        <w:pStyle w:val="ListBullet"/>
-        <w:spacing w:line="240" w:lineRule="auto"/>
-        <w:ind w:left="720"/>
-      </w:pPr>
-      <w:r>
-        <w:rPr>
-          <w:lang w:val="gu_IN" w:bidi="gu_IN"/>
-        </w:rPr>
-      </w:r>
-      <w:hyperlink r:id="rId130">
-        <w:r>
-          <w:rPr>
-            <w:lang w:val="gu_IN" w:bidi="gu_IN"/>
-          </w:rPr>
-          <w:rPr>
-            <w:color w:val="0000EE"/>
-            <w:u w:val="single"/>
-          </w:rPr>
-          <w:t>યાકૂબ 3:1–2</w:t>
-        </w:r>
-      </w:hyperlink>
-    </w:p>
-    <w:p>
-      <w:pPr>
-        <w:pStyle w:val="ListBullet"/>
-        <w:spacing w:line="240" w:lineRule="auto"/>
-        <w:ind w:left="720"/>
-      </w:pPr>
-      <w:r>
-        <w:rPr>
-          <w:lang w:val="gu_IN" w:bidi="gu_IN"/>
-        </w:rPr>
-      </w:r>
-      <w:hyperlink r:id="rId131">
-        <w:r>
-          <w:rPr>
-            <w:lang w:val="gu_IN" w:bidi="gu_IN"/>
-          </w:rPr>
-          <w:rPr>
-            <w:color w:val="0000EE"/>
-            <w:u w:val="single"/>
-          </w:rPr>
-          <w:t>યોહાન 1:37–39</w:t>
-        </w:r>
-      </w:hyperlink>
-    </w:p>
-    <w:p>
-      <w:pPr>
-        <w:pStyle w:val="ListBullet"/>
-        <w:spacing w:line="240" w:lineRule="auto"/>
-        <w:ind w:left="720"/>
-      </w:pPr>
-      <w:r>
-        <w:rPr>
-          <w:lang w:val="gu_IN" w:bidi="gu_IN"/>
-        </w:rPr>
-      </w:r>
-      <w:hyperlink r:id="rId132">
-        <w:r>
-          <w:rPr>
-            <w:lang w:val="gu_IN" w:bidi="gu_IN"/>
-          </w:rPr>
-          <w:rPr>
-            <w:color w:val="0000EE"/>
-            <w:u w:val="single"/>
-          </w:rPr>
-          <w:t>લૂક 6:39–40</w:t>
-        </w:r>
-      </w:hyperlink>
-    </w:p>
-    <w:p>
-      <w:pPr>
-        <w:pStyle w:val="ListBullet"/>
-        <w:spacing w:line="240" w:lineRule="auto"/>
-        <w:ind w:left="720"/>
-      </w:pPr>
-      <w:r>
-        <w:rPr>
-          <w:lang w:val="gu_IN" w:bidi="gu_IN"/>
-        </w:rPr>
-      </w:r>
-      <w:hyperlink r:id="rId118">
-        <w:r>
-          <w:rPr>
-            <w:lang w:val="gu_IN" w:bidi="gu_IN"/>
-          </w:rPr>
-          <w:rPr>
-            <w:color w:val="0000EE"/>
-            <w:u w:val="single"/>
-          </w:rPr>
-          <w:t>માથ્થી 12:38–40</w:t>
-        </w:r>
-      </w:hyperlink>
+      <w:r>
+        <w:rPr>
+          <w:lang w:val="gu_IN" w:bidi="gu_IN"/>
+        </w:rPr>
+        <w:t>સભાશિક્ષક 1:12–15</w:t>
+      </w:r>
+    </w:p>
+    <w:p>
+      <w:pPr>
+        <w:pStyle w:val="ListBullet"/>
+        <w:spacing w:line="240" w:lineRule="auto"/>
+        <w:ind w:left="720"/>
+      </w:pPr>
+      <w:r>
+        <w:rPr>
+          <w:lang w:val="gu_IN" w:bidi="gu_IN"/>
+        </w:rPr>
+      </w:r>
+      <w:r>
+        <w:rPr>
+          <w:lang w:val="gu_IN" w:bidi="gu_IN"/>
+        </w:rPr>
+        <w:t>એફેસી 4:11–13</w:t>
+      </w:r>
+    </w:p>
+    <w:p>
+      <w:pPr>
+        <w:pStyle w:val="ListBullet"/>
+        <w:spacing w:line="240" w:lineRule="auto"/>
+        <w:ind w:left="720"/>
+      </w:pPr>
+      <w:r>
+        <w:rPr>
+          <w:lang w:val="gu_IN" w:bidi="gu_IN"/>
+        </w:rPr>
+      </w:r>
+      <w:r>
+        <w:rPr>
+          <w:lang w:val="gu_IN" w:bidi="gu_IN"/>
+        </w:rPr>
+        <w:t>ગલાતી 6:6–8</w:t>
+      </w:r>
+    </w:p>
+    <w:p>
+      <w:pPr>
+        <w:pStyle w:val="ListBullet"/>
+        <w:spacing w:line="240" w:lineRule="auto"/>
+        <w:ind w:left="720"/>
+      </w:pPr>
+      <w:r>
+        <w:rPr>
+          <w:lang w:val="gu_IN" w:bidi="gu_IN"/>
+        </w:rPr>
+      </w:r>
+      <w:r>
+        <w:rPr>
+          <w:lang w:val="gu_IN" w:bidi="gu_IN"/>
+        </w:rPr>
+        <w:t>હબાક્કુક 2:18–20</w:t>
+      </w:r>
+    </w:p>
+    <w:p>
+      <w:pPr>
+        <w:pStyle w:val="ListBullet"/>
+        <w:spacing w:line="240" w:lineRule="auto"/>
+        <w:ind w:left="720"/>
+      </w:pPr>
+      <w:r>
+        <w:rPr>
+          <w:lang w:val="gu_IN" w:bidi="gu_IN"/>
+        </w:rPr>
+      </w:r>
+      <w:r>
+        <w:rPr>
+          <w:lang w:val="gu_IN" w:bidi="gu_IN"/>
+        </w:rPr>
+        <w:t>યાકૂબ 3:1–2</w:t>
+      </w:r>
+    </w:p>
+    <w:p>
+      <w:pPr>
+        <w:pStyle w:val="ListBullet"/>
+        <w:spacing w:line="240" w:lineRule="auto"/>
+        <w:ind w:left="720"/>
+      </w:pPr>
+      <w:r>
+        <w:rPr>
+          <w:lang w:val="gu_IN" w:bidi="gu_IN"/>
+        </w:rPr>
+      </w:r>
+      <w:r>
+        <w:rPr>
+          <w:lang w:val="gu_IN" w:bidi="gu_IN"/>
+        </w:rPr>
+        <w:t>યોહાન 1:37–39</w:t>
+      </w:r>
+    </w:p>
+    <w:p>
+      <w:pPr>
+        <w:pStyle w:val="ListBullet"/>
+        <w:spacing w:line="240" w:lineRule="auto"/>
+        <w:ind w:left="720"/>
+      </w:pPr>
+      <w:r>
+        <w:rPr>
+          <w:lang w:val="gu_IN" w:bidi="gu_IN"/>
+        </w:rPr>
+      </w:r>
+      <w:r>
+        <w:rPr>
+          <w:lang w:val="gu_IN" w:bidi="gu_IN"/>
+        </w:rPr>
+        <w:t>લૂક 6:39–40</w:t>
+      </w:r>
+    </w:p>
+    <w:p>
+      <w:pPr>
+        <w:pStyle w:val="ListBullet"/>
+        <w:spacing w:line="240" w:lineRule="auto"/>
+        <w:ind w:left="720"/>
+      </w:pPr>
+      <w:r>
+        <w:rPr>
+          <w:lang w:val="gu_IN" w:bidi="gu_IN"/>
+        </w:rPr>
+      </w:r>
+      <w:r>
+        <w:rPr>
+          <w:lang w:val="gu_IN" w:bidi="gu_IN"/>
+        </w:rPr>
+        <w:t>માથ્થી 12:38–40</w:t>
+      </w:r>
     </w:p>
     <w:p>
       <w:pPr>
@@ -8799,162 +8073,120 @@
           <w:lang w:val="gu_IN" w:bidi="gu_IN"/>
         </w:rPr>
       </w:r>
-      <w:hyperlink r:id="rId133">
-        <w:r>
-          <w:rPr>
-            <w:lang w:val="gu_IN" w:bidi="gu_IN"/>
-          </w:rPr>
-          <w:rPr>
-            <w:color w:val="0000EE"/>
-            <w:u w:val="single"/>
-          </w:rPr>
-          <w:t>1 યોહાન 4:17–18</w:t>
-        </w:r>
-      </w:hyperlink>
-    </w:p>
-    <w:p>
-      <w:pPr>
-        <w:pStyle w:val="ListBullet"/>
-        <w:spacing w:line="240" w:lineRule="auto"/>
-        <w:ind w:left="720"/>
-      </w:pPr>
-      <w:r>
-        <w:rPr>
-          <w:lang w:val="gu_IN" w:bidi="gu_IN"/>
-        </w:rPr>
-      </w:r>
-      <w:hyperlink r:id="rId134">
-        <w:r>
-          <w:rPr>
-            <w:lang w:val="gu_IN" w:bidi="gu_IN"/>
-          </w:rPr>
-          <w:rPr>
-            <w:color w:val="0000EE"/>
-            <w:u w:val="single"/>
-          </w:rPr>
-          <w:t>2 થેસ્સલોનિકી 1:9–10</w:t>
-        </w:r>
-      </w:hyperlink>
-    </w:p>
-    <w:p>
-      <w:pPr>
-        <w:pStyle w:val="ListBullet"/>
-        <w:spacing w:line="240" w:lineRule="auto"/>
-        <w:ind w:left="720"/>
-      </w:pPr>
-      <w:r>
-        <w:rPr>
-          <w:lang w:val="gu_IN" w:bidi="gu_IN"/>
-        </w:rPr>
-      </w:r>
-      <w:hyperlink r:id="rId135">
-        <w:r>
-          <w:rPr>
-            <w:lang w:val="gu_IN" w:bidi="gu_IN"/>
-          </w:rPr>
-          <w:rPr>
-            <w:color w:val="0000EE"/>
-            <w:u w:val="single"/>
-          </w:rPr>
-          <w:t>પ્રેરિતોનાં કૃત્યો 4:21–22</w:t>
-        </w:r>
-      </w:hyperlink>
-    </w:p>
-    <w:p>
-      <w:pPr>
-        <w:pStyle w:val="ListBullet"/>
-        <w:spacing w:line="240" w:lineRule="auto"/>
-        <w:ind w:left="720"/>
-      </w:pPr>
-      <w:r>
-        <w:rPr>
-          <w:lang w:val="gu_IN" w:bidi="gu_IN"/>
-        </w:rPr>
-      </w:r>
-      <w:hyperlink r:id="rId136">
-        <w:r>
-          <w:rPr>
-            <w:lang w:val="gu_IN" w:bidi="gu_IN"/>
-          </w:rPr>
-          <w:rPr>
-            <w:color w:val="0000EE"/>
-            <w:u w:val="single"/>
-          </w:rPr>
-          <w:t>પ્રેરિતોનાં કૃત્યો 7:59–60</w:t>
-        </w:r>
-      </w:hyperlink>
-    </w:p>
-    <w:p>
-      <w:pPr>
-        <w:pStyle w:val="ListBullet"/>
-        <w:spacing w:line="240" w:lineRule="auto"/>
-        <w:ind w:left="720"/>
-      </w:pPr>
-      <w:r>
-        <w:rPr>
-          <w:lang w:val="gu_IN" w:bidi="gu_IN"/>
-        </w:rPr>
-      </w:r>
-      <w:hyperlink r:id="rId137">
-        <w:r>
-          <w:rPr>
-            <w:lang w:val="gu_IN" w:bidi="gu_IN"/>
-          </w:rPr>
-          <w:rPr>
-            <w:color w:val="0000EE"/>
-            <w:u w:val="single"/>
-          </w:rPr>
-          <w:t>ઉત્પત્તિ 4:13–15</w:t>
-        </w:r>
-      </w:hyperlink>
-    </w:p>
-    <w:p>
-      <w:pPr>
-        <w:pStyle w:val="ListBullet"/>
-        <w:spacing w:line="240" w:lineRule="auto"/>
-        <w:ind w:left="720"/>
-      </w:pPr>
-      <w:r>
-        <w:rPr>
-          <w:lang w:val="gu_IN" w:bidi="gu_IN"/>
-        </w:rPr>
-      </w:r>
-      <w:hyperlink r:id="rId138">
-        <w:r>
-          <w:rPr>
-            <w:lang w:val="gu_IN" w:bidi="gu_IN"/>
-          </w:rPr>
-          <w:rPr>
-            <w:color w:val="0000EE"/>
-            <w:u w:val="single"/>
-          </w:rPr>
-          <w:t>લૂક 23:15–17</w:t>
-        </w:r>
-      </w:hyperlink>
-    </w:p>
-    <w:p>
-      <w:pPr>
-        <w:pStyle w:val="ListBullet"/>
-        <w:spacing w:line="240" w:lineRule="auto"/>
-        <w:ind w:left="720"/>
-      </w:pPr>
-      <w:r>
-        <w:rPr>
-          <w:lang w:val="gu_IN" w:bidi="gu_IN"/>
-        </w:rPr>
-      </w:r>
-      <w:hyperlink r:id="rId139">
-        <w:r>
-          <w:rPr>
-            <w:lang w:val="gu_IN" w:bidi="gu_IN"/>
-          </w:rPr>
-          <w:rPr>
-            <w:color w:val="0000EE"/>
-            <w:u w:val="single"/>
-          </w:rPr>
-          <w:t>માથ્થી 25:44–46</w:t>
-        </w:r>
-      </w:hyperlink>
+      <w:r>
+        <w:rPr>
+          <w:lang w:val="gu_IN" w:bidi="gu_IN"/>
+        </w:rPr>
+        <w:t>1 યોહાન 4:17–18</w:t>
+      </w:r>
+    </w:p>
+    <w:p>
+      <w:pPr>
+        <w:pStyle w:val="ListBullet"/>
+        <w:spacing w:line="240" w:lineRule="auto"/>
+        <w:ind w:left="720"/>
+      </w:pPr>
+      <w:r>
+        <w:rPr>
+          <w:lang w:val="gu_IN" w:bidi="gu_IN"/>
+        </w:rPr>
+      </w:r>
+      <w:r>
+        <w:rPr>
+          <w:lang w:val="gu_IN" w:bidi="gu_IN"/>
+        </w:rPr>
+        <w:t>2 થેસ્સલોનિકી 1:9–10</w:t>
+      </w:r>
+    </w:p>
+    <w:p>
+      <w:pPr>
+        <w:pStyle w:val="ListBullet"/>
+        <w:spacing w:line="240" w:lineRule="auto"/>
+        <w:ind w:left="720"/>
+      </w:pPr>
+      <w:r>
+        <w:rPr>
+          <w:lang w:val="gu_IN" w:bidi="gu_IN"/>
+        </w:rPr>
+      </w:r>
+      <w:r>
+        <w:rPr>
+          <w:lang w:val="gu_IN" w:bidi="gu_IN"/>
+        </w:rPr>
+        <w:t>પ્રેરિતોનાં કૃત્યો 4:21–22</w:t>
+      </w:r>
+    </w:p>
+    <w:p>
+      <w:pPr>
+        <w:pStyle w:val="ListBullet"/>
+        <w:spacing w:line="240" w:lineRule="auto"/>
+        <w:ind w:left="720"/>
+      </w:pPr>
+      <w:r>
+        <w:rPr>
+          <w:lang w:val="gu_IN" w:bidi="gu_IN"/>
+        </w:rPr>
+      </w:r>
+      <w:r>
+        <w:rPr>
+          <w:lang w:val="gu_IN" w:bidi="gu_IN"/>
+        </w:rPr>
+        <w:t>પ્રેરિતોનાં કૃત્યો 7:59–60</w:t>
+      </w:r>
+    </w:p>
+    <w:p>
+      <w:pPr>
+        <w:pStyle w:val="ListBullet"/>
+        <w:spacing w:line="240" w:lineRule="auto"/>
+        <w:ind w:left="720"/>
+      </w:pPr>
+      <w:r>
+        <w:rPr>
+          <w:lang w:val="gu_IN" w:bidi="gu_IN"/>
+        </w:rPr>
+      </w:r>
+      <w:r>
+        <w:rPr>
+          <w:lang w:val="gu_IN" w:bidi="gu_IN"/>
+        </w:rPr>
+        <w:t>ઉત્પત્તિ 4:13–15</w:t>
+      </w:r>
+    </w:p>
+    <w:p>
+      <w:pPr>
+        <w:pStyle w:val="ListBullet"/>
+        <w:spacing w:line="240" w:lineRule="auto"/>
+        <w:ind w:left="720"/>
+      </w:pPr>
+      <w:r>
+        <w:rPr>
+          <w:lang w:val="gu_IN" w:bidi="gu_IN"/>
+        </w:rPr>
+      </w:r>
+      <w:r>
+        <w:rPr>
+          <w:lang w:val="gu_IN" w:bidi="gu_IN"/>
+        </w:rPr>
+        <w:t>લૂક 23:15–17</w:t>
+      </w:r>
+    </w:p>
+    <w:p>
+      <w:pPr>
+        <w:pStyle w:val="ListBullet"/>
+        <w:spacing w:line="240" w:lineRule="auto"/>
+        <w:ind w:left="720"/>
+      </w:pPr>
+      <w:r>
+        <w:rPr>
+          <w:lang w:val="gu_IN" w:bidi="gu_IN"/>
+        </w:rPr>
+      </w:r>
+      <w:r>
+        <w:rPr>
+          <w:lang w:val="gu_IN" w:bidi="gu_IN"/>
+        </w:rPr>
+        <w:t>માથ્થી 25:44–46</w:t>
+      </w:r>
     </w:p>
     <w:p>
       <w:pPr>
@@ -9523,114 +8755,84 @@
           <w:lang w:val="gu_IN" w:bidi="gu_IN"/>
         </w:rPr>
       </w:r>
-      <w:hyperlink r:id="rId140">
-        <w:r>
-          <w:rPr>
-            <w:lang w:val="gu_IN" w:bidi="gu_IN"/>
-          </w:rPr>
-          <w:rPr>
-            <w:color w:val="0000EE"/>
-            <w:u w:val="single"/>
-          </w:rPr>
-          <w:t>ઉત્પતિ 10:8–10</w:t>
-        </w:r>
-      </w:hyperlink>
-    </w:p>
-    <w:p>
-      <w:pPr>
-        <w:pStyle w:val="ListBullet"/>
-        <w:spacing w:line="240" w:lineRule="auto"/>
-        <w:ind w:left="720"/>
-      </w:pPr>
-      <w:r>
-        <w:rPr>
-          <w:lang w:val="gu_IN" w:bidi="gu_IN"/>
-        </w:rPr>
-      </w:r>
-      <w:hyperlink r:id="rId141">
-        <w:r>
-          <w:rPr>
-            <w:lang w:val="gu_IN" w:bidi="gu_IN"/>
-          </w:rPr>
-          <w:rPr>
-            <w:color w:val="0000EE"/>
-            <w:u w:val="single"/>
-          </w:rPr>
-          <w:t>ઉત્પતિ 14:1–2</w:t>
-        </w:r>
-      </w:hyperlink>
-    </w:p>
-    <w:p>
-      <w:pPr>
-        <w:pStyle w:val="ListBullet"/>
-        <w:spacing w:line="240" w:lineRule="auto"/>
-        <w:ind w:left="720"/>
-      </w:pPr>
-      <w:r>
-        <w:rPr>
-          <w:lang w:val="gu_IN" w:bidi="gu_IN"/>
-        </w:rPr>
-      </w:r>
-      <w:hyperlink r:id="rId142">
-        <w:r>
-          <w:rPr>
-            <w:lang w:val="gu_IN" w:bidi="gu_IN"/>
-          </w:rPr>
-          <w:rPr>
-            <w:color w:val="0000EE"/>
-            <w:u w:val="single"/>
-          </w:rPr>
-          <w:t>ઉત્પતિ 14:7–9</w:t>
-        </w:r>
-      </w:hyperlink>
-    </w:p>
-    <w:p>
-      <w:pPr>
-        <w:pStyle w:val="ListBullet"/>
-        <w:spacing w:line="240" w:lineRule="auto"/>
-        <w:ind w:left="720"/>
-      </w:pPr>
-      <w:r>
-        <w:rPr>
-          <w:lang w:val="gu_IN" w:bidi="gu_IN"/>
-        </w:rPr>
-      </w:r>
-      <w:hyperlink r:id="rId143">
-        <w:r>
-          <w:rPr>
-            <w:lang w:val="gu_IN" w:bidi="gu_IN"/>
-          </w:rPr>
-          <w:rPr>
-            <w:color w:val="0000EE"/>
-            <w:u w:val="single"/>
-          </w:rPr>
-          <w:t>યશાયા 11:10–11</w:t>
-        </w:r>
-      </w:hyperlink>
-    </w:p>
-    <w:p>
-      <w:pPr>
-        <w:pStyle w:val="ListBullet"/>
-        <w:spacing w:line="240" w:lineRule="auto"/>
-        <w:ind w:left="720"/>
-      </w:pPr>
-      <w:r>
-        <w:rPr>
-          <w:lang w:val="gu_IN" w:bidi="gu_IN"/>
-        </w:rPr>
-      </w:r>
-      <w:hyperlink r:id="rId144">
-        <w:r>
-          <w:rPr>
-            <w:lang w:val="gu_IN" w:bidi="gu_IN"/>
-          </w:rPr>
-          <w:rPr>
-            <w:color w:val="0000EE"/>
-            <w:u w:val="single"/>
-          </w:rPr>
-          <w:t>ઝખાર્યા 5:10–11</w:t>
-        </w:r>
-      </w:hyperlink>
+      <w:r>
+        <w:rPr>
+          <w:lang w:val="gu_IN" w:bidi="gu_IN"/>
+        </w:rPr>
+        <w:t>ઉત્પતિ 10:8–10</w:t>
+      </w:r>
+    </w:p>
+    <w:p>
+      <w:pPr>
+        <w:pStyle w:val="ListBullet"/>
+        <w:spacing w:line="240" w:lineRule="auto"/>
+        <w:ind w:left="720"/>
+      </w:pPr>
+      <w:r>
+        <w:rPr>
+          <w:lang w:val="gu_IN" w:bidi="gu_IN"/>
+        </w:rPr>
+      </w:r>
+      <w:r>
+        <w:rPr>
+          <w:lang w:val="gu_IN" w:bidi="gu_IN"/>
+        </w:rPr>
+        <w:t>ઉત્પતિ 14:1–2</w:t>
+      </w:r>
+    </w:p>
+    <w:p>
+      <w:pPr>
+        <w:pStyle w:val="ListBullet"/>
+        <w:spacing w:line="240" w:lineRule="auto"/>
+        <w:ind w:left="720"/>
+      </w:pPr>
+      <w:r>
+        <w:rPr>
+          <w:lang w:val="gu_IN" w:bidi="gu_IN"/>
+        </w:rPr>
+      </w:r>
+      <w:r>
+        <w:rPr>
+          <w:lang w:val="gu_IN" w:bidi="gu_IN"/>
+        </w:rPr>
+        <w:t>ઉત્પતિ 14:7–9</w:t>
+      </w:r>
+    </w:p>
+    <w:p>
+      <w:pPr>
+        <w:pStyle w:val="ListBullet"/>
+        <w:spacing w:line="240" w:lineRule="auto"/>
+        <w:ind w:left="720"/>
+      </w:pPr>
+      <w:r>
+        <w:rPr>
+          <w:lang w:val="gu_IN" w:bidi="gu_IN"/>
+        </w:rPr>
+      </w:r>
+      <w:r>
+        <w:rPr>
+          <w:lang w:val="gu_IN" w:bidi="gu_IN"/>
+        </w:rPr>
+        <w:t>યશાયા 11:10–11</w:t>
+      </w:r>
+    </w:p>
+    <w:p>
+      <w:pPr>
+        <w:pStyle w:val="ListBullet"/>
+        <w:spacing w:line="240" w:lineRule="auto"/>
+        <w:ind w:left="720"/>
+      </w:pPr>
+      <w:r>
+        <w:rPr>
+          <w:lang w:val="gu_IN" w:bidi="gu_IN"/>
+        </w:rPr>
+      </w:r>
+      <w:r>
+        <w:rPr>
+          <w:lang w:val="gu_IN" w:bidi="gu_IN"/>
+        </w:rPr>
+        <w:t>ઝખાર્યા 5:10–11</w:t>
+      </w:r>
     </w:p>
     <w:p>
       <w:pPr>
@@ -9840,90 +9042,66 @@
           <w:lang w:val="gu_IN" w:bidi="gu_IN"/>
         </w:rPr>
       </w:r>
-      <w:hyperlink r:id="rId145">
-        <w:r>
-          <w:rPr>
-            <w:lang w:val="gu_IN" w:bidi="gu_IN"/>
-          </w:rPr>
-          <w:rPr>
-            <w:color w:val="0000EE"/>
-            <w:u w:val="single"/>
-          </w:rPr>
-          <w:t>1 કાળુવૃતાંત 6:16–18</w:t>
-        </w:r>
-      </w:hyperlink>
-    </w:p>
-    <w:p>
-      <w:pPr>
-        <w:pStyle w:val="ListBullet"/>
-        <w:spacing w:line="240" w:lineRule="auto"/>
-        <w:ind w:left="720"/>
-      </w:pPr>
-      <w:r>
-        <w:rPr>
-          <w:lang w:val="gu_IN" w:bidi="gu_IN"/>
-        </w:rPr>
-      </w:r>
-      <w:hyperlink r:id="rId146">
-        <w:r>
-          <w:rPr>
-            <w:lang w:val="gu_IN" w:bidi="gu_IN"/>
-          </w:rPr>
-          <w:rPr>
-            <w:color w:val="0000EE"/>
-            <w:u w:val="single"/>
-          </w:rPr>
-          <w:t>1 રાજાઓ 1:7–8</w:t>
-        </w:r>
-      </w:hyperlink>
-    </w:p>
-    <w:p>
-      <w:pPr>
-        <w:pStyle w:val="ListBullet"/>
-        <w:spacing w:line="240" w:lineRule="auto"/>
-        <w:ind w:left="720"/>
-      </w:pPr>
-      <w:r>
-        <w:rPr>
-          <w:lang w:val="gu_IN" w:bidi="gu_IN"/>
-        </w:rPr>
-      </w:r>
-      <w:hyperlink r:id="rId147">
-        <w:r>
-          <w:rPr>
-            <w:lang w:val="gu_IN" w:bidi="gu_IN"/>
-          </w:rPr>
-          <w:rPr>
-            <w:color w:val="0000EE"/>
-            <w:u w:val="single"/>
-          </w:rPr>
-          <w:t>2 શમુએલ 16:13–14</w:t>
-        </w:r>
-      </w:hyperlink>
-    </w:p>
-    <w:p>
-      <w:pPr>
-        <w:pStyle w:val="ListBullet"/>
-        <w:spacing w:line="240" w:lineRule="auto"/>
-        <w:ind w:left="720"/>
-      </w:pPr>
-      <w:r>
-        <w:rPr>
-          <w:lang w:val="gu_IN" w:bidi="gu_IN"/>
-        </w:rPr>
-      </w:r>
-      <w:hyperlink r:id="rId148">
-        <w:r>
-          <w:rPr>
-            <w:lang w:val="gu_IN" w:bidi="gu_IN"/>
-          </w:rPr>
-          <w:rPr>
-            <w:color w:val="0000EE"/>
-            <w:u w:val="single"/>
-          </w:rPr>
-          <w:t>ઝખાર્યા 12:12–14</w:t>
-        </w:r>
-      </w:hyperlink>
+      <w:r>
+        <w:rPr>
+          <w:lang w:val="gu_IN" w:bidi="gu_IN"/>
+        </w:rPr>
+        <w:t>1 કાળુવૃતાંત 6:16–18</w:t>
+      </w:r>
+    </w:p>
+    <w:p>
+      <w:pPr>
+        <w:pStyle w:val="ListBullet"/>
+        <w:spacing w:line="240" w:lineRule="auto"/>
+        <w:ind w:left="720"/>
+      </w:pPr>
+      <w:r>
+        <w:rPr>
+          <w:lang w:val="gu_IN" w:bidi="gu_IN"/>
+        </w:rPr>
+      </w:r>
+      <w:r>
+        <w:rPr>
+          <w:lang w:val="gu_IN" w:bidi="gu_IN"/>
+        </w:rPr>
+        <w:t>1 રાજાઓ 1:7–8</w:t>
+      </w:r>
+    </w:p>
+    <w:p>
+      <w:pPr>
+        <w:pStyle w:val="ListBullet"/>
+        <w:spacing w:line="240" w:lineRule="auto"/>
+        <w:ind w:left="720"/>
+      </w:pPr>
+      <w:r>
+        <w:rPr>
+          <w:lang w:val="gu_IN" w:bidi="gu_IN"/>
+        </w:rPr>
+      </w:r>
+      <w:r>
+        <w:rPr>
+          <w:lang w:val="gu_IN" w:bidi="gu_IN"/>
+        </w:rPr>
+        <w:t>2 શમુએલ 16:13–14</w:t>
+      </w:r>
+    </w:p>
+    <w:p>
+      <w:pPr>
+        <w:pStyle w:val="ListBullet"/>
+        <w:spacing w:line="240" w:lineRule="auto"/>
+        <w:ind w:left="720"/>
+      </w:pPr>
+      <w:r>
+        <w:rPr>
+          <w:lang w:val="gu_IN" w:bidi="gu_IN"/>
+        </w:rPr>
+      </w:r>
+      <w:r>
+        <w:rPr>
+          <w:lang w:val="gu_IN" w:bidi="gu_IN"/>
+        </w:rPr>
+        <w:t>ઝખાર્યા 12:12–14</w:t>
+      </w:r>
     </w:p>
     <w:p>
       <w:pPr>
@@ -10229,114 +9407,84 @@
           <w:lang w:val="gu_IN" w:bidi="gu_IN"/>
         </w:rPr>
       </w:r>
-      <w:hyperlink r:id="rId149">
-        <w:r>
-          <w:rPr>
-            <w:lang w:val="gu_IN" w:bidi="gu_IN"/>
-          </w:rPr>
-          <w:rPr>
-            <w:color w:val="0000EE"/>
-            <w:u w:val="single"/>
-          </w:rPr>
-          <w:t>ઉત્પતિ 29:33–34</w:t>
-        </w:r>
-      </w:hyperlink>
-    </w:p>
-    <w:p>
-      <w:pPr>
-        <w:pStyle w:val="ListBullet"/>
-        <w:spacing w:line="240" w:lineRule="auto"/>
-        <w:ind w:left="720"/>
-      </w:pPr>
-      <w:r>
-        <w:rPr>
-          <w:lang w:val="gu_IN" w:bidi="gu_IN"/>
-        </w:rPr>
-      </w:r>
-      <w:hyperlink r:id="rId150">
-        <w:r>
-          <w:rPr>
-            <w:lang w:val="gu_IN" w:bidi="gu_IN"/>
-          </w:rPr>
-          <w:rPr>
-            <w:color w:val="0000EE"/>
-            <w:u w:val="single"/>
-          </w:rPr>
-          <w:t>ઉત્પતિ 34:24–26</w:t>
-        </w:r>
-      </w:hyperlink>
-    </w:p>
-    <w:p>
-      <w:pPr>
-        <w:pStyle w:val="ListBullet"/>
-        <w:spacing w:line="240" w:lineRule="auto"/>
-        <w:ind w:left="720"/>
-      </w:pPr>
-      <w:r>
-        <w:rPr>
-          <w:lang w:val="gu_IN" w:bidi="gu_IN"/>
-        </w:rPr>
-      </w:r>
-      <w:hyperlink r:id="rId151">
-        <w:r>
-          <w:rPr>
-            <w:lang w:val="gu_IN" w:bidi="gu_IN"/>
-          </w:rPr>
-          <w:rPr>
-            <w:color w:val="0000EE"/>
-            <w:u w:val="single"/>
-          </w:rPr>
-          <w:t>ઉત્પતિ 42:35–36</w:t>
-        </w:r>
-      </w:hyperlink>
-    </w:p>
-    <w:p>
-      <w:pPr>
-        <w:pStyle w:val="ListBullet"/>
-        <w:spacing w:line="240" w:lineRule="auto"/>
-        <w:ind w:left="720"/>
-      </w:pPr>
-      <w:r>
-        <w:rPr>
-          <w:lang w:val="gu_IN" w:bidi="gu_IN"/>
-        </w:rPr>
-      </w:r>
-      <w:hyperlink r:id="rId152">
-        <w:r>
-          <w:rPr>
-            <w:lang w:val="gu_IN" w:bidi="gu_IN"/>
-          </w:rPr>
-          <w:rPr>
-            <w:color w:val="0000EE"/>
-            <w:u w:val="single"/>
-          </w:rPr>
-          <w:t>ઉત્પતિ 43:21–23</w:t>
-        </w:r>
-      </w:hyperlink>
-    </w:p>
-    <w:p>
-      <w:pPr>
-        <w:pStyle w:val="ListBullet"/>
-        <w:spacing w:line="240" w:lineRule="auto"/>
-        <w:ind w:left="720"/>
-      </w:pPr>
-      <w:r>
-        <w:rPr>
-          <w:lang w:val="gu_IN" w:bidi="gu_IN"/>
-        </w:rPr>
-      </w:r>
-      <w:hyperlink r:id="rId153">
-        <w:r>
-          <w:rPr>
-            <w:lang w:val="gu_IN" w:bidi="gu_IN"/>
-          </w:rPr>
-          <w:rPr>
-            <w:color w:val="0000EE"/>
-            <w:u w:val="single"/>
-          </w:rPr>
-          <w:t>લૂક 2:25–26</w:t>
-        </w:r>
-      </w:hyperlink>
+      <w:r>
+        <w:rPr>
+          <w:lang w:val="gu_IN" w:bidi="gu_IN"/>
+        </w:rPr>
+        <w:t>ઉત્પતિ 29:33–34</w:t>
+      </w:r>
+    </w:p>
+    <w:p>
+      <w:pPr>
+        <w:pStyle w:val="ListBullet"/>
+        <w:spacing w:line="240" w:lineRule="auto"/>
+        <w:ind w:left="720"/>
+      </w:pPr>
+      <w:r>
+        <w:rPr>
+          <w:lang w:val="gu_IN" w:bidi="gu_IN"/>
+        </w:rPr>
+      </w:r>
+      <w:r>
+        <w:rPr>
+          <w:lang w:val="gu_IN" w:bidi="gu_IN"/>
+        </w:rPr>
+        <w:t>ઉત્પતિ 34:24–26</w:t>
+      </w:r>
+    </w:p>
+    <w:p>
+      <w:pPr>
+        <w:pStyle w:val="ListBullet"/>
+        <w:spacing w:line="240" w:lineRule="auto"/>
+        <w:ind w:left="720"/>
+      </w:pPr>
+      <w:r>
+        <w:rPr>
+          <w:lang w:val="gu_IN" w:bidi="gu_IN"/>
+        </w:rPr>
+      </w:r>
+      <w:r>
+        <w:rPr>
+          <w:lang w:val="gu_IN" w:bidi="gu_IN"/>
+        </w:rPr>
+        <w:t>ઉત્પતિ 42:35–36</w:t>
+      </w:r>
+    </w:p>
+    <w:p>
+      <w:pPr>
+        <w:pStyle w:val="ListBullet"/>
+        <w:spacing w:line="240" w:lineRule="auto"/>
+        <w:ind w:left="720"/>
+      </w:pPr>
+      <w:r>
+        <w:rPr>
+          <w:lang w:val="gu_IN" w:bidi="gu_IN"/>
+        </w:rPr>
+      </w:r>
+      <w:r>
+        <w:rPr>
+          <w:lang w:val="gu_IN" w:bidi="gu_IN"/>
+        </w:rPr>
+        <w:t>ઉત્પતિ 43:21–23</w:t>
+      </w:r>
+    </w:p>
+    <w:p>
+      <w:pPr>
+        <w:pStyle w:val="ListBullet"/>
+        <w:spacing w:line="240" w:lineRule="auto"/>
+        <w:ind w:left="720"/>
+      </w:pPr>
+      <w:r>
+        <w:rPr>
+          <w:lang w:val="gu_IN" w:bidi="gu_IN"/>
+        </w:rPr>
+      </w:r>
+      <w:r>
+        <w:rPr>
+          <w:lang w:val="gu_IN" w:bidi="gu_IN"/>
+        </w:rPr>
+        <w:t>લૂક 2:25–26</w:t>
+      </w:r>
     </w:p>
     <w:p>
       <w:pPr>
@@ -10721,138 +9869,102 @@
           <w:lang w:val="gu_IN" w:bidi="gu_IN"/>
         </w:rPr>
       </w:r>
-      <w:hyperlink r:id="rId154">
-        <w:r>
-          <w:rPr>
-            <w:lang w:val="gu_IN" w:bidi="gu_IN"/>
-          </w:rPr>
-          <w:rPr>
-            <w:color w:val="0000EE"/>
-            <w:u w:val="single"/>
-          </w:rPr>
-          <w:t>1 કાળવૃતાંત 1:51–54</w:t>
-        </w:r>
-      </w:hyperlink>
-    </w:p>
-    <w:p>
-      <w:pPr>
-        <w:pStyle w:val="ListBullet"/>
-        <w:spacing w:line="240" w:lineRule="auto"/>
-        <w:ind w:left="720"/>
-      </w:pPr>
-      <w:r>
-        <w:rPr>
-          <w:lang w:val="gu_IN" w:bidi="gu_IN"/>
-        </w:rPr>
-      </w:r>
-      <w:hyperlink r:id="rId155">
-        <w:r>
-          <w:rPr>
-            <w:lang w:val="gu_IN" w:bidi="gu_IN"/>
-          </w:rPr>
-          <w:rPr>
-            <w:color w:val="0000EE"/>
-            <w:u w:val="single"/>
-          </w:rPr>
-          <w:t>1 રાજા 8:1–2</w:t>
-        </w:r>
-      </w:hyperlink>
-    </w:p>
-    <w:p>
-      <w:pPr>
-        <w:pStyle w:val="ListBullet"/>
-        <w:spacing w:line="240" w:lineRule="auto"/>
-        <w:ind w:left="720"/>
-      </w:pPr>
-      <w:r>
-        <w:rPr>
-          <w:lang w:val="gu_IN" w:bidi="gu_IN"/>
-        </w:rPr>
-      </w:r>
-      <w:hyperlink r:id="rId156">
-        <w:r>
-          <w:rPr>
-            <w:lang w:val="gu_IN" w:bidi="gu_IN"/>
-          </w:rPr>
-          <w:rPr>
-            <w:color w:val="0000EE"/>
-            <w:u w:val="single"/>
-          </w:rPr>
-          <w:t>1 શમુએલ 9:22</w:t>
-        </w:r>
-      </w:hyperlink>
-    </w:p>
-    <w:p>
-      <w:pPr>
-        <w:pStyle w:val="ListBullet"/>
-        <w:spacing w:line="240" w:lineRule="auto"/>
-        <w:ind w:left="720"/>
-      </w:pPr>
-      <w:r>
-        <w:rPr>
-          <w:lang w:val="gu_IN" w:bidi="gu_IN"/>
-        </w:rPr>
-      </w:r>
-      <w:hyperlink r:id="rId157">
-        <w:r>
-          <w:rPr>
-            <w:lang w:val="gu_IN" w:bidi="gu_IN"/>
-          </w:rPr>
-          <w:rPr>
-            <w:color w:val="0000EE"/>
-            <w:u w:val="single"/>
-          </w:rPr>
-          <w:t>કલોસ્સી 2:10–12</w:t>
-        </w:r>
-      </w:hyperlink>
-    </w:p>
-    <w:p>
-      <w:pPr>
-        <w:pStyle w:val="ListBullet"/>
-        <w:spacing w:line="240" w:lineRule="auto"/>
-        <w:ind w:left="720"/>
-      </w:pPr>
-      <w:r>
-        <w:rPr>
-          <w:lang w:val="gu_IN" w:bidi="gu_IN"/>
-        </w:rPr>
-      </w:r>
-      <w:hyperlink r:id="rId158">
-        <w:r>
-          <w:rPr>
-            <w:lang w:val="gu_IN" w:bidi="gu_IN"/>
-          </w:rPr>
-          <w:rPr>
-            <w:color w:val="0000EE"/>
-            <w:u w:val="single"/>
-          </w:rPr>
-          <w:t>કલોસ્સી 2:18–19</w:t>
-        </w:r>
-      </w:hyperlink>
-    </w:p>
-    <w:p>
-      <w:pPr>
-        <w:pStyle w:val="ListBullet"/>
-        <w:spacing w:line="240" w:lineRule="auto"/>
-        <w:ind w:left="720"/>
-      </w:pPr>
-      <w:r>
-        <w:rPr>
-          <w:lang w:val="gu_IN" w:bidi="gu_IN"/>
-        </w:rPr>
-      </w:r>
-      <w:hyperlink r:id="rId159">
-        <w:r>
-          <w:rPr>
-            <w:lang w:val="gu_IN" w:bidi="gu_IN"/>
-          </w:rPr>
-          <w:rPr>
-            <w:color w:val="0000EE"/>
-            <w:u w:val="single"/>
-          </w:rPr>
-          <w:t>ગણના 1:4–6</w:t>
-        </w:r>
-      </w:hyperlink>
+      <w:r>
+        <w:rPr>
+          <w:lang w:val="gu_IN" w:bidi="gu_IN"/>
+        </w:rPr>
+        <w:t>1 કાળવૃતાંત 1:51–54</w:t>
+      </w:r>
+    </w:p>
+    <w:p>
+      <w:pPr>
+        <w:pStyle w:val="ListBullet"/>
+        <w:spacing w:line="240" w:lineRule="auto"/>
+        <w:ind w:left="720"/>
+      </w:pPr>
+      <w:r>
+        <w:rPr>
+          <w:lang w:val="gu_IN" w:bidi="gu_IN"/>
+        </w:rPr>
+      </w:r>
+      <w:r>
+        <w:rPr>
+          <w:lang w:val="gu_IN" w:bidi="gu_IN"/>
+        </w:rPr>
+        <w:t>1 રાજા 8:1–2</w:t>
+      </w:r>
+    </w:p>
+    <w:p>
+      <w:pPr>
+        <w:pStyle w:val="ListBullet"/>
+        <w:spacing w:line="240" w:lineRule="auto"/>
+        <w:ind w:left="720"/>
+      </w:pPr>
+      <w:r>
+        <w:rPr>
+          <w:lang w:val="gu_IN" w:bidi="gu_IN"/>
+        </w:rPr>
+      </w:r>
+      <w:r>
+        <w:rPr>
+          <w:lang w:val="gu_IN" w:bidi="gu_IN"/>
+        </w:rPr>
+        <w:t>1 શમુએલ 9:22</w:t>
+      </w:r>
+    </w:p>
+    <w:p>
+      <w:pPr>
+        <w:pStyle w:val="ListBullet"/>
+        <w:spacing w:line="240" w:lineRule="auto"/>
+        <w:ind w:left="720"/>
+      </w:pPr>
+      <w:r>
+        <w:rPr>
+          <w:lang w:val="gu_IN" w:bidi="gu_IN"/>
+        </w:rPr>
+      </w:r>
+      <w:r>
+        <w:rPr>
+          <w:lang w:val="gu_IN" w:bidi="gu_IN"/>
+        </w:rPr>
+        <w:t>કલોસ્સી 2:10–12</w:t>
+      </w:r>
+    </w:p>
+    <w:p>
+      <w:pPr>
+        <w:pStyle w:val="ListBullet"/>
+        <w:spacing w:line="240" w:lineRule="auto"/>
+        <w:ind w:left="720"/>
+      </w:pPr>
+      <w:r>
+        <w:rPr>
+          <w:lang w:val="gu_IN" w:bidi="gu_IN"/>
+        </w:rPr>
+      </w:r>
+      <w:r>
+        <w:rPr>
+          <w:lang w:val="gu_IN" w:bidi="gu_IN"/>
+        </w:rPr>
+        <w:t>કલોસ્સી 2:18–19</w:t>
+      </w:r>
+    </w:p>
+    <w:p>
+      <w:pPr>
+        <w:pStyle w:val="ListBullet"/>
+        <w:spacing w:line="240" w:lineRule="auto"/>
+        <w:ind w:left="720"/>
+      </w:pPr>
+      <w:r>
+        <w:rPr>
+          <w:lang w:val="gu_IN" w:bidi="gu_IN"/>
+        </w:rPr>
+      </w:r>
+      <w:r>
+        <w:rPr>
+          <w:lang w:val="gu_IN" w:bidi="gu_IN"/>
+        </w:rPr>
+        <w:t>ગણના 1:4–6</w:t>
+      </w:r>
     </w:p>
     <w:p>
       <w:pPr>
@@ -11202,90 +10314,66 @@
           <w:lang w:val="gu_IN" w:bidi="gu_IN"/>
         </w:rPr>
       </w:r>
-      <w:hyperlink r:id="rId160">
-        <w:r>
-          <w:rPr>
-            <w:lang w:val="gu_IN" w:bidi="gu_IN"/>
-          </w:rPr>
-          <w:rPr>
-            <w:color w:val="0000EE"/>
-            <w:u w:val="single"/>
-          </w:rPr>
-          <w:t>1 રાજાઓ 2:26–27</w:t>
-        </w:r>
-      </w:hyperlink>
-    </w:p>
-    <w:p>
-      <w:pPr>
-        <w:pStyle w:val="ListBullet"/>
-        <w:spacing w:line="240" w:lineRule="auto"/>
-        <w:ind w:left="720"/>
-      </w:pPr>
-      <w:r>
-        <w:rPr>
-          <w:lang w:val="gu_IN" w:bidi="gu_IN"/>
-        </w:rPr>
-      </w:r>
-      <w:hyperlink r:id="rId161">
-        <w:r>
-          <w:rPr>
-            <w:lang w:val="gu_IN" w:bidi="gu_IN"/>
-          </w:rPr>
-          <w:rPr>
-            <w:color w:val="0000EE"/>
-            <w:u w:val="single"/>
-          </w:rPr>
-          <w:t>1 શમુએલ 1:9–10</w:t>
-        </w:r>
-      </w:hyperlink>
-    </w:p>
-    <w:p>
-      <w:pPr>
-        <w:pStyle w:val="ListBullet"/>
-        <w:spacing w:line="240" w:lineRule="auto"/>
-        <w:ind w:left="720"/>
-      </w:pPr>
-      <w:r>
-        <w:rPr>
-          <w:lang w:val="gu_IN" w:bidi="gu_IN"/>
-        </w:rPr>
-      </w:r>
-      <w:hyperlink r:id="rId162">
-        <w:r>
-          <w:rPr>
-            <w:lang w:val="gu_IN" w:bidi="gu_IN"/>
-          </w:rPr>
-          <w:rPr>
-            <w:color w:val="0000EE"/>
-            <w:u w:val="single"/>
-          </w:rPr>
-          <w:t>યહોશુઆ 18:1–2</w:t>
-        </w:r>
-      </w:hyperlink>
-    </w:p>
-    <w:p>
-      <w:pPr>
-        <w:pStyle w:val="ListBullet"/>
-        <w:spacing w:line="240" w:lineRule="auto"/>
-        <w:ind w:left="720"/>
-      </w:pPr>
-      <w:r>
-        <w:rPr>
-          <w:lang w:val="gu_IN" w:bidi="gu_IN"/>
-        </w:rPr>
-      </w:r>
-      <w:hyperlink r:id="rId163">
-        <w:r>
-          <w:rPr>
-            <w:lang w:val="gu_IN" w:bidi="gu_IN"/>
-          </w:rPr>
-          <w:rPr>
-            <w:color w:val="0000EE"/>
-            <w:u w:val="single"/>
-          </w:rPr>
-          <w:t>ન્યાયાધીશો 18:30–31</w:t>
-        </w:r>
-      </w:hyperlink>
+      <w:r>
+        <w:rPr>
+          <w:lang w:val="gu_IN" w:bidi="gu_IN"/>
+        </w:rPr>
+        <w:t>1 રાજાઓ 2:26–27</w:t>
+      </w:r>
+    </w:p>
+    <w:p>
+      <w:pPr>
+        <w:pStyle w:val="ListBullet"/>
+        <w:spacing w:line="240" w:lineRule="auto"/>
+        <w:ind w:left="720"/>
+      </w:pPr>
+      <w:r>
+        <w:rPr>
+          <w:lang w:val="gu_IN" w:bidi="gu_IN"/>
+        </w:rPr>
+      </w:r>
+      <w:r>
+        <w:rPr>
+          <w:lang w:val="gu_IN" w:bidi="gu_IN"/>
+        </w:rPr>
+        <w:t>1 શમુએલ 1:9–10</w:t>
+      </w:r>
+    </w:p>
+    <w:p>
+      <w:pPr>
+        <w:pStyle w:val="ListBullet"/>
+        <w:spacing w:line="240" w:lineRule="auto"/>
+        <w:ind w:left="720"/>
+      </w:pPr>
+      <w:r>
+        <w:rPr>
+          <w:lang w:val="gu_IN" w:bidi="gu_IN"/>
+        </w:rPr>
+      </w:r>
+      <w:r>
+        <w:rPr>
+          <w:lang w:val="gu_IN" w:bidi="gu_IN"/>
+        </w:rPr>
+        <w:t>યહોશુઆ 18:1–2</w:t>
+      </w:r>
+    </w:p>
+    <w:p>
+      <w:pPr>
+        <w:pStyle w:val="ListBullet"/>
+        <w:spacing w:line="240" w:lineRule="auto"/>
+        <w:ind w:left="720"/>
+      </w:pPr>
+      <w:r>
+        <w:rPr>
+          <w:lang w:val="gu_IN" w:bidi="gu_IN"/>
+        </w:rPr>
+      </w:r>
+      <w:r>
+        <w:rPr>
+          <w:lang w:val="gu_IN" w:bidi="gu_IN"/>
+        </w:rPr>
+        <w:t>ન્યાયાધીશો 18:30–31</w:t>
+      </w:r>
     </w:p>
     <w:p>
       <w:pPr>
@@ -11662,210 +10750,156 @@
           <w:lang w:val="gu_IN" w:bidi="gu_IN"/>
         </w:rPr>
       </w:r>
-      <w:hyperlink r:id="rId164">
-        <w:r>
-          <w:rPr>
-            <w:lang w:val="gu_IN" w:bidi="gu_IN"/>
-          </w:rPr>
-          <w:rPr>
-            <w:color w:val="0000EE"/>
-            <w:u w:val="single"/>
-          </w:rPr>
-          <w:t>પ્રેરિતો 6:1</w:t>
-        </w:r>
-      </w:hyperlink>
-    </w:p>
-    <w:p>
-      <w:pPr>
-        <w:pStyle w:val="ListBullet"/>
-        <w:spacing w:line="240" w:lineRule="auto"/>
-        <w:ind w:left="720"/>
-      </w:pPr>
-      <w:r>
-        <w:rPr>
-          <w:lang w:val="gu_IN" w:bidi="gu_IN"/>
-        </w:rPr>
-      </w:r>
-      <w:hyperlink r:id="rId165">
-        <w:r>
-          <w:rPr>
-            <w:lang w:val="gu_IN" w:bidi="gu_IN"/>
-          </w:rPr>
-          <w:rPr>
-            <w:color w:val="0000EE"/>
-            <w:u w:val="single"/>
-          </w:rPr>
-          <w:t>પ્રેરિતો 9:26–27</w:t>
-        </w:r>
-      </w:hyperlink>
-    </w:p>
-    <w:p>
-      <w:pPr>
-        <w:pStyle w:val="ListBullet"/>
-        <w:spacing w:line="240" w:lineRule="auto"/>
-        <w:ind w:left="720"/>
-      </w:pPr>
-      <w:r>
-        <w:rPr>
-          <w:lang w:val="gu_IN" w:bidi="gu_IN"/>
-        </w:rPr>
-      </w:r>
-      <w:hyperlink r:id="rId166">
-        <w:r>
-          <w:rPr>
-            <w:lang w:val="gu_IN" w:bidi="gu_IN"/>
-          </w:rPr>
-          <w:rPr>
-            <w:color w:val="0000EE"/>
-            <w:u w:val="single"/>
-          </w:rPr>
-          <w:t>પ્રેરિતો 11:25–26</w:t>
-        </w:r>
-      </w:hyperlink>
-    </w:p>
-    <w:p>
-      <w:pPr>
-        <w:pStyle w:val="ListBullet"/>
-        <w:spacing w:line="240" w:lineRule="auto"/>
-        <w:ind w:left="720"/>
-      </w:pPr>
-      <w:r>
-        <w:rPr>
-          <w:lang w:val="gu_IN" w:bidi="gu_IN"/>
-        </w:rPr>
-      </w:r>
-      <w:hyperlink r:id="rId167">
-        <w:r>
-          <w:rPr>
-            <w:lang w:val="gu_IN" w:bidi="gu_IN"/>
-          </w:rPr>
-          <w:rPr>
-            <w:color w:val="0000EE"/>
-            <w:u w:val="single"/>
-          </w:rPr>
-          <w:t>પ્રેરિતો 14:21–22</w:t>
-        </w:r>
-      </w:hyperlink>
-    </w:p>
-    <w:p>
-      <w:pPr>
-        <w:pStyle w:val="ListBullet"/>
-        <w:spacing w:line="240" w:lineRule="auto"/>
-        <w:ind w:left="720"/>
-      </w:pPr>
-      <w:r>
-        <w:rPr>
-          <w:lang w:val="gu_IN" w:bidi="gu_IN"/>
-        </w:rPr>
-      </w:r>
-      <w:hyperlink r:id="rId168">
-        <w:r>
-          <w:rPr>
-            <w:lang w:val="gu_IN" w:bidi="gu_IN"/>
-          </w:rPr>
-          <w:rPr>
-            <w:color w:val="0000EE"/>
-            <w:u w:val="single"/>
-          </w:rPr>
-          <w:t>યોહાન 13:23–25</w:t>
-        </w:r>
-      </w:hyperlink>
-    </w:p>
-    <w:p>
-      <w:pPr>
-        <w:pStyle w:val="ListBullet"/>
-        <w:spacing w:line="240" w:lineRule="auto"/>
-        <w:ind w:left="720"/>
-      </w:pPr>
-      <w:r>
-        <w:rPr>
-          <w:lang w:val="gu_IN" w:bidi="gu_IN"/>
-        </w:rPr>
-      </w:r>
-      <w:hyperlink r:id="rId132">
-        <w:r>
-          <w:rPr>
-            <w:lang w:val="gu_IN" w:bidi="gu_IN"/>
-          </w:rPr>
-          <w:rPr>
-            <w:color w:val="0000EE"/>
-            <w:u w:val="single"/>
-          </w:rPr>
-          <w:t>લૂક 6:39–40</w:t>
-        </w:r>
-      </w:hyperlink>
-    </w:p>
-    <w:p>
-      <w:pPr>
-        <w:pStyle w:val="ListBullet"/>
-        <w:spacing w:line="240" w:lineRule="auto"/>
-        <w:ind w:left="720"/>
-      </w:pPr>
-      <w:r>
-        <w:rPr>
-          <w:lang w:val="gu_IN" w:bidi="gu_IN"/>
-        </w:rPr>
-      </w:r>
-      <w:hyperlink r:id="rId169">
-        <w:r>
-          <w:rPr>
-            <w:lang w:val="gu_IN" w:bidi="gu_IN"/>
-          </w:rPr>
-          <w:rPr>
-            <w:color w:val="0000EE"/>
-            <w:u w:val="single"/>
-          </w:rPr>
-          <w:t>માથ્થી 11:1–3</w:t>
-        </w:r>
-      </w:hyperlink>
-    </w:p>
-    <w:p>
-      <w:pPr>
-        <w:pStyle w:val="ListBullet"/>
-        <w:spacing w:line="240" w:lineRule="auto"/>
-        <w:ind w:left="720"/>
-      </w:pPr>
-      <w:r>
-        <w:rPr>
-          <w:lang w:val="gu_IN" w:bidi="gu_IN"/>
-        </w:rPr>
-      </w:r>
-      <w:hyperlink r:id="rId170">
-        <w:r>
-          <w:rPr>
-            <w:lang w:val="gu_IN" w:bidi="gu_IN"/>
-          </w:rPr>
-          <w:rPr>
-            <w:color w:val="0000EE"/>
-            <w:u w:val="single"/>
-          </w:rPr>
-          <w:t>માથ્થી 26:33–35</w:t>
-        </w:r>
-      </w:hyperlink>
-    </w:p>
-    <w:p>
-      <w:pPr>
-        <w:pStyle w:val="ListBullet"/>
-        <w:spacing w:line="240" w:lineRule="auto"/>
-        <w:ind w:left="720"/>
-      </w:pPr>
-      <w:r>
-        <w:rPr>
-          <w:lang w:val="gu_IN" w:bidi="gu_IN"/>
-        </w:rPr>
-      </w:r>
-      <w:hyperlink r:id="rId171">
-        <w:r>
-          <w:rPr>
-            <w:lang w:val="gu_IN" w:bidi="gu_IN"/>
-          </w:rPr>
-          <w:rPr>
-            <w:color w:val="0000EE"/>
-            <w:u w:val="single"/>
-          </w:rPr>
-          <w:t>માથ્થી 27:62–64</w:t>
-        </w:r>
-      </w:hyperlink>
+      <w:r>
+        <w:rPr>
+          <w:lang w:val="gu_IN" w:bidi="gu_IN"/>
+        </w:rPr>
+        <w:t>પ્રેરિતો 6:1</w:t>
+      </w:r>
+    </w:p>
+    <w:p>
+      <w:pPr>
+        <w:pStyle w:val="ListBullet"/>
+        <w:spacing w:line="240" w:lineRule="auto"/>
+        <w:ind w:left="720"/>
+      </w:pPr>
+      <w:r>
+        <w:rPr>
+          <w:lang w:val="gu_IN" w:bidi="gu_IN"/>
+        </w:rPr>
+      </w:r>
+      <w:r>
+        <w:rPr>
+          <w:lang w:val="gu_IN" w:bidi="gu_IN"/>
+        </w:rPr>
+        <w:t>પ્રેરિતો 9:26–27</w:t>
+      </w:r>
+    </w:p>
+    <w:p>
+      <w:pPr>
+        <w:pStyle w:val="ListBullet"/>
+        <w:spacing w:line="240" w:lineRule="auto"/>
+        <w:ind w:left="720"/>
+      </w:pPr>
+      <w:r>
+        <w:rPr>
+          <w:lang w:val="gu_IN" w:bidi="gu_IN"/>
+        </w:rPr>
+      </w:r>
+      <w:r>
+        <w:rPr>
+          <w:lang w:val="gu_IN" w:bidi="gu_IN"/>
+        </w:rPr>
+        <w:t>પ્રેરિતો 11:25–26</w:t>
+      </w:r>
+    </w:p>
+    <w:p>
+      <w:pPr>
+        <w:pStyle w:val="ListBullet"/>
+        <w:spacing w:line="240" w:lineRule="auto"/>
+        <w:ind w:left="720"/>
+      </w:pPr>
+      <w:r>
+        <w:rPr>
+          <w:lang w:val="gu_IN" w:bidi="gu_IN"/>
+        </w:rPr>
+      </w:r>
+      <w:r>
+        <w:rPr>
+          <w:lang w:val="gu_IN" w:bidi="gu_IN"/>
+        </w:rPr>
+        <w:t>પ્રેરિતો 14:21–22</w:t>
+      </w:r>
+    </w:p>
+    <w:p>
+      <w:pPr>
+        <w:pStyle w:val="ListBullet"/>
+        <w:spacing w:line="240" w:lineRule="auto"/>
+        <w:ind w:left="720"/>
+      </w:pPr>
+      <w:r>
+        <w:rPr>
+          <w:lang w:val="gu_IN" w:bidi="gu_IN"/>
+        </w:rPr>
+      </w:r>
+      <w:r>
+        <w:rPr>
+          <w:lang w:val="gu_IN" w:bidi="gu_IN"/>
+        </w:rPr>
+        <w:t>યોહાન 13:23–25</w:t>
+      </w:r>
+    </w:p>
+    <w:p>
+      <w:pPr>
+        <w:pStyle w:val="ListBullet"/>
+        <w:spacing w:line="240" w:lineRule="auto"/>
+        <w:ind w:left="720"/>
+      </w:pPr>
+      <w:r>
+        <w:rPr>
+          <w:lang w:val="gu_IN" w:bidi="gu_IN"/>
+        </w:rPr>
+      </w:r>
+      <w:r>
+        <w:rPr>
+          <w:lang w:val="gu_IN" w:bidi="gu_IN"/>
+        </w:rPr>
+        <w:t>લૂક 6:39–40</w:t>
+      </w:r>
+    </w:p>
+    <w:p>
+      <w:pPr>
+        <w:pStyle w:val="ListBullet"/>
+        <w:spacing w:line="240" w:lineRule="auto"/>
+        <w:ind w:left="720"/>
+      </w:pPr>
+      <w:r>
+        <w:rPr>
+          <w:lang w:val="gu_IN" w:bidi="gu_IN"/>
+        </w:rPr>
+      </w:r>
+      <w:r>
+        <w:rPr>
+          <w:lang w:val="gu_IN" w:bidi="gu_IN"/>
+        </w:rPr>
+        <w:t>માથ્થી 11:1–3</w:t>
+      </w:r>
+    </w:p>
+    <w:p>
+      <w:pPr>
+        <w:pStyle w:val="ListBullet"/>
+        <w:spacing w:line="240" w:lineRule="auto"/>
+        <w:ind w:left="720"/>
+      </w:pPr>
+      <w:r>
+        <w:rPr>
+          <w:lang w:val="gu_IN" w:bidi="gu_IN"/>
+        </w:rPr>
+      </w:r>
+      <w:r>
+        <w:rPr>
+          <w:lang w:val="gu_IN" w:bidi="gu_IN"/>
+        </w:rPr>
+        <w:t>માથ્થી 26:33–35</w:t>
+      </w:r>
+    </w:p>
+    <w:p>
+      <w:pPr>
+        <w:pStyle w:val="ListBullet"/>
+        <w:spacing w:line="240" w:lineRule="auto"/>
+        <w:ind w:left="720"/>
+      </w:pPr>
+      <w:r>
+        <w:rPr>
+          <w:lang w:val="gu_IN" w:bidi="gu_IN"/>
+        </w:rPr>
+      </w:r>
+      <w:r>
+        <w:rPr>
+          <w:lang w:val="gu_IN" w:bidi="gu_IN"/>
+        </w:rPr>
+        <w:t>માથ્થી 27:62–64</w:t>
+      </w:r>
     </w:p>
     <w:p>
       <w:pPr>
@@ -12272,90 +11306,66 @@
           <w:lang w:val="gu_IN" w:bidi="gu_IN"/>
         </w:rPr>
       </w:r>
-      <w:hyperlink r:id="rId172">
-        <w:r>
-          <w:rPr>
-            <w:lang w:val="gu_IN" w:bidi="gu_IN"/>
-          </w:rPr>
-          <w:rPr>
-            <w:color w:val="0000EE"/>
-            <w:u w:val="single"/>
-          </w:rPr>
-          <w:t>એફેસી 6:4</w:t>
-        </w:r>
-      </w:hyperlink>
-    </w:p>
-    <w:p>
-      <w:pPr>
-        <w:pStyle w:val="ListBullet"/>
-        <w:spacing w:line="240" w:lineRule="auto"/>
-        <w:ind w:left="720"/>
-      </w:pPr>
-      <w:r>
-        <w:rPr>
-          <w:lang w:val="gu_IN" w:bidi="gu_IN"/>
-        </w:rPr>
-      </w:r>
-      <w:hyperlink r:id="rId173">
-        <w:r>
-          <w:rPr>
-            <w:lang w:val="gu_IN" w:bidi="gu_IN"/>
-          </w:rPr>
-          <w:rPr>
-            <w:color w:val="0000EE"/>
-            <w:u w:val="single"/>
-          </w:rPr>
-          <w:t>હિબ્રૂ 12:4–6</w:t>
-        </w:r>
-      </w:hyperlink>
-    </w:p>
-    <w:p>
-      <w:pPr>
-        <w:pStyle w:val="ListBullet"/>
-        <w:spacing w:line="240" w:lineRule="auto"/>
-        <w:ind w:left="720"/>
-      </w:pPr>
-      <w:r>
-        <w:rPr>
-          <w:lang w:val="gu_IN" w:bidi="gu_IN"/>
-        </w:rPr>
-      </w:r>
-      <w:hyperlink r:id="rId174">
-        <w:r>
-          <w:rPr>
-            <w:lang w:val="gu_IN" w:bidi="gu_IN"/>
-          </w:rPr>
-          <w:rPr>
-            <w:color w:val="0000EE"/>
-            <w:u w:val="single"/>
-          </w:rPr>
-          <w:t>નીતિવચન 19:17–18</w:t>
-        </w:r>
-      </w:hyperlink>
-    </w:p>
-    <w:p>
-      <w:pPr>
-        <w:pStyle w:val="ListBullet"/>
-        <w:spacing w:line="240" w:lineRule="auto"/>
-        <w:ind w:left="720"/>
-      </w:pPr>
-      <w:r>
-        <w:rPr>
-          <w:lang w:val="gu_IN" w:bidi="gu_IN"/>
-        </w:rPr>
-      </w:r>
-      <w:hyperlink r:id="rId175">
-        <w:r>
-          <w:rPr>
-            <w:lang w:val="gu_IN" w:bidi="gu_IN"/>
-          </w:rPr>
-          <w:rPr>
-            <w:color w:val="0000EE"/>
-            <w:u w:val="single"/>
-          </w:rPr>
-          <w:t>નીતિવચન 23:13–14</w:t>
-        </w:r>
-      </w:hyperlink>
+      <w:r>
+        <w:rPr>
+          <w:lang w:val="gu_IN" w:bidi="gu_IN"/>
+        </w:rPr>
+        <w:t>એફેસી 6:4</w:t>
+      </w:r>
+    </w:p>
+    <w:p>
+      <w:pPr>
+        <w:pStyle w:val="ListBullet"/>
+        <w:spacing w:line="240" w:lineRule="auto"/>
+        <w:ind w:left="720"/>
+      </w:pPr>
+      <w:r>
+        <w:rPr>
+          <w:lang w:val="gu_IN" w:bidi="gu_IN"/>
+        </w:rPr>
+      </w:r>
+      <w:r>
+        <w:rPr>
+          <w:lang w:val="gu_IN" w:bidi="gu_IN"/>
+        </w:rPr>
+        <w:t>હિબ્રૂ 12:4–6</w:t>
+      </w:r>
+    </w:p>
+    <w:p>
+      <w:pPr>
+        <w:pStyle w:val="ListBullet"/>
+        <w:spacing w:line="240" w:lineRule="auto"/>
+        <w:ind w:left="720"/>
+      </w:pPr>
+      <w:r>
+        <w:rPr>
+          <w:lang w:val="gu_IN" w:bidi="gu_IN"/>
+        </w:rPr>
+      </w:r>
+      <w:r>
+        <w:rPr>
+          <w:lang w:val="gu_IN" w:bidi="gu_IN"/>
+        </w:rPr>
+        <w:t>નીતિવચન 19:17–18</w:t>
+      </w:r>
+    </w:p>
+    <w:p>
+      <w:pPr>
+        <w:pStyle w:val="ListBullet"/>
+        <w:spacing w:line="240" w:lineRule="auto"/>
+        <w:ind w:left="720"/>
+      </w:pPr>
+      <w:r>
+        <w:rPr>
+          <w:lang w:val="gu_IN" w:bidi="gu_IN"/>
+        </w:rPr>
+      </w:r>
+      <w:r>
+        <w:rPr>
+          <w:lang w:val="gu_IN" w:bidi="gu_IN"/>
+        </w:rPr>
+        <w:t>નીતિવચન 23:13–14</w:t>
+      </w:r>
     </w:p>
     <w:p>
       <w:pPr>
@@ -12661,138 +11671,102 @@
           <w:lang w:val="gu_IN" w:bidi="gu_IN"/>
         </w:rPr>
       </w:r>
-      <w:hyperlink r:id="rId176">
-        <w:r>
-          <w:rPr>
-            <w:lang w:val="gu_IN" w:bidi="gu_IN"/>
-          </w:rPr>
-          <w:rPr>
-            <w:color w:val="0000EE"/>
-            <w:u w:val="single"/>
-          </w:rPr>
-          <w:t>1 તીમોથી 1:3–4</w:t>
-        </w:r>
-      </w:hyperlink>
-    </w:p>
-    <w:p>
-      <w:pPr>
-        <w:pStyle w:val="ListBullet"/>
-        <w:spacing w:line="240" w:lineRule="auto"/>
-        <w:ind w:left="720"/>
-      </w:pPr>
-      <w:r>
-        <w:rPr>
-          <w:lang w:val="gu_IN" w:bidi="gu_IN"/>
-        </w:rPr>
-      </w:r>
-      <w:hyperlink r:id="rId177">
-        <w:r>
-          <w:rPr>
-            <w:lang w:val="gu_IN" w:bidi="gu_IN"/>
-          </w:rPr>
-          <w:rPr>
-            <w:color w:val="0000EE"/>
-            <w:u w:val="single"/>
-          </w:rPr>
-          <w:t>પ્રેરિતોનાં કૃત્યો 2:40–42</w:t>
-        </w:r>
-      </w:hyperlink>
-    </w:p>
-    <w:p>
-      <w:pPr>
-        <w:pStyle w:val="ListBullet"/>
-        <w:spacing w:line="240" w:lineRule="auto"/>
-        <w:ind w:left="720"/>
-      </w:pPr>
-      <w:r>
-        <w:rPr>
-          <w:lang w:val="gu_IN" w:bidi="gu_IN"/>
-        </w:rPr>
-      </w:r>
-      <w:hyperlink r:id="rId178">
-        <w:r>
-          <w:rPr>
-            <w:lang w:val="gu_IN" w:bidi="gu_IN"/>
-          </w:rPr>
-          <w:rPr>
-            <w:color w:val="0000EE"/>
-            <w:u w:val="single"/>
-          </w:rPr>
-          <w:t>યોહાન 7:14–16</w:t>
-        </w:r>
-      </w:hyperlink>
-    </w:p>
-    <w:p>
-      <w:pPr>
-        <w:pStyle w:val="ListBullet"/>
-        <w:spacing w:line="240" w:lineRule="auto"/>
-        <w:ind w:left="720"/>
-      </w:pPr>
-      <w:r>
-        <w:rPr>
-          <w:lang w:val="gu_IN" w:bidi="gu_IN"/>
-        </w:rPr>
-      </w:r>
-      <w:hyperlink r:id="rId179">
-        <w:r>
-          <w:rPr>
-            <w:lang w:val="gu_IN" w:bidi="gu_IN"/>
-          </w:rPr>
-          <w:rPr>
-            <w:color w:val="0000EE"/>
-            <w:u w:val="single"/>
-          </w:rPr>
-          <w:t>લુક 4:31–32</w:t>
-        </w:r>
-      </w:hyperlink>
-    </w:p>
-    <w:p>
-      <w:pPr>
-        <w:pStyle w:val="ListBullet"/>
-        <w:spacing w:line="240" w:lineRule="auto"/>
-        <w:ind w:left="720"/>
-      </w:pPr>
-      <w:r>
-        <w:rPr>
-          <w:lang w:val="gu_IN" w:bidi="gu_IN"/>
-        </w:rPr>
-      </w:r>
-      <w:hyperlink r:id="rId180">
-        <w:r>
-          <w:rPr>
-            <w:lang w:val="gu_IN" w:bidi="gu_IN"/>
-          </w:rPr>
-          <w:rPr>
-            <w:color w:val="0000EE"/>
-            <w:u w:val="single"/>
-          </w:rPr>
-          <w:t>માથ્થી 4:23–25</w:t>
-        </w:r>
-      </w:hyperlink>
-    </w:p>
-    <w:p>
-      <w:pPr>
-        <w:pStyle w:val="ListBullet"/>
-        <w:spacing w:line="240" w:lineRule="auto"/>
-        <w:ind w:left="720"/>
-      </w:pPr>
-      <w:r>
-        <w:rPr>
-          <w:lang w:val="gu_IN" w:bidi="gu_IN"/>
-        </w:rPr>
-      </w:r>
-      <w:hyperlink r:id="rId181">
-        <w:r>
-          <w:rPr>
-            <w:lang w:val="gu_IN" w:bidi="gu_IN"/>
-          </w:rPr>
-          <w:rPr>
-            <w:color w:val="0000EE"/>
-            <w:u w:val="single"/>
-          </w:rPr>
-          <w:t>ગીતશાસ્ત્ર 32:7–8</w:t>
-        </w:r>
-      </w:hyperlink>
+      <w:r>
+        <w:rPr>
+          <w:lang w:val="gu_IN" w:bidi="gu_IN"/>
+        </w:rPr>
+        <w:t>1 તીમોથી 1:3–4</w:t>
+      </w:r>
+    </w:p>
+    <w:p>
+      <w:pPr>
+        <w:pStyle w:val="ListBullet"/>
+        <w:spacing w:line="240" w:lineRule="auto"/>
+        <w:ind w:left="720"/>
+      </w:pPr>
+      <w:r>
+        <w:rPr>
+          <w:lang w:val="gu_IN" w:bidi="gu_IN"/>
+        </w:rPr>
+      </w:r>
+      <w:r>
+        <w:rPr>
+          <w:lang w:val="gu_IN" w:bidi="gu_IN"/>
+        </w:rPr>
+        <w:t>પ્રેરિતોનાં કૃત્યો 2:40–42</w:t>
+      </w:r>
+    </w:p>
+    <w:p>
+      <w:pPr>
+        <w:pStyle w:val="ListBullet"/>
+        <w:spacing w:line="240" w:lineRule="auto"/>
+        <w:ind w:left="720"/>
+      </w:pPr>
+      <w:r>
+        <w:rPr>
+          <w:lang w:val="gu_IN" w:bidi="gu_IN"/>
+        </w:rPr>
+      </w:r>
+      <w:r>
+        <w:rPr>
+          <w:lang w:val="gu_IN" w:bidi="gu_IN"/>
+        </w:rPr>
+        <w:t>યોહાન 7:14–16</w:t>
+      </w:r>
+    </w:p>
+    <w:p>
+      <w:pPr>
+        <w:pStyle w:val="ListBullet"/>
+        <w:spacing w:line="240" w:lineRule="auto"/>
+        <w:ind w:left="720"/>
+      </w:pPr>
+      <w:r>
+        <w:rPr>
+          <w:lang w:val="gu_IN" w:bidi="gu_IN"/>
+        </w:rPr>
+      </w:r>
+      <w:r>
+        <w:rPr>
+          <w:lang w:val="gu_IN" w:bidi="gu_IN"/>
+        </w:rPr>
+        <w:t>લુક 4:31–32</w:t>
+      </w:r>
+    </w:p>
+    <w:p>
+      <w:pPr>
+        <w:pStyle w:val="ListBullet"/>
+        <w:spacing w:line="240" w:lineRule="auto"/>
+        <w:ind w:left="720"/>
+      </w:pPr>
+      <w:r>
+        <w:rPr>
+          <w:lang w:val="gu_IN" w:bidi="gu_IN"/>
+        </w:rPr>
+      </w:r>
+      <w:r>
+        <w:rPr>
+          <w:lang w:val="gu_IN" w:bidi="gu_IN"/>
+        </w:rPr>
+        <w:t>માથ્થી 4:23–25</w:t>
+      </w:r>
+    </w:p>
+    <w:p>
+      <w:pPr>
+        <w:pStyle w:val="ListBullet"/>
+        <w:spacing w:line="240" w:lineRule="auto"/>
+        <w:ind w:left="720"/>
+      </w:pPr>
+      <w:r>
+        <w:rPr>
+          <w:lang w:val="gu_IN" w:bidi="gu_IN"/>
+        </w:rPr>
+      </w:r>
+      <w:r>
+        <w:rPr>
+          <w:lang w:val="gu_IN" w:bidi="gu_IN"/>
+        </w:rPr>
+        <w:t>ગીતશાસ્ત્ર 32:7–8</w:t>
+      </w:r>
     </w:p>
     <w:p>
       <w:pPr>
@@ -13109,138 +12083,102 @@
           <w:lang w:val="gu_IN" w:bidi="gu_IN"/>
         </w:rPr>
       </w:r>
-      <w:hyperlink r:id="rId182">
-        <w:r>
-          <w:rPr>
-            <w:lang w:val="gu_IN" w:bidi="gu_IN"/>
-          </w:rPr>
-          <w:rPr>
-            <w:color w:val="0000EE"/>
-            <w:u w:val="single"/>
-          </w:rPr>
-          <w:t>1 તિમોથી 1:5–8</w:t>
-        </w:r>
-      </w:hyperlink>
-    </w:p>
-    <w:p>
-      <w:pPr>
-        <w:pStyle w:val="ListBullet"/>
-        <w:spacing w:line="240" w:lineRule="auto"/>
-        <w:ind w:left="720"/>
-      </w:pPr>
-      <w:r>
-        <w:rPr>
-          <w:lang w:val="gu_IN" w:bidi="gu_IN"/>
-        </w:rPr>
-      </w:r>
-      <w:hyperlink r:id="rId183">
-        <w:r>
-          <w:rPr>
-            <w:lang w:val="gu_IN" w:bidi="gu_IN"/>
-          </w:rPr>
-          <w:rPr>
-            <w:color w:val="0000EE"/>
-            <w:u w:val="single"/>
-          </w:rPr>
-          <w:t>નિર્ગમન 31:6–9</w:t>
-        </w:r>
-      </w:hyperlink>
-    </w:p>
-    <w:p>
-      <w:pPr>
-        <w:pStyle w:val="ListBullet"/>
-        <w:spacing w:line="240" w:lineRule="auto"/>
-        <w:ind w:left="720"/>
-      </w:pPr>
-      <w:r>
-        <w:rPr>
-          <w:lang w:val="gu_IN" w:bidi="gu_IN"/>
-        </w:rPr>
-      </w:r>
-      <w:hyperlink r:id="rId184">
-        <w:r>
-          <w:rPr>
-            <w:lang w:val="gu_IN" w:bidi="gu_IN"/>
-          </w:rPr>
-          <w:rPr>
-            <w:color w:val="0000EE"/>
-            <w:u w:val="single"/>
-          </w:rPr>
-          <w:t>હિબ્રૂ 9:13–15</w:t>
-        </w:r>
-      </w:hyperlink>
-    </w:p>
-    <w:p>
-      <w:pPr>
-        <w:pStyle w:val="ListBullet"/>
-        <w:spacing w:line="240" w:lineRule="auto"/>
-        <w:ind w:left="720"/>
-      </w:pPr>
-      <w:r>
-        <w:rPr>
-          <w:lang w:val="gu_IN" w:bidi="gu_IN"/>
-        </w:rPr>
-      </w:r>
-      <w:hyperlink r:id="rId185">
-        <w:r>
-          <w:rPr>
-            <w:lang w:val="gu_IN" w:bidi="gu_IN"/>
-          </w:rPr>
-          <w:rPr>
-            <w:color w:val="0000EE"/>
-            <w:u w:val="single"/>
-          </w:rPr>
-          <w:t>યાકૂબ 4:8–10</w:t>
-        </w:r>
-      </w:hyperlink>
-    </w:p>
-    <w:p>
-      <w:pPr>
-        <w:pStyle w:val="ListBullet"/>
-        <w:spacing w:line="240" w:lineRule="auto"/>
-        <w:ind w:left="720"/>
-      </w:pPr>
-      <w:r>
-        <w:rPr>
-          <w:lang w:val="gu_IN" w:bidi="gu_IN"/>
-        </w:rPr>
-      </w:r>
-      <w:hyperlink r:id="rId186">
-        <w:r>
-          <w:rPr>
-            <w:lang w:val="gu_IN" w:bidi="gu_IN"/>
-          </w:rPr>
-          <w:rPr>
-            <w:color w:val="0000EE"/>
-            <w:u w:val="single"/>
-          </w:rPr>
-          <w:t>લૂક 2:22–24</w:t>
-        </w:r>
-      </w:hyperlink>
-    </w:p>
-    <w:p>
-      <w:pPr>
-        <w:pStyle w:val="ListBullet"/>
-        <w:spacing w:line="240" w:lineRule="auto"/>
-        <w:ind w:left="720"/>
-      </w:pPr>
-      <w:r>
-        <w:rPr>
-          <w:lang w:val="gu_IN" w:bidi="gu_IN"/>
-        </w:rPr>
-      </w:r>
-      <w:hyperlink r:id="rId187">
-        <w:r>
-          <w:rPr>
-            <w:lang w:val="gu_IN" w:bidi="gu_IN"/>
-          </w:rPr>
-          <w:rPr>
-            <w:color w:val="0000EE"/>
-            <w:u w:val="single"/>
-          </w:rPr>
-          <w:t>પ્રકટીકરણ 14:3–5</w:t>
-        </w:r>
-      </w:hyperlink>
+      <w:r>
+        <w:rPr>
+          <w:lang w:val="gu_IN" w:bidi="gu_IN"/>
+        </w:rPr>
+        <w:t>1 તિમોથી 1:5–8</w:t>
+      </w:r>
+    </w:p>
+    <w:p>
+      <w:pPr>
+        <w:pStyle w:val="ListBullet"/>
+        <w:spacing w:line="240" w:lineRule="auto"/>
+        <w:ind w:left="720"/>
+      </w:pPr>
+      <w:r>
+        <w:rPr>
+          <w:lang w:val="gu_IN" w:bidi="gu_IN"/>
+        </w:rPr>
+      </w:r>
+      <w:r>
+        <w:rPr>
+          <w:lang w:val="gu_IN" w:bidi="gu_IN"/>
+        </w:rPr>
+        <w:t>નિર્ગમન 31:6–9</w:t>
+      </w:r>
+    </w:p>
+    <w:p>
+      <w:pPr>
+        <w:pStyle w:val="ListBullet"/>
+        <w:spacing w:line="240" w:lineRule="auto"/>
+        <w:ind w:left="720"/>
+      </w:pPr>
+      <w:r>
+        <w:rPr>
+          <w:lang w:val="gu_IN" w:bidi="gu_IN"/>
+        </w:rPr>
+      </w:r>
+      <w:r>
+        <w:rPr>
+          <w:lang w:val="gu_IN" w:bidi="gu_IN"/>
+        </w:rPr>
+        <w:t>હિબ્રૂ 9:13–15</w:t>
+      </w:r>
+    </w:p>
+    <w:p>
+      <w:pPr>
+        <w:pStyle w:val="ListBullet"/>
+        <w:spacing w:line="240" w:lineRule="auto"/>
+        <w:ind w:left="720"/>
+      </w:pPr>
+      <w:r>
+        <w:rPr>
+          <w:lang w:val="gu_IN" w:bidi="gu_IN"/>
+        </w:rPr>
+      </w:r>
+      <w:r>
+        <w:rPr>
+          <w:lang w:val="gu_IN" w:bidi="gu_IN"/>
+        </w:rPr>
+        <w:t>યાકૂબ 4:8–10</w:t>
+      </w:r>
+    </w:p>
+    <w:p>
+      <w:pPr>
+        <w:pStyle w:val="ListBullet"/>
+        <w:spacing w:line="240" w:lineRule="auto"/>
+        <w:ind w:left="720"/>
+      </w:pPr>
+      <w:r>
+        <w:rPr>
+          <w:lang w:val="gu_IN" w:bidi="gu_IN"/>
+        </w:rPr>
+      </w:r>
+      <w:r>
+        <w:rPr>
+          <w:lang w:val="gu_IN" w:bidi="gu_IN"/>
+        </w:rPr>
+        <w:t>લૂક 2:22–24</w:t>
+      </w:r>
+    </w:p>
+    <w:p>
+      <w:pPr>
+        <w:pStyle w:val="ListBullet"/>
+        <w:spacing w:line="240" w:lineRule="auto"/>
+        <w:ind w:left="720"/>
+      </w:pPr>
+      <w:r>
+        <w:rPr>
+          <w:lang w:val="gu_IN" w:bidi="gu_IN"/>
+        </w:rPr>
+      </w:r>
+      <w:r>
+        <w:rPr>
+          <w:lang w:val="gu_IN" w:bidi="gu_IN"/>
+        </w:rPr>
+        <w:t>પ્રકટીકરણ 14:3–5</w:t>
+      </w:r>
     </w:p>
     <w:p>
       <w:pPr>
@@ -13749,306 +12687,228 @@
           <w:lang w:val="gu_IN" w:bidi="gu_IN"/>
         </w:rPr>
       </w:r>
-      <w:hyperlink r:id="rId188">
-        <w:r>
-          <w:rPr>
-            <w:lang w:val="gu_IN" w:bidi="gu_IN"/>
-          </w:rPr>
-          <w:rPr>
-            <w:color w:val="0000EE"/>
-            <w:u w:val="single"/>
-          </w:rPr>
-          <w:t>ઉત્પત્તિ 7:1–3</w:t>
-        </w:r>
-      </w:hyperlink>
-    </w:p>
-    <w:p>
-      <w:pPr>
-        <w:pStyle w:val="ListBullet"/>
-        <w:spacing w:line="240" w:lineRule="auto"/>
-        <w:ind w:left="720"/>
-      </w:pPr>
-      <w:r>
-        <w:rPr>
-          <w:lang w:val="gu_IN" w:bidi="gu_IN"/>
-        </w:rPr>
-      </w:r>
-      <w:hyperlink r:id="rId189">
-        <w:r>
-          <w:rPr>
-            <w:lang w:val="gu_IN" w:bidi="gu_IN"/>
-          </w:rPr>
-          <w:rPr>
-            <w:color w:val="0000EE"/>
-            <w:u w:val="single"/>
-          </w:rPr>
-          <w:t>ઉત્પત્તિ 7:8–10</w:t>
-        </w:r>
-      </w:hyperlink>
-    </w:p>
-    <w:p>
-      <w:pPr>
-        <w:pStyle w:val="ListBullet"/>
-        <w:spacing w:line="240" w:lineRule="auto"/>
-        <w:ind w:left="720"/>
-      </w:pPr>
-      <w:r>
-        <w:rPr>
-          <w:lang w:val="gu_IN" w:bidi="gu_IN"/>
-        </w:rPr>
-      </w:r>
-      <w:hyperlink r:id="rId190">
-        <w:r>
-          <w:rPr>
-            <w:lang w:val="gu_IN" w:bidi="gu_IN"/>
-          </w:rPr>
-          <w:rPr>
-            <w:color w:val="0000EE"/>
-            <w:u w:val="single"/>
-          </w:rPr>
-          <w:t>પૂનર્નીયમ 12:15–16</w:t>
-        </w:r>
-      </w:hyperlink>
-    </w:p>
-    <w:p>
-      <w:pPr>
-        <w:pStyle w:val="ListBullet"/>
-        <w:spacing w:line="240" w:lineRule="auto"/>
-        <w:ind w:left="720"/>
-      </w:pPr>
-      <w:r>
-        <w:rPr>
-          <w:lang w:val="gu_IN" w:bidi="gu_IN"/>
-        </w:rPr>
-      </w:r>
-      <w:hyperlink r:id="rId191">
-        <w:r>
-          <w:rPr>
-            <w:lang w:val="gu_IN" w:bidi="gu_IN"/>
-          </w:rPr>
-          <w:rPr>
-            <w:color w:val="0000EE"/>
-            <w:u w:val="single"/>
-          </w:rPr>
-          <w:t>ગીતશાસ્ત્ર 51:7–9</w:t>
-        </w:r>
-      </w:hyperlink>
-    </w:p>
-    <w:p>
-      <w:pPr>
-        <w:pStyle w:val="ListBullet"/>
-        <w:spacing w:line="240" w:lineRule="auto"/>
-        <w:ind w:left="720"/>
-      </w:pPr>
-      <w:r>
-        <w:rPr>
-          <w:lang w:val="gu_IN" w:bidi="gu_IN"/>
-        </w:rPr>
-      </w:r>
-      <w:hyperlink r:id="rId192">
-        <w:r>
-          <w:rPr>
-            <w:lang w:val="gu_IN" w:bidi="gu_IN"/>
-          </w:rPr>
-          <w:rPr>
-            <w:color w:val="0000EE"/>
-            <w:u w:val="single"/>
-          </w:rPr>
-          <w:t>નીતિવચન 20:29–30</w:t>
-        </w:r>
-      </w:hyperlink>
-    </w:p>
-    <w:p>
-      <w:pPr>
-        <w:pStyle w:val="ListBullet"/>
-        <w:spacing w:line="240" w:lineRule="auto"/>
-        <w:ind w:left="720"/>
-      </w:pPr>
-      <w:r>
-        <w:rPr>
-          <w:lang w:val="gu_IN" w:bidi="gu_IN"/>
-        </w:rPr>
-      </w:r>
-      <w:hyperlink r:id="rId193">
-        <w:r>
-          <w:rPr>
-            <w:lang w:val="gu_IN" w:bidi="gu_IN"/>
-          </w:rPr>
-          <w:rPr>
-            <w:color w:val="0000EE"/>
-            <w:u w:val="single"/>
-          </w:rPr>
-          <w:t>હઝકિયેલ 24:13</w:t>
-        </w:r>
-      </w:hyperlink>
-    </w:p>
-    <w:p>
-      <w:pPr>
-        <w:pStyle w:val="ListBullet"/>
-        <w:spacing w:line="240" w:lineRule="auto"/>
-        <w:ind w:left="720"/>
-      </w:pPr>
-      <w:r>
-        <w:rPr>
-          <w:lang w:val="gu_IN" w:bidi="gu_IN"/>
-        </w:rPr>
-      </w:r>
-      <w:hyperlink r:id="rId194">
-        <w:r>
-          <w:rPr>
-            <w:lang w:val="gu_IN" w:bidi="gu_IN"/>
-          </w:rPr>
-          <w:rPr>
-            <w:color w:val="0000EE"/>
-            <w:u w:val="single"/>
-          </w:rPr>
-          <w:t>માથ્થી 23:27–28</w:t>
-        </w:r>
-      </w:hyperlink>
-    </w:p>
-    <w:p>
-      <w:pPr>
-        <w:pStyle w:val="ListBullet"/>
-        <w:spacing w:line="240" w:lineRule="auto"/>
-        <w:ind w:left="720"/>
-      </w:pPr>
-      <w:r>
-        <w:rPr>
-          <w:lang w:val="gu_IN" w:bidi="gu_IN"/>
-        </w:rPr>
-      </w:r>
-      <w:hyperlink r:id="rId195">
-        <w:r>
-          <w:rPr>
-            <w:lang w:val="gu_IN" w:bidi="gu_IN"/>
-          </w:rPr>
-          <w:rPr>
-            <w:color w:val="0000EE"/>
-            <w:u w:val="single"/>
-          </w:rPr>
-          <w:t>લૂક 5:12–13</w:t>
-        </w:r>
-      </w:hyperlink>
-    </w:p>
-    <w:p>
-      <w:pPr>
-        <w:pStyle w:val="ListBullet"/>
-        <w:spacing w:line="240" w:lineRule="auto"/>
-        <w:ind w:left="720"/>
-      </w:pPr>
-      <w:r>
-        <w:rPr>
-          <w:lang w:val="gu_IN" w:bidi="gu_IN"/>
-        </w:rPr>
-      </w:r>
-      <w:hyperlink r:id="rId196">
-        <w:r>
-          <w:rPr>
-            <w:lang w:val="gu_IN" w:bidi="gu_IN"/>
-          </w:rPr>
-          <w:rPr>
-            <w:color w:val="0000EE"/>
-            <w:u w:val="single"/>
-          </w:rPr>
-          <w:t>પ્રેરિતો 8:6–8</w:t>
-        </w:r>
-      </w:hyperlink>
-    </w:p>
-    <w:p>
-      <w:pPr>
-        <w:pStyle w:val="ListBullet"/>
-        <w:spacing w:line="240" w:lineRule="auto"/>
-        <w:ind w:left="720"/>
-      </w:pPr>
-      <w:r>
-        <w:rPr>
-          <w:lang w:val="gu_IN" w:bidi="gu_IN"/>
-        </w:rPr>
-      </w:r>
-      <w:hyperlink r:id="rId197">
-        <w:r>
-          <w:rPr>
-            <w:lang w:val="gu_IN" w:bidi="gu_IN"/>
-          </w:rPr>
-          <w:rPr>
-            <w:color w:val="0000EE"/>
-            <w:u w:val="single"/>
-          </w:rPr>
-          <w:t>પ્રેરિતો 10:27–29</w:t>
-        </w:r>
-      </w:hyperlink>
-    </w:p>
-    <w:p>
-      <w:pPr>
-        <w:pStyle w:val="ListBullet"/>
-        <w:spacing w:line="240" w:lineRule="auto"/>
-        <w:ind w:left="720"/>
-      </w:pPr>
-      <w:r>
-        <w:rPr>
-          <w:lang w:val="gu_IN" w:bidi="gu_IN"/>
-        </w:rPr>
-      </w:r>
-      <w:hyperlink r:id="rId198">
-        <w:r>
-          <w:rPr>
-            <w:lang w:val="gu_IN" w:bidi="gu_IN"/>
-          </w:rPr>
-          <w:rPr>
-            <w:color w:val="0000EE"/>
-            <w:u w:val="single"/>
-          </w:rPr>
-          <w:t>કલોસ્સી 3:5–8</w:t>
-        </w:r>
-      </w:hyperlink>
-    </w:p>
-    <w:p>
-      <w:pPr>
-        <w:pStyle w:val="ListBullet"/>
-        <w:spacing w:line="240" w:lineRule="auto"/>
-        <w:ind w:left="720"/>
-      </w:pPr>
-      <w:r>
-        <w:rPr>
-          <w:lang w:val="gu_IN" w:bidi="gu_IN"/>
-        </w:rPr>
-      </w:r>
-      <w:hyperlink r:id="rId199">
-        <w:r>
-          <w:rPr>
-            <w:lang w:val="gu_IN" w:bidi="gu_IN"/>
-          </w:rPr>
-          <w:rPr>
-            <w:color w:val="0000EE"/>
-            <w:u w:val="single"/>
-          </w:rPr>
-          <w:t>1 થેસ્સલોનિકી 4:7–8</w:t>
-        </w:r>
-      </w:hyperlink>
-    </w:p>
-    <w:p>
-      <w:pPr>
-        <w:pStyle w:val="ListBullet"/>
-        <w:spacing w:line="240" w:lineRule="auto"/>
-        <w:ind w:left="720"/>
-      </w:pPr>
-      <w:r>
-        <w:rPr>
-          <w:lang w:val="gu_IN" w:bidi="gu_IN"/>
-        </w:rPr>
-      </w:r>
-      <w:hyperlink r:id="rId185">
-        <w:r>
-          <w:rPr>
-            <w:lang w:val="gu_IN" w:bidi="gu_IN"/>
-          </w:rPr>
-          <w:rPr>
-            <w:color w:val="0000EE"/>
-            <w:u w:val="single"/>
-          </w:rPr>
-          <w:t>યાકૂબ 4:8–10</w:t>
-        </w:r>
-      </w:hyperlink>
+      <w:r>
+        <w:rPr>
+          <w:lang w:val="gu_IN" w:bidi="gu_IN"/>
+        </w:rPr>
+        <w:t>ઉત્પત્તિ 7:1–3</w:t>
+      </w:r>
+    </w:p>
+    <w:p>
+      <w:pPr>
+        <w:pStyle w:val="ListBullet"/>
+        <w:spacing w:line="240" w:lineRule="auto"/>
+        <w:ind w:left="720"/>
+      </w:pPr>
+      <w:r>
+        <w:rPr>
+          <w:lang w:val="gu_IN" w:bidi="gu_IN"/>
+        </w:rPr>
+      </w:r>
+      <w:r>
+        <w:rPr>
+          <w:lang w:val="gu_IN" w:bidi="gu_IN"/>
+        </w:rPr>
+        <w:t>ઉત્પત્તિ 7:8–10</w:t>
+      </w:r>
+    </w:p>
+    <w:p>
+      <w:pPr>
+        <w:pStyle w:val="ListBullet"/>
+        <w:spacing w:line="240" w:lineRule="auto"/>
+        <w:ind w:left="720"/>
+      </w:pPr>
+      <w:r>
+        <w:rPr>
+          <w:lang w:val="gu_IN" w:bidi="gu_IN"/>
+        </w:rPr>
+      </w:r>
+      <w:r>
+        <w:rPr>
+          <w:lang w:val="gu_IN" w:bidi="gu_IN"/>
+        </w:rPr>
+        <w:t>પૂનર્નીયમ 12:15–16</w:t>
+      </w:r>
+    </w:p>
+    <w:p>
+      <w:pPr>
+        <w:pStyle w:val="ListBullet"/>
+        <w:spacing w:line="240" w:lineRule="auto"/>
+        <w:ind w:left="720"/>
+      </w:pPr>
+      <w:r>
+        <w:rPr>
+          <w:lang w:val="gu_IN" w:bidi="gu_IN"/>
+        </w:rPr>
+      </w:r>
+      <w:r>
+        <w:rPr>
+          <w:lang w:val="gu_IN" w:bidi="gu_IN"/>
+        </w:rPr>
+        <w:t>ગીતશાસ્ત્ર 51:7–9</w:t>
+      </w:r>
+    </w:p>
+    <w:p>
+      <w:pPr>
+        <w:pStyle w:val="ListBullet"/>
+        <w:spacing w:line="240" w:lineRule="auto"/>
+        <w:ind w:left="720"/>
+      </w:pPr>
+      <w:r>
+        <w:rPr>
+          <w:lang w:val="gu_IN" w:bidi="gu_IN"/>
+        </w:rPr>
+      </w:r>
+      <w:r>
+        <w:rPr>
+          <w:lang w:val="gu_IN" w:bidi="gu_IN"/>
+        </w:rPr>
+        <w:t>નીતિવચન 20:29–30</w:t>
+      </w:r>
+    </w:p>
+    <w:p>
+      <w:pPr>
+        <w:pStyle w:val="ListBullet"/>
+        <w:spacing w:line="240" w:lineRule="auto"/>
+        <w:ind w:left="720"/>
+      </w:pPr>
+      <w:r>
+        <w:rPr>
+          <w:lang w:val="gu_IN" w:bidi="gu_IN"/>
+        </w:rPr>
+      </w:r>
+      <w:r>
+        <w:rPr>
+          <w:lang w:val="gu_IN" w:bidi="gu_IN"/>
+        </w:rPr>
+        <w:t>હઝકિયેલ 24:13</w:t>
+      </w:r>
+    </w:p>
+    <w:p>
+      <w:pPr>
+        <w:pStyle w:val="ListBullet"/>
+        <w:spacing w:line="240" w:lineRule="auto"/>
+        <w:ind w:left="720"/>
+      </w:pPr>
+      <w:r>
+        <w:rPr>
+          <w:lang w:val="gu_IN" w:bidi="gu_IN"/>
+        </w:rPr>
+      </w:r>
+      <w:r>
+        <w:rPr>
+          <w:lang w:val="gu_IN" w:bidi="gu_IN"/>
+        </w:rPr>
+        <w:t>માથ્થી 23:27–28</w:t>
+      </w:r>
+    </w:p>
+    <w:p>
+      <w:pPr>
+        <w:pStyle w:val="ListBullet"/>
+        <w:spacing w:line="240" w:lineRule="auto"/>
+        <w:ind w:left="720"/>
+      </w:pPr>
+      <w:r>
+        <w:rPr>
+          <w:lang w:val="gu_IN" w:bidi="gu_IN"/>
+        </w:rPr>
+      </w:r>
+      <w:r>
+        <w:rPr>
+          <w:lang w:val="gu_IN" w:bidi="gu_IN"/>
+        </w:rPr>
+        <w:t>લૂક 5:12–13</w:t>
+      </w:r>
+    </w:p>
+    <w:p>
+      <w:pPr>
+        <w:pStyle w:val="ListBullet"/>
+        <w:spacing w:line="240" w:lineRule="auto"/>
+        <w:ind w:left="720"/>
+      </w:pPr>
+      <w:r>
+        <w:rPr>
+          <w:lang w:val="gu_IN" w:bidi="gu_IN"/>
+        </w:rPr>
+      </w:r>
+      <w:r>
+        <w:rPr>
+          <w:lang w:val="gu_IN" w:bidi="gu_IN"/>
+        </w:rPr>
+        <w:t>પ્રેરિતો 8:6–8</w:t>
+      </w:r>
+    </w:p>
+    <w:p>
+      <w:pPr>
+        <w:pStyle w:val="ListBullet"/>
+        <w:spacing w:line="240" w:lineRule="auto"/>
+        <w:ind w:left="720"/>
+      </w:pPr>
+      <w:r>
+        <w:rPr>
+          <w:lang w:val="gu_IN" w:bidi="gu_IN"/>
+        </w:rPr>
+      </w:r>
+      <w:r>
+        <w:rPr>
+          <w:lang w:val="gu_IN" w:bidi="gu_IN"/>
+        </w:rPr>
+        <w:t>પ્રેરિતો 10:27–29</w:t>
+      </w:r>
+    </w:p>
+    <w:p>
+      <w:pPr>
+        <w:pStyle w:val="ListBullet"/>
+        <w:spacing w:line="240" w:lineRule="auto"/>
+        <w:ind w:left="720"/>
+      </w:pPr>
+      <w:r>
+        <w:rPr>
+          <w:lang w:val="gu_IN" w:bidi="gu_IN"/>
+        </w:rPr>
+      </w:r>
+      <w:r>
+        <w:rPr>
+          <w:lang w:val="gu_IN" w:bidi="gu_IN"/>
+        </w:rPr>
+        <w:t>કલોસ્સી 3:5–8</w:t>
+      </w:r>
+    </w:p>
+    <w:p>
+      <w:pPr>
+        <w:pStyle w:val="ListBullet"/>
+        <w:spacing w:line="240" w:lineRule="auto"/>
+        <w:ind w:left="720"/>
+      </w:pPr>
+      <w:r>
+        <w:rPr>
+          <w:lang w:val="gu_IN" w:bidi="gu_IN"/>
+        </w:rPr>
+      </w:r>
+      <w:r>
+        <w:rPr>
+          <w:lang w:val="gu_IN" w:bidi="gu_IN"/>
+        </w:rPr>
+        <w:t>1 થેસ્સલોનિકી 4:7–8</w:t>
+      </w:r>
+    </w:p>
+    <w:p>
+      <w:pPr>
+        <w:pStyle w:val="ListBullet"/>
+        <w:spacing w:line="240" w:lineRule="auto"/>
+        <w:ind w:left="720"/>
+      </w:pPr>
+      <w:r>
+        <w:rPr>
+          <w:lang w:val="gu_IN" w:bidi="gu_IN"/>
+        </w:rPr>
+      </w:r>
+      <w:r>
+        <w:rPr>
+          <w:lang w:val="gu_IN" w:bidi="gu_IN"/>
+        </w:rPr>
+        <w:t>યાકૂબ 4:8–10</w:t>
+      </w:r>
     </w:p>
     <w:p>
       <w:pPr>
@@ -14454,162 +13314,120 @@
           <w:lang w:val="gu_IN" w:bidi="gu_IN"/>
         </w:rPr>
       </w:r>
-      <w:hyperlink r:id="rId200">
-        <w:r>
-          <w:rPr>
-            <w:lang w:val="gu_IN" w:bidi="gu_IN"/>
-          </w:rPr>
-          <w:rPr>
-            <w:color w:val="0000EE"/>
-            <w:u w:val="single"/>
-          </w:rPr>
-          <w:t>1 યોહાન 3:7–8</w:t>
-        </w:r>
-      </w:hyperlink>
-    </w:p>
-    <w:p>
-      <w:pPr>
-        <w:pStyle w:val="ListBullet"/>
-        <w:spacing w:line="240" w:lineRule="auto"/>
-        <w:ind w:left="720"/>
-      </w:pPr>
-      <w:r>
-        <w:rPr>
-          <w:lang w:val="gu_IN" w:bidi="gu_IN"/>
-        </w:rPr>
-      </w:r>
-      <w:hyperlink r:id="rId201">
-        <w:r>
-          <w:rPr>
-            <w:lang w:val="gu_IN" w:bidi="gu_IN"/>
-          </w:rPr>
-          <w:rPr>
-            <w:color w:val="0000EE"/>
-            <w:u w:val="single"/>
-          </w:rPr>
-          <w:t>1 થેસ્સલોનિકીઓ 2:17–20</w:t>
-        </w:r>
-      </w:hyperlink>
-    </w:p>
-    <w:p>
-      <w:pPr>
-        <w:pStyle w:val="ListBullet"/>
-        <w:spacing w:line="240" w:lineRule="auto"/>
-        <w:ind w:left="720"/>
-      </w:pPr>
-      <w:r>
-        <w:rPr>
-          <w:lang w:val="gu_IN" w:bidi="gu_IN"/>
-        </w:rPr>
-      </w:r>
-      <w:hyperlink r:id="rId202">
-        <w:r>
-          <w:rPr>
-            <w:lang w:val="gu_IN" w:bidi="gu_IN"/>
-          </w:rPr>
-          <w:rPr>
-            <w:color w:val="0000EE"/>
-            <w:u w:val="single"/>
-          </w:rPr>
-          <w:t>1 તિમોથી 5:14–16</w:t>
-        </w:r>
-      </w:hyperlink>
-    </w:p>
-    <w:p>
-      <w:pPr>
-        <w:pStyle w:val="ListBullet"/>
-        <w:spacing w:line="240" w:lineRule="auto"/>
-        <w:ind w:left="720"/>
-      </w:pPr>
-      <w:r>
-        <w:rPr>
-          <w:lang w:val="gu_IN" w:bidi="gu_IN"/>
-        </w:rPr>
-      </w:r>
-      <w:hyperlink r:id="rId203">
-        <w:r>
-          <w:rPr>
-            <w:lang w:val="gu_IN" w:bidi="gu_IN"/>
-          </w:rPr>
-          <w:rPr>
-            <w:color w:val="0000EE"/>
-            <w:u w:val="single"/>
-          </w:rPr>
-          <w:t>પ્રેરિતોના કૃત્યો 13:9–10</w:t>
-        </w:r>
-      </w:hyperlink>
-    </w:p>
-    <w:p>
-      <w:pPr>
-        <w:pStyle w:val="ListBullet"/>
-        <w:spacing w:line="240" w:lineRule="auto"/>
-        <w:ind w:left="720"/>
-      </w:pPr>
-      <w:r>
-        <w:rPr>
-          <w:lang w:val="gu_IN" w:bidi="gu_IN"/>
-        </w:rPr>
-      </w:r>
-      <w:hyperlink r:id="rId204">
-        <w:r>
-          <w:rPr>
-            <w:lang w:val="gu_IN" w:bidi="gu_IN"/>
-          </w:rPr>
-          <w:rPr>
-            <w:color w:val="0000EE"/>
-            <w:u w:val="single"/>
-          </w:rPr>
-          <w:t>અયૂબ 1:6–8</w:t>
-        </w:r>
-      </w:hyperlink>
-    </w:p>
-    <w:p>
-      <w:pPr>
-        <w:pStyle w:val="ListBullet"/>
-        <w:spacing w:line="240" w:lineRule="auto"/>
-        <w:ind w:left="720"/>
-      </w:pPr>
-      <w:r>
-        <w:rPr>
-          <w:lang w:val="gu_IN" w:bidi="gu_IN"/>
-        </w:rPr>
-      </w:r>
-      <w:hyperlink r:id="rId205">
-        <w:r>
-          <w:rPr>
-            <w:lang w:val="gu_IN" w:bidi="gu_IN"/>
-          </w:rPr>
-          <w:rPr>
-            <w:color w:val="0000EE"/>
-            <w:u w:val="single"/>
-          </w:rPr>
-          <w:t>માર્ક 8:33–34</w:t>
-        </w:r>
-      </w:hyperlink>
-    </w:p>
-    <w:p>
-      <w:pPr>
-        <w:pStyle w:val="ListBullet"/>
-        <w:spacing w:line="240" w:lineRule="auto"/>
-        <w:ind w:left="720"/>
-      </w:pPr>
-      <w:r>
-        <w:rPr>
-          <w:lang w:val="gu_IN" w:bidi="gu_IN"/>
-        </w:rPr>
-      </w:r>
-      <w:hyperlink r:id="rId206">
-        <w:r>
-          <w:rPr>
-            <w:lang w:val="gu_IN" w:bidi="gu_IN"/>
-          </w:rPr>
-          <w:rPr>
-            <w:color w:val="0000EE"/>
-            <w:u w:val="single"/>
-          </w:rPr>
-          <w:t>ઝખાર્યા 3:1–3</w:t>
-        </w:r>
-      </w:hyperlink>
+      <w:r>
+        <w:rPr>
+          <w:lang w:val="gu_IN" w:bidi="gu_IN"/>
+        </w:rPr>
+        <w:t>1 યોહાન 3:7–8</w:t>
+      </w:r>
+    </w:p>
+    <w:p>
+      <w:pPr>
+        <w:pStyle w:val="ListBullet"/>
+        <w:spacing w:line="240" w:lineRule="auto"/>
+        <w:ind w:left="720"/>
+      </w:pPr>
+      <w:r>
+        <w:rPr>
+          <w:lang w:val="gu_IN" w:bidi="gu_IN"/>
+        </w:rPr>
+      </w:r>
+      <w:r>
+        <w:rPr>
+          <w:lang w:val="gu_IN" w:bidi="gu_IN"/>
+        </w:rPr>
+        <w:t>1 થેસ્સલોનિકીઓ 2:17–20</w:t>
+      </w:r>
+    </w:p>
+    <w:p>
+      <w:pPr>
+        <w:pStyle w:val="ListBullet"/>
+        <w:spacing w:line="240" w:lineRule="auto"/>
+        <w:ind w:left="720"/>
+      </w:pPr>
+      <w:r>
+        <w:rPr>
+          <w:lang w:val="gu_IN" w:bidi="gu_IN"/>
+        </w:rPr>
+      </w:r>
+      <w:r>
+        <w:rPr>
+          <w:lang w:val="gu_IN" w:bidi="gu_IN"/>
+        </w:rPr>
+        <w:t>1 તિમોથી 5:14–16</w:t>
+      </w:r>
+    </w:p>
+    <w:p>
+      <w:pPr>
+        <w:pStyle w:val="ListBullet"/>
+        <w:spacing w:line="240" w:lineRule="auto"/>
+        <w:ind w:left="720"/>
+      </w:pPr>
+      <w:r>
+        <w:rPr>
+          <w:lang w:val="gu_IN" w:bidi="gu_IN"/>
+        </w:rPr>
+      </w:r>
+      <w:r>
+        <w:rPr>
+          <w:lang w:val="gu_IN" w:bidi="gu_IN"/>
+        </w:rPr>
+        <w:t>પ્રેરિતોના કૃત્યો 13:9–10</w:t>
+      </w:r>
+    </w:p>
+    <w:p>
+      <w:pPr>
+        <w:pStyle w:val="ListBullet"/>
+        <w:spacing w:line="240" w:lineRule="auto"/>
+        <w:ind w:left="720"/>
+      </w:pPr>
+      <w:r>
+        <w:rPr>
+          <w:lang w:val="gu_IN" w:bidi="gu_IN"/>
+        </w:rPr>
+      </w:r>
+      <w:r>
+        <w:rPr>
+          <w:lang w:val="gu_IN" w:bidi="gu_IN"/>
+        </w:rPr>
+        <w:t>અયૂબ 1:6–8</w:t>
+      </w:r>
+    </w:p>
+    <w:p>
+      <w:pPr>
+        <w:pStyle w:val="ListBullet"/>
+        <w:spacing w:line="240" w:lineRule="auto"/>
+        <w:ind w:left="720"/>
+      </w:pPr>
+      <w:r>
+        <w:rPr>
+          <w:lang w:val="gu_IN" w:bidi="gu_IN"/>
+        </w:rPr>
+      </w:r>
+      <w:r>
+        <w:rPr>
+          <w:lang w:val="gu_IN" w:bidi="gu_IN"/>
+        </w:rPr>
+        <w:t>માર્ક 8:33–34</w:t>
+      </w:r>
+    </w:p>
+    <w:p>
+      <w:pPr>
+        <w:pStyle w:val="ListBullet"/>
+        <w:spacing w:line="240" w:lineRule="auto"/>
+        <w:ind w:left="720"/>
+      </w:pPr>
+      <w:r>
+        <w:rPr>
+          <w:lang w:val="gu_IN" w:bidi="gu_IN"/>
+        </w:rPr>
+      </w:r>
+      <w:r>
+        <w:rPr>
+          <w:lang w:val="gu_IN" w:bidi="gu_IN"/>
+        </w:rPr>
+        <w:t>ઝખાર્યા 3:1–3</w:t>
+      </w:r>
     </w:p>
     <w:p>
       <w:pPr>
@@ -15416,66 +14234,48 @@
           <w:lang w:val="gu_IN" w:bidi="gu_IN"/>
         </w:rPr>
       </w:r>
-      <w:hyperlink r:id="rId207">
-        <w:r>
-          <w:rPr>
-            <w:lang w:val="gu_IN" w:bidi="gu_IN"/>
-          </w:rPr>
-          <w:rPr>
-            <w:color w:val="0000EE"/>
-            <w:u w:val="single"/>
-          </w:rPr>
-          <w:t>1 કાળુવૃતાંત 1:1–4</w:t>
-        </w:r>
-      </w:hyperlink>
-    </w:p>
-    <w:p>
-      <w:pPr>
-        <w:pStyle w:val="ListBullet"/>
-        <w:spacing w:line="240" w:lineRule="auto"/>
-        <w:ind w:left="720"/>
-      </w:pPr>
-      <w:r>
-        <w:rPr>
-          <w:lang w:val="gu_IN" w:bidi="gu_IN"/>
-        </w:rPr>
-      </w:r>
-      <w:hyperlink r:id="rId208">
-        <w:r>
-          <w:rPr>
-            <w:lang w:val="gu_IN" w:bidi="gu_IN"/>
-          </w:rPr>
-          <w:rPr>
-            <w:color w:val="0000EE"/>
-            <w:u w:val="single"/>
-          </w:rPr>
-          <w:t>લૂક 3:36–38</w:t>
-        </w:r>
-      </w:hyperlink>
-    </w:p>
-    <w:p>
-      <w:pPr>
-        <w:pStyle w:val="ListBullet"/>
-        <w:spacing w:line="240" w:lineRule="auto"/>
-        <w:ind w:left="720"/>
-      </w:pPr>
-      <w:r>
-        <w:rPr>
-          <w:lang w:val="gu_IN" w:bidi="gu_IN"/>
-        </w:rPr>
-      </w:r>
-      <w:hyperlink r:id="rId209">
-        <w:r>
-          <w:rPr>
-            <w:lang w:val="gu_IN" w:bidi="gu_IN"/>
-          </w:rPr>
-          <w:rPr>
-            <w:color w:val="0000EE"/>
-            <w:u w:val="single"/>
-          </w:rPr>
-          <w:t>ગણના 24:17</w:t>
-        </w:r>
-      </w:hyperlink>
+      <w:r>
+        <w:rPr>
+          <w:lang w:val="gu_IN" w:bidi="gu_IN"/>
+        </w:rPr>
+        <w:t>1 કાળુવૃતાંત 1:1–4</w:t>
+      </w:r>
+    </w:p>
+    <w:p>
+      <w:pPr>
+        <w:pStyle w:val="ListBullet"/>
+        <w:spacing w:line="240" w:lineRule="auto"/>
+        <w:ind w:left="720"/>
+      </w:pPr>
+      <w:r>
+        <w:rPr>
+          <w:lang w:val="gu_IN" w:bidi="gu_IN"/>
+        </w:rPr>
+      </w:r>
+      <w:r>
+        <w:rPr>
+          <w:lang w:val="gu_IN" w:bidi="gu_IN"/>
+        </w:rPr>
+        <w:t>લૂક 3:36–38</w:t>
+      </w:r>
+    </w:p>
+    <w:p>
+      <w:pPr>
+        <w:pStyle w:val="ListBullet"/>
+        <w:spacing w:line="240" w:lineRule="auto"/>
+        <w:ind w:left="720"/>
+      </w:pPr>
+      <w:r>
+        <w:rPr>
+          <w:lang w:val="gu_IN" w:bidi="gu_IN"/>
+        </w:rPr>
+      </w:r>
+      <w:r>
+        <w:rPr>
+          <w:lang w:val="gu_IN" w:bidi="gu_IN"/>
+        </w:rPr>
+        <w:t>ગણના 24:17</w:t>
+      </w:r>
     </w:p>
     <w:p>
       <w:pPr>
@@ -15772,90 +14572,66 @@
           <w:lang w:val="gu_IN" w:bidi="gu_IN"/>
         </w:rPr>
       </w:r>
-      <w:hyperlink r:id="rId210">
-        <w:r>
-          <w:rPr>
-            <w:lang w:val="gu_IN" w:bidi="gu_IN"/>
-          </w:rPr>
-          <w:rPr>
-            <w:color w:val="0000EE"/>
-            <w:u w:val="single"/>
-          </w:rPr>
-          <w:t>1 કાળુવૃતાંત 1:8–10</w:t>
-        </w:r>
-      </w:hyperlink>
-    </w:p>
-    <w:p>
-      <w:pPr>
-        <w:pStyle w:val="ListBullet"/>
-        <w:spacing w:line="240" w:lineRule="auto"/>
-        <w:ind w:left="720"/>
-      </w:pPr>
-      <w:r>
-        <w:rPr>
-          <w:lang w:val="gu_IN" w:bidi="gu_IN"/>
-        </w:rPr>
-      </w:r>
-      <w:hyperlink r:id="rId211">
-        <w:r>
-          <w:rPr>
-            <w:lang w:val="gu_IN" w:bidi="gu_IN"/>
-          </w:rPr>
-          <w:rPr>
-            <w:color w:val="0000EE"/>
-            <w:u w:val="single"/>
-          </w:rPr>
-          <w:t>1 રાજાઓ 10:1–2</w:t>
-        </w:r>
-      </w:hyperlink>
-    </w:p>
-    <w:p>
-      <w:pPr>
-        <w:pStyle w:val="ListBullet"/>
-        <w:spacing w:line="240" w:lineRule="auto"/>
-        <w:ind w:left="720"/>
-      </w:pPr>
-      <w:r>
-        <w:rPr>
-          <w:lang w:val="gu_IN" w:bidi="gu_IN"/>
-        </w:rPr>
-      </w:r>
-      <w:hyperlink r:id="rId212">
-        <w:r>
-          <w:rPr>
-            <w:lang w:val="gu_IN" w:bidi="gu_IN"/>
-          </w:rPr>
-          <w:rPr>
-            <w:color w:val="0000EE"/>
-            <w:u w:val="single"/>
-          </w:rPr>
-          <w:t>યશાયા 60:6–7</w:t>
-        </w:r>
-      </w:hyperlink>
-    </w:p>
-    <w:p>
-      <w:pPr>
-        <w:pStyle w:val="ListBullet"/>
-        <w:spacing w:line="240" w:lineRule="auto"/>
-        <w:ind w:left="720"/>
-      </w:pPr>
-      <w:r>
-        <w:rPr>
-          <w:lang w:val="gu_IN" w:bidi="gu_IN"/>
-        </w:rPr>
-      </w:r>
-      <w:hyperlink r:id="rId213">
-        <w:r>
-          <w:rPr>
-            <w:lang w:val="gu_IN" w:bidi="gu_IN"/>
-          </w:rPr>
-          <w:rPr>
-            <w:color w:val="0000EE"/>
-            <w:u w:val="single"/>
-          </w:rPr>
-          <w:t>ગીતશાસ્ત્ર 72:8–10</w:t>
-        </w:r>
-      </w:hyperlink>
+      <w:r>
+        <w:rPr>
+          <w:lang w:val="gu_IN" w:bidi="gu_IN"/>
+        </w:rPr>
+        <w:t>1 કાળુવૃતાંત 1:8–10</w:t>
+      </w:r>
+    </w:p>
+    <w:p>
+      <w:pPr>
+        <w:pStyle w:val="ListBullet"/>
+        <w:spacing w:line="240" w:lineRule="auto"/>
+        <w:ind w:left="720"/>
+      </w:pPr>
+      <w:r>
+        <w:rPr>
+          <w:lang w:val="gu_IN" w:bidi="gu_IN"/>
+        </w:rPr>
+      </w:r>
+      <w:r>
+        <w:rPr>
+          <w:lang w:val="gu_IN" w:bidi="gu_IN"/>
+        </w:rPr>
+        <w:t>1 રાજાઓ 10:1–2</w:t>
+      </w:r>
+    </w:p>
+    <w:p>
+      <w:pPr>
+        <w:pStyle w:val="ListBullet"/>
+        <w:spacing w:line="240" w:lineRule="auto"/>
+        <w:ind w:left="720"/>
+      </w:pPr>
+      <w:r>
+        <w:rPr>
+          <w:lang w:val="gu_IN" w:bidi="gu_IN"/>
+        </w:rPr>
+      </w:r>
+      <w:r>
+        <w:rPr>
+          <w:lang w:val="gu_IN" w:bidi="gu_IN"/>
+        </w:rPr>
+        <w:t>યશાયા 60:6–7</w:t>
+      </w:r>
+    </w:p>
+    <w:p>
+      <w:pPr>
+        <w:pStyle w:val="ListBullet"/>
+        <w:spacing w:line="240" w:lineRule="auto"/>
+        <w:ind w:left="720"/>
+      </w:pPr>
+      <w:r>
+        <w:rPr>
+          <w:lang w:val="gu_IN" w:bidi="gu_IN"/>
+        </w:rPr>
+      </w:r>
+      <w:r>
+        <w:rPr>
+          <w:lang w:val="gu_IN" w:bidi="gu_IN"/>
+        </w:rPr>
+        <w:t>ગીતશાસ્ત્ર 72:8–10</w:t>
+      </w:r>
     </w:p>
     <w:p>
       <w:pPr>
@@ -16121,162 +14897,120 @@
           <w:lang w:val="gu_IN" w:bidi="gu_IN"/>
         </w:rPr>
       </w:r>
-      <w:hyperlink r:id="rId214">
-        <w:r>
-          <w:rPr>
-            <w:lang w:val="gu_IN" w:bidi="gu_IN"/>
-          </w:rPr>
-          <w:rPr>
-            <w:color w:val="0000EE"/>
-            <w:u w:val="single"/>
-          </w:rPr>
-          <w:t>ઉત્પત્તિ 5:32</w:t>
-        </w:r>
-      </w:hyperlink>
-    </w:p>
-    <w:p>
-      <w:pPr>
-        <w:pStyle w:val="ListBullet"/>
-        <w:spacing w:line="240" w:lineRule="auto"/>
-        <w:ind w:left="720"/>
-      </w:pPr>
-      <w:r>
-        <w:rPr>
-          <w:lang w:val="gu_IN" w:bidi="gu_IN"/>
-        </w:rPr>
-      </w:r>
-      <w:hyperlink r:id="rId215">
-        <w:r>
-          <w:rPr>
-            <w:lang w:val="gu_IN" w:bidi="gu_IN"/>
-          </w:rPr>
-          <w:rPr>
-            <w:color w:val="0000EE"/>
-            <w:u w:val="single"/>
-          </w:rPr>
-          <w:t>ઉત્પત્તિ 6:9–10</w:t>
-        </w:r>
-      </w:hyperlink>
-    </w:p>
-    <w:p>
-      <w:pPr>
-        <w:pStyle w:val="ListBullet"/>
-        <w:spacing w:line="240" w:lineRule="auto"/>
-        <w:ind w:left="720"/>
-      </w:pPr>
-      <w:r>
-        <w:rPr>
-          <w:lang w:val="gu_IN" w:bidi="gu_IN"/>
-        </w:rPr>
-      </w:r>
-      <w:hyperlink r:id="rId216">
-        <w:r>
-          <w:rPr>
-            <w:lang w:val="gu_IN" w:bidi="gu_IN"/>
-          </w:rPr>
-          <w:rPr>
-            <w:color w:val="0000EE"/>
-            <w:u w:val="single"/>
-          </w:rPr>
-          <w:t>ઉત્પતિ 7:13–14</w:t>
-        </w:r>
-      </w:hyperlink>
-    </w:p>
-    <w:p>
-      <w:pPr>
-        <w:pStyle w:val="ListBullet"/>
-        <w:spacing w:line="240" w:lineRule="auto"/>
-        <w:ind w:left="720"/>
-      </w:pPr>
-      <w:r>
-        <w:rPr>
-          <w:lang w:val="gu_IN" w:bidi="gu_IN"/>
-        </w:rPr>
-      </w:r>
-      <w:hyperlink r:id="rId217">
-        <w:r>
-          <w:rPr>
-            <w:lang w:val="gu_IN" w:bidi="gu_IN"/>
-          </w:rPr>
-          <w:rPr>
-            <w:color w:val="0000EE"/>
-            <w:u w:val="single"/>
-          </w:rPr>
-          <w:t>ઉત્પતિ 10:1</w:t>
-        </w:r>
-      </w:hyperlink>
-    </w:p>
-    <w:p>
-      <w:pPr>
-        <w:pStyle w:val="ListBullet"/>
-        <w:spacing w:line="240" w:lineRule="auto"/>
-        <w:ind w:left="720"/>
-      </w:pPr>
-      <w:r>
-        <w:rPr>
-          <w:lang w:val="gu_IN" w:bidi="gu_IN"/>
-        </w:rPr>
-      </w:r>
-      <w:hyperlink r:id="rId218">
-        <w:r>
-          <w:rPr>
-            <w:lang w:val="gu_IN" w:bidi="gu_IN"/>
-          </w:rPr>
-          <w:rPr>
-            <w:color w:val="0000EE"/>
-            <w:u w:val="single"/>
-          </w:rPr>
-          <w:t>ઉત્પતિ 10:30–31</w:t>
-        </w:r>
-      </w:hyperlink>
-    </w:p>
-    <w:p>
-      <w:pPr>
-        <w:pStyle w:val="ListBullet"/>
-        <w:spacing w:line="240" w:lineRule="auto"/>
-        <w:ind w:left="720"/>
-      </w:pPr>
-      <w:r>
-        <w:rPr>
-          <w:lang w:val="gu_IN" w:bidi="gu_IN"/>
-        </w:rPr>
-      </w:r>
-      <w:hyperlink r:id="rId219">
-        <w:r>
-          <w:rPr>
-            <w:lang w:val="gu_IN" w:bidi="gu_IN"/>
-          </w:rPr>
-          <w:rPr>
-            <w:color w:val="0000EE"/>
-            <w:u w:val="single"/>
-          </w:rPr>
-          <w:t>ઉત્પતિ 11:10–11</w:t>
-        </w:r>
-      </w:hyperlink>
-    </w:p>
-    <w:p>
-      <w:pPr>
-        <w:pStyle w:val="ListBullet"/>
-        <w:spacing w:line="240" w:lineRule="auto"/>
-        <w:ind w:left="720"/>
-      </w:pPr>
-      <w:r>
-        <w:rPr>
-          <w:lang w:val="gu_IN" w:bidi="gu_IN"/>
-        </w:rPr>
-      </w:r>
-      <w:hyperlink r:id="rId208">
-        <w:r>
-          <w:rPr>
-            <w:lang w:val="gu_IN" w:bidi="gu_IN"/>
-          </w:rPr>
-          <w:rPr>
-            <w:color w:val="0000EE"/>
-            <w:u w:val="single"/>
-          </w:rPr>
-          <w:t>લૂક 3:36–38</w:t>
-        </w:r>
-      </w:hyperlink>
+      <w:r>
+        <w:rPr>
+          <w:lang w:val="gu_IN" w:bidi="gu_IN"/>
+        </w:rPr>
+        <w:t>ઉત્પત્તિ 5:32</w:t>
+      </w:r>
+    </w:p>
+    <w:p>
+      <w:pPr>
+        <w:pStyle w:val="ListBullet"/>
+        <w:spacing w:line="240" w:lineRule="auto"/>
+        <w:ind w:left="720"/>
+      </w:pPr>
+      <w:r>
+        <w:rPr>
+          <w:lang w:val="gu_IN" w:bidi="gu_IN"/>
+        </w:rPr>
+      </w:r>
+      <w:r>
+        <w:rPr>
+          <w:lang w:val="gu_IN" w:bidi="gu_IN"/>
+        </w:rPr>
+        <w:t>ઉત્પત્તિ 6:9–10</w:t>
+      </w:r>
+    </w:p>
+    <w:p>
+      <w:pPr>
+        <w:pStyle w:val="ListBullet"/>
+        <w:spacing w:line="240" w:lineRule="auto"/>
+        <w:ind w:left="720"/>
+      </w:pPr>
+      <w:r>
+        <w:rPr>
+          <w:lang w:val="gu_IN" w:bidi="gu_IN"/>
+        </w:rPr>
+      </w:r>
+      <w:r>
+        <w:rPr>
+          <w:lang w:val="gu_IN" w:bidi="gu_IN"/>
+        </w:rPr>
+        <w:t>ઉત્પતિ 7:13–14</w:t>
+      </w:r>
+    </w:p>
+    <w:p>
+      <w:pPr>
+        <w:pStyle w:val="ListBullet"/>
+        <w:spacing w:line="240" w:lineRule="auto"/>
+        <w:ind w:left="720"/>
+      </w:pPr>
+      <w:r>
+        <w:rPr>
+          <w:lang w:val="gu_IN" w:bidi="gu_IN"/>
+        </w:rPr>
+      </w:r>
+      <w:r>
+        <w:rPr>
+          <w:lang w:val="gu_IN" w:bidi="gu_IN"/>
+        </w:rPr>
+        <w:t>ઉત્પતિ 10:1</w:t>
+      </w:r>
+    </w:p>
+    <w:p>
+      <w:pPr>
+        <w:pStyle w:val="ListBullet"/>
+        <w:spacing w:line="240" w:lineRule="auto"/>
+        <w:ind w:left="720"/>
+      </w:pPr>
+      <w:r>
+        <w:rPr>
+          <w:lang w:val="gu_IN" w:bidi="gu_IN"/>
+        </w:rPr>
+      </w:r>
+      <w:r>
+        <w:rPr>
+          <w:lang w:val="gu_IN" w:bidi="gu_IN"/>
+        </w:rPr>
+        <w:t>ઉત્પતિ 10:30–31</w:t>
+      </w:r>
+    </w:p>
+    <w:p>
+      <w:pPr>
+        <w:pStyle w:val="ListBullet"/>
+        <w:spacing w:line="240" w:lineRule="auto"/>
+        <w:ind w:left="720"/>
+      </w:pPr>
+      <w:r>
+        <w:rPr>
+          <w:lang w:val="gu_IN" w:bidi="gu_IN"/>
+        </w:rPr>
+      </w:r>
+      <w:r>
+        <w:rPr>
+          <w:lang w:val="gu_IN" w:bidi="gu_IN"/>
+        </w:rPr>
+        <w:t>ઉત્પતિ 11:10–11</w:t>
+      </w:r>
+    </w:p>
+    <w:p>
+      <w:pPr>
+        <w:pStyle w:val="ListBullet"/>
+        <w:spacing w:line="240" w:lineRule="auto"/>
+        <w:ind w:left="720"/>
+      </w:pPr>
+      <w:r>
+        <w:rPr>
+          <w:lang w:val="gu_IN" w:bidi="gu_IN"/>
+        </w:rPr>
+      </w:r>
+      <w:r>
+        <w:rPr>
+          <w:lang w:val="gu_IN" w:bidi="gu_IN"/>
+        </w:rPr>
+        <w:t>લૂક 3:36–38</w:t>
+      </w:r>
     </w:p>
     <w:p>
       <w:pPr>
@@ -16507,138 +15241,102 @@
           <w:lang w:val="gu_IN" w:bidi="gu_IN"/>
         </w:rPr>
       </w:r>
-      <w:hyperlink r:id="rId220">
-        <w:r>
-          <w:rPr>
-            <w:lang w:val="gu_IN" w:bidi="gu_IN"/>
-          </w:rPr>
-          <w:rPr>
-            <w:color w:val="0000EE"/>
-            <w:u w:val="single"/>
-          </w:rPr>
-          <w:t>પ્રેરિતોના કૃત્યો 15:15–18</w:t>
-        </w:r>
-      </w:hyperlink>
-    </w:p>
-    <w:p>
-      <w:pPr>
-        <w:pStyle w:val="ListBullet"/>
-        <w:spacing w:line="240" w:lineRule="auto"/>
-        <w:ind w:left="720"/>
-      </w:pPr>
-      <w:r>
-        <w:rPr>
-          <w:lang w:val="gu_IN" w:bidi="gu_IN"/>
-        </w:rPr>
-      </w:r>
-      <w:hyperlink r:id="rId221">
-        <w:r>
-          <w:rPr>
-            <w:lang w:val="gu_IN" w:bidi="gu_IN"/>
-          </w:rPr>
-          <w:rPr>
-            <w:color w:val="0000EE"/>
-            <w:u w:val="single"/>
-          </w:rPr>
-          <w:t>આમોસ 9:11–12</w:t>
-        </w:r>
-      </w:hyperlink>
-    </w:p>
-    <w:p>
-      <w:pPr>
-        <w:pStyle w:val="ListBullet"/>
-        <w:spacing w:line="240" w:lineRule="auto"/>
-        <w:ind w:left="720"/>
-      </w:pPr>
-      <w:r>
-        <w:rPr>
-          <w:lang w:val="gu_IN" w:bidi="gu_IN"/>
-        </w:rPr>
-      </w:r>
-      <w:hyperlink r:id="rId222">
-        <w:r>
-          <w:rPr>
-            <w:lang w:val="gu_IN" w:bidi="gu_IN"/>
-          </w:rPr>
-          <w:rPr>
-            <w:color w:val="0000EE"/>
-            <w:u w:val="single"/>
-          </w:rPr>
-          <w:t>હઝકિયેલ 6:8–10</w:t>
-        </w:r>
-      </w:hyperlink>
-    </w:p>
-    <w:p>
-      <w:pPr>
-        <w:pStyle w:val="ListBullet"/>
-        <w:spacing w:line="240" w:lineRule="auto"/>
-        <w:ind w:left="720"/>
-      </w:pPr>
-      <w:r>
-        <w:rPr>
-          <w:lang w:val="gu_IN" w:bidi="gu_IN"/>
-        </w:rPr>
-      </w:r>
-      <w:hyperlink r:id="rId223">
-        <w:r>
-          <w:rPr>
-            <w:lang w:val="gu_IN" w:bidi="gu_IN"/>
-          </w:rPr>
-          <w:rPr>
-            <w:color w:val="0000EE"/>
-            <w:u w:val="single"/>
-          </w:rPr>
-          <w:t>ઉત્પત્તિ 45:7–8</w:t>
-        </w:r>
-      </w:hyperlink>
-    </w:p>
-    <w:p>
-      <w:pPr>
-        <w:pStyle w:val="ListBullet"/>
-        <w:spacing w:line="240" w:lineRule="auto"/>
-        <w:ind w:left="720"/>
-      </w:pPr>
-      <w:r>
-        <w:rPr>
-          <w:lang w:val="gu_IN" w:bidi="gu_IN"/>
-        </w:rPr>
-      </w:r>
-      <w:hyperlink r:id="rId143">
-        <w:r>
-          <w:rPr>
-            <w:lang w:val="gu_IN" w:bidi="gu_IN"/>
-          </w:rPr>
-          <w:rPr>
-            <w:color w:val="0000EE"/>
-            <w:u w:val="single"/>
-          </w:rPr>
-          <w:t>યશાયા 11:10–11</w:t>
-        </w:r>
-      </w:hyperlink>
-    </w:p>
-    <w:p>
-      <w:pPr>
-        <w:pStyle w:val="ListBullet"/>
-        <w:spacing w:line="240" w:lineRule="auto"/>
-        <w:ind w:left="720"/>
-      </w:pPr>
-      <w:r>
-        <w:rPr>
-          <w:lang w:val="gu_IN" w:bidi="gu_IN"/>
-        </w:rPr>
-      </w:r>
-      <w:hyperlink r:id="rId224">
-        <w:r>
-          <w:rPr>
-            <w:lang w:val="gu_IN" w:bidi="gu_IN"/>
-          </w:rPr>
-          <w:rPr>
-            <w:color w:val="0000EE"/>
-            <w:u w:val="single"/>
-          </w:rPr>
-          <w:t>મીખાહ 4:6–8</w:t>
-        </w:r>
-      </w:hyperlink>
+      <w:r>
+        <w:rPr>
+          <w:lang w:val="gu_IN" w:bidi="gu_IN"/>
+        </w:rPr>
+        <w:t>પ્રેરિતોના કૃત્યો 15:15–18</w:t>
+      </w:r>
+    </w:p>
+    <w:p>
+      <w:pPr>
+        <w:pStyle w:val="ListBullet"/>
+        <w:spacing w:line="240" w:lineRule="auto"/>
+        <w:ind w:left="720"/>
+      </w:pPr>
+      <w:r>
+        <w:rPr>
+          <w:lang w:val="gu_IN" w:bidi="gu_IN"/>
+        </w:rPr>
+      </w:r>
+      <w:r>
+        <w:rPr>
+          <w:lang w:val="gu_IN" w:bidi="gu_IN"/>
+        </w:rPr>
+        <w:t>આમોસ 9:11–12</w:t>
+      </w:r>
+    </w:p>
+    <w:p>
+      <w:pPr>
+        <w:pStyle w:val="ListBullet"/>
+        <w:spacing w:line="240" w:lineRule="auto"/>
+        <w:ind w:left="720"/>
+      </w:pPr>
+      <w:r>
+        <w:rPr>
+          <w:lang w:val="gu_IN" w:bidi="gu_IN"/>
+        </w:rPr>
+      </w:r>
+      <w:r>
+        <w:rPr>
+          <w:lang w:val="gu_IN" w:bidi="gu_IN"/>
+        </w:rPr>
+        <w:t>હઝકિયેલ 6:8–10</w:t>
+      </w:r>
+    </w:p>
+    <w:p>
+      <w:pPr>
+        <w:pStyle w:val="ListBullet"/>
+        <w:spacing w:line="240" w:lineRule="auto"/>
+        <w:ind w:left="720"/>
+      </w:pPr>
+      <w:r>
+        <w:rPr>
+          <w:lang w:val="gu_IN" w:bidi="gu_IN"/>
+        </w:rPr>
+      </w:r>
+      <w:r>
+        <w:rPr>
+          <w:lang w:val="gu_IN" w:bidi="gu_IN"/>
+        </w:rPr>
+        <w:t>ઉત્પત્તિ 45:7–8</w:t>
+      </w:r>
+    </w:p>
+    <w:p>
+      <w:pPr>
+        <w:pStyle w:val="ListBullet"/>
+        <w:spacing w:line="240" w:lineRule="auto"/>
+        <w:ind w:left="720"/>
+      </w:pPr>
+      <w:r>
+        <w:rPr>
+          <w:lang w:val="gu_IN" w:bidi="gu_IN"/>
+        </w:rPr>
+      </w:r>
+      <w:r>
+        <w:rPr>
+          <w:lang w:val="gu_IN" w:bidi="gu_IN"/>
+        </w:rPr>
+        <w:t>યશાયા 11:10–11</w:t>
+      </w:r>
+    </w:p>
+    <w:p>
+      <w:pPr>
+        <w:pStyle w:val="ListBullet"/>
+        <w:spacing w:line="240" w:lineRule="auto"/>
+        <w:ind w:left="720"/>
+      </w:pPr>
+      <w:r>
+        <w:rPr>
+          <w:lang w:val="gu_IN" w:bidi="gu_IN"/>
+        </w:rPr>
+      </w:r>
+      <w:r>
+        <w:rPr>
+          <w:lang w:val="gu_IN" w:bidi="gu_IN"/>
+        </w:rPr>
+        <w:t>મીખાહ 4:6–8</w:t>
+      </w:r>
     </w:p>
     <w:p>
       <w:pPr>
@@ -16976,138 +15674,102 @@
           <w:lang w:val="gu_IN" w:bidi="gu_IN"/>
         </w:rPr>
       </w:r>
-      <w:hyperlink r:id="rId225">
-        <w:r>
-          <w:rPr>
-            <w:lang w:val="gu_IN" w:bidi="gu_IN"/>
-          </w:rPr>
-          <w:rPr>
-            <w:color w:val="0000EE"/>
-            <w:u w:val="single"/>
-          </w:rPr>
-          <w:t>2 શમુએલ 3: 31–32</w:t>
-        </w:r>
-      </w:hyperlink>
-    </w:p>
-    <w:p>
-      <w:pPr>
-        <w:pStyle w:val="ListBullet"/>
-        <w:spacing w:line="240" w:lineRule="auto"/>
-        <w:ind w:left="720"/>
-      </w:pPr>
-      <w:r>
-        <w:rPr>
-          <w:lang w:val="gu_IN" w:bidi="gu_IN"/>
-        </w:rPr>
-      </w:r>
-      <w:hyperlink r:id="rId226">
-        <w:r>
-          <w:rPr>
-            <w:lang w:val="gu_IN" w:bidi="gu_IN"/>
-          </w:rPr>
-          <w:rPr>
-            <w:color w:val="0000EE"/>
-            <w:u w:val="single"/>
-          </w:rPr>
-          <w:t>ઉત્પતિ 37: 34–36</w:t>
-        </w:r>
-      </w:hyperlink>
-    </w:p>
-    <w:p>
-      <w:pPr>
-        <w:pStyle w:val="ListBullet"/>
-        <w:spacing w:line="240" w:lineRule="auto"/>
-        <w:ind w:left="720"/>
-      </w:pPr>
-      <w:r>
-        <w:rPr>
-          <w:lang w:val="gu_IN" w:bidi="gu_IN"/>
-        </w:rPr>
-      </w:r>
-      <w:hyperlink r:id="rId227">
-        <w:r>
-          <w:rPr>
-            <w:lang w:val="gu_IN" w:bidi="gu_IN"/>
-          </w:rPr>
-          <w:rPr>
-            <w:color w:val="0000EE"/>
-            <w:u w:val="single"/>
-          </w:rPr>
-          <w:t>યોએલ 1: 8–10</w:t>
-        </w:r>
-      </w:hyperlink>
-    </w:p>
-    <w:p>
-      <w:pPr>
-        <w:pStyle w:val="ListBullet"/>
-        <w:spacing w:line="240" w:lineRule="auto"/>
-        <w:ind w:left="720"/>
-      </w:pPr>
-      <w:r>
-        <w:rPr>
-          <w:lang w:val="gu_IN" w:bidi="gu_IN"/>
-        </w:rPr>
-      </w:r>
-      <w:hyperlink r:id="rId228">
-        <w:r>
-          <w:rPr>
-            <w:lang w:val="gu_IN" w:bidi="gu_IN"/>
-          </w:rPr>
-          <w:rPr>
-            <w:color w:val="0000EE"/>
-            <w:u w:val="single"/>
-          </w:rPr>
-          <w:t>યુના 3:4–5</w:t>
-        </w:r>
-      </w:hyperlink>
-    </w:p>
-    <w:p>
-      <w:pPr>
-        <w:pStyle w:val="ListBullet"/>
-        <w:spacing w:line="240" w:lineRule="auto"/>
-        <w:ind w:left="720"/>
-      </w:pPr>
-      <w:r>
-        <w:rPr>
-          <w:lang w:val="gu_IN" w:bidi="gu_IN"/>
-        </w:rPr>
-      </w:r>
-      <w:hyperlink r:id="rId229">
-        <w:r>
-          <w:rPr>
-            <w:lang w:val="gu_IN" w:bidi="gu_IN"/>
-          </w:rPr>
-          <w:rPr>
-            <w:color w:val="0000EE"/>
-            <w:u w:val="single"/>
-          </w:rPr>
-          <w:t>લૂક 10: 13–15</w:t>
-        </w:r>
-      </w:hyperlink>
-    </w:p>
-    <w:p>
-      <w:pPr>
-        <w:pStyle w:val="ListBullet"/>
-        <w:spacing w:line="240" w:lineRule="auto"/>
-        <w:ind w:left="720"/>
-      </w:pPr>
-      <w:r>
-        <w:rPr>
-          <w:lang w:val="gu_IN" w:bidi="gu_IN"/>
-        </w:rPr>
-      </w:r>
-      <w:hyperlink r:id="rId230">
-        <w:r>
-          <w:rPr>
-            <w:lang w:val="gu_IN" w:bidi="gu_IN"/>
-          </w:rPr>
-          <w:rPr>
-            <w:color w:val="0000EE"/>
-            <w:u w:val="single"/>
-          </w:rPr>
-          <w:t>માથ્થી 11: 20–22</w:t>
-        </w:r>
-      </w:hyperlink>
+      <w:r>
+        <w:rPr>
+          <w:lang w:val="gu_IN" w:bidi="gu_IN"/>
+        </w:rPr>
+        <w:t>2 શમુએલ 3: 31–32</w:t>
+      </w:r>
+    </w:p>
+    <w:p>
+      <w:pPr>
+        <w:pStyle w:val="ListBullet"/>
+        <w:spacing w:line="240" w:lineRule="auto"/>
+        <w:ind w:left="720"/>
+      </w:pPr>
+      <w:r>
+        <w:rPr>
+          <w:lang w:val="gu_IN" w:bidi="gu_IN"/>
+        </w:rPr>
+      </w:r>
+      <w:r>
+        <w:rPr>
+          <w:lang w:val="gu_IN" w:bidi="gu_IN"/>
+        </w:rPr>
+        <w:t>ઉત્પતિ 37: 34–36</w:t>
+      </w:r>
+    </w:p>
+    <w:p>
+      <w:pPr>
+        <w:pStyle w:val="ListBullet"/>
+        <w:spacing w:line="240" w:lineRule="auto"/>
+        <w:ind w:left="720"/>
+      </w:pPr>
+      <w:r>
+        <w:rPr>
+          <w:lang w:val="gu_IN" w:bidi="gu_IN"/>
+        </w:rPr>
+      </w:r>
+      <w:r>
+        <w:rPr>
+          <w:lang w:val="gu_IN" w:bidi="gu_IN"/>
+        </w:rPr>
+        <w:t>યોએલ 1: 8–10</w:t>
+      </w:r>
+    </w:p>
+    <w:p>
+      <w:pPr>
+        <w:pStyle w:val="ListBullet"/>
+        <w:spacing w:line="240" w:lineRule="auto"/>
+        <w:ind w:left="720"/>
+      </w:pPr>
+      <w:r>
+        <w:rPr>
+          <w:lang w:val="gu_IN" w:bidi="gu_IN"/>
+        </w:rPr>
+      </w:r>
+      <w:r>
+        <w:rPr>
+          <w:lang w:val="gu_IN" w:bidi="gu_IN"/>
+        </w:rPr>
+        <w:t>યુના 3:4–5</w:t>
+      </w:r>
+    </w:p>
+    <w:p>
+      <w:pPr>
+        <w:pStyle w:val="ListBullet"/>
+        <w:spacing w:line="240" w:lineRule="auto"/>
+        <w:ind w:left="720"/>
+      </w:pPr>
+      <w:r>
+        <w:rPr>
+          <w:lang w:val="gu_IN" w:bidi="gu_IN"/>
+        </w:rPr>
+      </w:r>
+      <w:r>
+        <w:rPr>
+          <w:lang w:val="gu_IN" w:bidi="gu_IN"/>
+        </w:rPr>
+        <w:t>લૂક 10: 13–15</w:t>
+      </w:r>
+    </w:p>
+    <w:p>
+      <w:pPr>
+        <w:pStyle w:val="ListBullet"/>
+        <w:spacing w:line="240" w:lineRule="auto"/>
+        <w:ind w:left="720"/>
+      </w:pPr>
+      <w:r>
+        <w:rPr>
+          <w:lang w:val="gu_IN" w:bidi="gu_IN"/>
+        </w:rPr>
+      </w:r>
+      <w:r>
+        <w:rPr>
+          <w:lang w:val="gu_IN" w:bidi="gu_IN"/>
+        </w:rPr>
+        <w:t>માથ્થી 11: 20–22</w:t>
+      </w:r>
     </w:p>
     <w:p>
       <w:pPr>
@@ -17379,114 +16041,84 @@
           <w:lang w:val="gu_IN" w:bidi="gu_IN"/>
         </w:rPr>
       </w:r>
-      <w:hyperlink r:id="rId231">
-        <w:r>
-          <w:rPr>
-            <w:lang w:val="gu_IN" w:bidi="gu_IN"/>
-          </w:rPr>
-          <w:rPr>
-            <w:color w:val="0000EE"/>
-            <w:u w:val="single"/>
-          </w:rPr>
-          <w:t>1 કાળુવૃતાંત 10:13–14</w:t>
-        </w:r>
-      </w:hyperlink>
-    </w:p>
-    <w:p>
-      <w:pPr>
-        <w:pStyle w:val="ListBullet"/>
-        <w:spacing w:line="240" w:lineRule="auto"/>
-        <w:ind w:left="720"/>
-      </w:pPr>
-      <w:r>
-        <w:rPr>
-          <w:lang w:val="gu_IN" w:bidi="gu_IN"/>
-        </w:rPr>
-      </w:r>
-      <w:hyperlink r:id="rId232">
-        <w:r>
-          <w:rPr>
-            <w:lang w:val="gu_IN" w:bidi="gu_IN"/>
-          </w:rPr>
-          <w:rPr>
-            <w:color w:val="0000EE"/>
-            <w:u w:val="single"/>
-          </w:rPr>
-          <w:t>પ્રેરિતોના કૃત્યો 17:26–27</w:t>
-        </w:r>
-      </w:hyperlink>
-    </w:p>
-    <w:p>
-      <w:pPr>
-        <w:pStyle w:val="ListBullet"/>
-        <w:spacing w:line="240" w:lineRule="auto"/>
-        <w:ind w:left="720"/>
-      </w:pPr>
-      <w:r>
-        <w:rPr>
-          <w:lang w:val="gu_IN" w:bidi="gu_IN"/>
-        </w:rPr>
-      </w:r>
-      <w:hyperlink r:id="rId233">
-        <w:r>
-          <w:rPr>
-            <w:lang w:val="gu_IN" w:bidi="gu_IN"/>
-          </w:rPr>
-          <w:rPr>
-            <w:color w:val="0000EE"/>
-            <w:u w:val="single"/>
-          </w:rPr>
-          <w:t>હિબ્રુઓ 11:5–6</w:t>
-        </w:r>
-      </w:hyperlink>
-    </w:p>
-    <w:p>
-      <w:pPr>
-        <w:pStyle w:val="ListBullet"/>
-        <w:spacing w:line="240" w:lineRule="auto"/>
-        <w:ind w:left="720"/>
-      </w:pPr>
-      <w:r>
-        <w:rPr>
-          <w:lang w:val="gu_IN" w:bidi="gu_IN"/>
-        </w:rPr>
-      </w:r>
-      <w:hyperlink r:id="rId234">
-        <w:r>
-          <w:rPr>
-            <w:lang w:val="gu_IN" w:bidi="gu_IN"/>
-          </w:rPr>
-          <w:rPr>
-            <w:color w:val="0000EE"/>
-            <w:u w:val="single"/>
-          </w:rPr>
-          <w:t>લૂક 11:9–10</w:t>
-        </w:r>
-      </w:hyperlink>
-    </w:p>
-    <w:p>
-      <w:pPr>
-        <w:pStyle w:val="ListBullet"/>
-        <w:spacing w:line="240" w:lineRule="auto"/>
-        <w:ind w:left="720"/>
-      </w:pPr>
-      <w:r>
-        <w:rPr>
-          <w:lang w:val="gu_IN" w:bidi="gu_IN"/>
-        </w:rPr>
-      </w:r>
-      <w:hyperlink r:id="rId235">
-        <w:r>
-          <w:rPr>
-            <w:lang w:val="gu_IN" w:bidi="gu_IN"/>
-          </w:rPr>
-          <w:rPr>
-            <w:color w:val="0000EE"/>
-            <w:u w:val="single"/>
-          </w:rPr>
-          <w:t>ગીતશાસ્ત્ર 27:7–8</w:t>
-        </w:r>
-      </w:hyperlink>
+      <w:r>
+        <w:rPr>
+          <w:lang w:val="gu_IN" w:bidi="gu_IN"/>
+        </w:rPr>
+        <w:t>1 કાળુવૃતાંત 10:13–14</w:t>
+      </w:r>
+    </w:p>
+    <w:p>
+      <w:pPr>
+        <w:pStyle w:val="ListBullet"/>
+        <w:spacing w:line="240" w:lineRule="auto"/>
+        <w:ind w:left="720"/>
+      </w:pPr>
+      <w:r>
+        <w:rPr>
+          <w:lang w:val="gu_IN" w:bidi="gu_IN"/>
+        </w:rPr>
+      </w:r>
+      <w:r>
+        <w:rPr>
+          <w:lang w:val="gu_IN" w:bidi="gu_IN"/>
+        </w:rPr>
+        <w:t>પ્રેરિતોના કૃત્યો 17:26–27</w:t>
+      </w:r>
+    </w:p>
+    <w:p>
+      <w:pPr>
+        <w:pStyle w:val="ListBullet"/>
+        <w:spacing w:line="240" w:lineRule="auto"/>
+        <w:ind w:left="720"/>
+      </w:pPr>
+      <w:r>
+        <w:rPr>
+          <w:lang w:val="gu_IN" w:bidi="gu_IN"/>
+        </w:rPr>
+      </w:r>
+      <w:r>
+        <w:rPr>
+          <w:lang w:val="gu_IN" w:bidi="gu_IN"/>
+        </w:rPr>
+        <w:t>હિબ્રુઓ 11:5–6</w:t>
+      </w:r>
+    </w:p>
+    <w:p>
+      <w:pPr>
+        <w:pStyle w:val="ListBullet"/>
+        <w:spacing w:line="240" w:lineRule="auto"/>
+        <w:ind w:left="720"/>
+      </w:pPr>
+      <w:r>
+        <w:rPr>
+          <w:lang w:val="gu_IN" w:bidi="gu_IN"/>
+        </w:rPr>
+      </w:r>
+      <w:r>
+        <w:rPr>
+          <w:lang w:val="gu_IN" w:bidi="gu_IN"/>
+        </w:rPr>
+        <w:t>લૂક 11:9–10</w:t>
+      </w:r>
+    </w:p>
+    <w:p>
+      <w:pPr>
+        <w:pStyle w:val="ListBullet"/>
+        <w:spacing w:line="240" w:lineRule="auto"/>
+        <w:ind w:left="720"/>
+      </w:pPr>
+      <w:r>
+        <w:rPr>
+          <w:lang w:val="gu_IN" w:bidi="gu_IN"/>
+        </w:rPr>
+      </w:r>
+      <w:r>
+        <w:rPr>
+          <w:lang w:val="gu_IN" w:bidi="gu_IN"/>
+        </w:rPr>
+        <w:t>ગીતશાસ્ત્ર 27:7–8</w:t>
+      </w:r>
     </w:p>
     <w:p>
       <w:pPr>
